--- a/3-能力管理/运行记录类文件/030200-2025年度运维服务能力管理指标体系.docx
+++ b/3-能力管理/运行记录类文件/030200-2025年度运维服务能力管理指标体系.docx
@@ -2,6 +2,12 @@
 <file path=word/document.xml><?xml version="1.0" encoding="utf-8"?>
 <w:document xmlns:wpc="http://schemas.microsoft.com/office/word/2010/wordprocessingCanvas" xmlns:mc="http://schemas.openxmlformats.org/markup-compatibility/2006" xmlns:o="urn:schemas-microsoft-com:office:office" xmlns:r="http://schemas.openxmlformats.org/officeDocument/2006/relationships" xmlns:m="http://schemas.openxmlformats.org/officeDocument/2006/math" xmlns:v="urn:schemas-microsoft-com:vml" xmlns:wp14="http://schemas.microsoft.com/office/word/2010/wordprocessingDrawing" xmlns:wp="http://schemas.openxmlformats.org/drawingml/2006/wordprocessingDrawing" xmlns:w="http://schemas.openxmlformats.org/wordprocessingml/2006/main" xmlns:w14="http://schemas.microsoft.com/office/word/2010/wordml" xmlns:w10="urn:schemas-microsoft-com:office:word" xmlns:w15="http://schemas.microsoft.com/office/word/2012/wordml" xmlns:wpg="http://schemas.microsoft.com/office/word/2010/wordprocessingGroup" xmlns:wpi="http://schemas.microsoft.com/office/word/2010/wordprocessingInk" xmlns:wne="http://schemas.microsoft.com/office/word/2006/wordml" xmlns:wps="http://schemas.microsoft.com/office/word/2010/wordprocessingShape" xmlns:wpsCustomData="http://www.wps.cn/officeDocument/2013/wpsCustomData" mc:Ignorable="w14 w15 wp14">
   <w:body>
+    <w:p>
+      <w:pPr>
+        <w:pStyle w:val="27"/>
+        <w:bidi w:val="0"/>
+      </w:pPr>
+    </w:p>
     <w:p>
       <w:pPr>
         <w:pStyle w:val="27"/>
@@ -86,11 +92,6 @@
         <w:t>文档信息</w:t>
       </w:r>
     </w:p>
-    <w:p>
-      <w:pPr>
-        <w:spacing w:line="131" w:lineRule="exact"/>
-      </w:pPr>
-    </w:p>
     <w:tbl>
       <w:tblPr>
         <w:tblStyle w:val="24"/>
@@ -824,11 +825,6 @@
         </w:sectPr>
       </w:pPr>
     </w:p>
-    <w:p>
-      <w:pPr>
-        <w:spacing w:line="150" w:lineRule="exact"/>
-      </w:pPr>
-    </w:p>
     <w:tbl>
       <w:tblPr>
         <w:tblStyle w:val="24"/>
@@ -853,11 +849,11 @@
       <w:tblGrid>
         <w:gridCol w:w="624"/>
         <w:gridCol w:w="670"/>
-        <w:gridCol w:w="1557"/>
-        <w:gridCol w:w="2974"/>
-        <w:gridCol w:w="991"/>
-        <w:gridCol w:w="1275"/>
-        <w:gridCol w:w="1279"/>
+        <w:gridCol w:w="1948"/>
+        <w:gridCol w:w="3828"/>
+        <w:gridCol w:w="480"/>
+        <w:gridCol w:w="1032"/>
+        <w:gridCol w:w="788"/>
       </w:tblGrid>
       <w:tr>
         <w:tblPrEx>
@@ -971,8 +967,8 @@
               <w:spacing w:before="134" w:line="222" w:lineRule="auto"/>
               <w:ind w:left="431"/>
               <w:rPr>
-                <w:sz w:val="22"/>
-                <w:szCs w:val="22"/>
+                <w:sz w:val="18"/>
+                <w:szCs w:val="18"/>
               </w:rPr>
             </w:pPr>
             <w:r>
@@ -980,8 +976,8 @@
                 <w:b/>
                 <w:bCs/>
                 <w:spacing w:val="-6"/>
-                <w:sz w:val="22"/>
-                <w:szCs w:val="22"/>
+                <w:sz w:val="18"/>
+                <w:szCs w:val="18"/>
               </w:rPr>
               <w:t>名称</w:t>
             </w:r>
@@ -989,7 +985,7 @@
         </w:tc>
         <w:tc>
           <w:tcPr>
-            <w:tcW w:w="1557" w:type="dxa"/>
+            <w:tcW w:w="1948" w:type="dxa"/>
             <w:shd w:val="clear" w:color="auto" w:fill="BFBFBF"/>
           </w:tcPr>
           <w:p>
@@ -998,8 +994,8 @@
               <w:spacing w:before="204" w:line="180" w:lineRule="auto"/>
               <w:ind w:left="611"/>
               <w:rPr>
-                <w:sz w:val="22"/>
-                <w:szCs w:val="22"/>
+                <w:sz w:val="18"/>
+                <w:szCs w:val="18"/>
               </w:rPr>
             </w:pPr>
             <w:r>
@@ -1007,8 +1003,8 @@
                 <w:b/>
                 <w:bCs/>
                 <w:spacing w:val="-4"/>
-                <w:sz w:val="22"/>
-                <w:szCs w:val="22"/>
+                <w:sz w:val="18"/>
+                <w:szCs w:val="18"/>
               </w:rPr>
               <w:t>KPI</w:t>
             </w:r>
@@ -1016,7 +1012,7 @@
         </w:tc>
         <w:tc>
           <w:tcPr>
-            <w:tcW w:w="2974" w:type="dxa"/>
+            <w:tcW w:w="3828" w:type="dxa"/>
             <w:shd w:val="clear" w:color="auto" w:fill="BFBFBF"/>
           </w:tcPr>
           <w:p>
@@ -1025,8 +1021,8 @@
               <w:spacing w:before="134" w:line="220" w:lineRule="auto"/>
               <w:ind w:left="776"/>
               <w:rPr>
-                <w:sz w:val="22"/>
-                <w:szCs w:val="22"/>
+                <w:sz w:val="18"/>
+                <w:szCs w:val="18"/>
               </w:rPr>
             </w:pPr>
             <w:r>
@@ -1034,8 +1030,8 @@
                 <w:b/>
                 <w:bCs/>
                 <w:spacing w:val="-4"/>
-                <w:sz w:val="22"/>
-                <w:szCs w:val="22"/>
+                <w:sz w:val="18"/>
+                <w:szCs w:val="18"/>
               </w:rPr>
               <w:t>计算公式/方法</w:t>
             </w:r>
@@ -1043,17 +1039,18 @@
         </w:tc>
         <w:tc>
           <w:tcPr>
-            <w:tcW w:w="991" w:type="dxa"/>
+            <w:tcW w:w="480" w:type="dxa"/>
             <w:shd w:val="clear" w:color="auto" w:fill="BFBFBF"/>
           </w:tcPr>
           <w:p>
             <w:pPr>
               <w:pStyle w:val="25"/>
               <w:spacing w:before="135" w:line="220" w:lineRule="auto"/>
-              <w:ind w:left="282"/>
-              <w:rPr>
-                <w:sz w:val="22"/>
-                <w:szCs w:val="22"/>
+              <w:ind w:left="0" w:leftChars="0" w:right="0" w:rightChars="0" w:firstLine="0" w:firstLineChars="0"/>
+              <w:jc w:val="center"/>
+              <w:rPr>
+                <w:sz w:val="18"/>
+                <w:szCs w:val="18"/>
               </w:rPr>
             </w:pPr>
             <w:r>
@@ -1061,8 +1058,8 @@
                 <w:b/>
                 <w:bCs/>
                 <w:spacing w:val="-5"/>
-                <w:sz w:val="22"/>
-                <w:szCs w:val="22"/>
+                <w:sz w:val="18"/>
+                <w:szCs w:val="18"/>
               </w:rPr>
               <w:t>频度</w:t>
             </w:r>
@@ -1070,16 +1067,18 @@
         </w:tc>
         <w:tc>
           <w:tcPr>
-            <w:tcW w:w="1275" w:type="dxa"/>
+            <w:tcW w:w="1032" w:type="dxa"/>
             <w:shd w:val="clear" w:color="auto" w:fill="BFBFBF"/>
           </w:tcPr>
           <w:p>
             <w:pPr>
               <w:pStyle w:val="25"/>
               <w:spacing w:before="134" w:line="220" w:lineRule="auto"/>
-              <w:rPr>
-                <w:sz w:val="22"/>
-                <w:szCs w:val="22"/>
+              <w:ind w:left="0" w:leftChars="0" w:right="0" w:rightChars="0" w:firstLine="0" w:firstLineChars="0"/>
+              <w:jc w:val="center"/>
+              <w:rPr>
+                <w:sz w:val="18"/>
+                <w:szCs w:val="18"/>
               </w:rPr>
             </w:pPr>
             <w:r>
@@ -1087,8 +1086,8 @@
                 <w:b/>
                 <w:bCs/>
                 <w:spacing w:val="-6"/>
-                <w:sz w:val="22"/>
-                <w:szCs w:val="22"/>
+                <w:sz w:val="18"/>
+                <w:szCs w:val="18"/>
               </w:rPr>
               <w:t>责任部门</w:t>
             </w:r>
@@ -1096,17 +1095,18 @@
         </w:tc>
         <w:tc>
           <w:tcPr>
-            <w:tcW w:w="1279" w:type="dxa"/>
+            <w:tcW w:w="788" w:type="dxa"/>
             <w:shd w:val="clear" w:color="auto" w:fill="BFBFBF"/>
           </w:tcPr>
           <w:p>
             <w:pPr>
               <w:pStyle w:val="25"/>
               <w:spacing w:before="134" w:line="220" w:lineRule="auto"/>
-              <w:ind w:left="357"/>
-              <w:rPr>
-                <w:sz w:val="22"/>
-                <w:szCs w:val="22"/>
+              <w:ind w:left="0" w:leftChars="0" w:right="0" w:rightChars="0" w:firstLine="0" w:firstLineChars="0"/>
+              <w:jc w:val="center"/>
+              <w:rPr>
+                <w:sz w:val="18"/>
+                <w:szCs w:val="18"/>
               </w:rPr>
             </w:pPr>
             <w:r>
@@ -1114,8 +1114,8 @@
                 <w:b/>
                 <w:bCs/>
                 <w:spacing w:val="-14"/>
-                <w:sz w:val="22"/>
-                <w:szCs w:val="22"/>
+                <w:sz w:val="18"/>
+                <w:szCs w:val="18"/>
               </w:rPr>
               <w:t>目标值</w:t>
             </w:r>
@@ -1140,7 +1140,7 @@
           </w:tblCellMar>
         </w:tblPrEx>
         <w:trPr>
-          <w:trHeight w:val="652" w:hRule="atLeast"/>
+          <w:trHeight w:val="476" w:hRule="atLeast"/>
           <w:jc w:val="center"/>
         </w:trPr>
         <w:tc>
@@ -1148,6 +1148,7 @@
             <w:tcW w:w="1294" w:type="dxa"/>
             <w:gridSpan w:val="2"/>
             <w:vMerge w:val="restart"/>
+            <w:vAlign w:val="center"/>
           </w:tcPr>
           <w:p>
             <w:pPr>
@@ -1173,7 +1174,7 @@
         </w:tc>
         <w:tc>
           <w:tcPr>
-            <w:tcW w:w="1557" w:type="dxa"/>
+            <w:tcW w:w="1948" w:type="dxa"/>
             <w:shd w:val="clear" w:color="auto" w:fill="auto"/>
             <w:vAlign w:val="top"/>
           </w:tcPr>
@@ -1206,7 +1207,7 @@
         </w:tc>
         <w:tc>
           <w:tcPr>
-            <w:tcW w:w="2974" w:type="dxa"/>
+            <w:tcW w:w="3828" w:type="dxa"/>
             <w:shd w:val="clear" w:color="auto" w:fill="auto"/>
             <w:vAlign w:val="top"/>
           </w:tcPr>
@@ -1231,45 +1232,15 @@
                 <w:spacing w:val="-2"/>
                 <w:sz w:val="18"/>
                 <w:szCs w:val="18"/>
-                <w:lang w:eastAsia="zh-CN"/>
-              </w:rPr>
-              <w:t>（</w:t>
-            </w:r>
-            <w:r>
-              <w:rPr>
-                <w:rFonts w:hint="eastAsia"/>
-                <w:spacing w:val="-2"/>
-                <w:sz w:val="18"/>
-                <w:szCs w:val="18"/>
-                <w:lang w:val="en-US" w:eastAsia="zh-CN"/>
-              </w:rPr>
-              <w:t>实际到岗人数</w:t>
-            </w:r>
-            <w:r>
-              <w:rPr>
-                <w:rFonts w:hint="eastAsia"/>
-                <w:spacing w:val="-2"/>
-                <w:sz w:val="18"/>
-                <w:szCs w:val="18"/>
-                <w:lang w:eastAsia="zh-CN"/>
-              </w:rPr>
-              <w:t>）</w:t>
-            </w:r>
-            <w:r>
-              <w:rPr>
-                <w:rFonts w:hint="eastAsia"/>
-                <w:spacing w:val="-2"/>
-                <w:sz w:val="18"/>
-                <w:szCs w:val="18"/>
-                <w:lang w:val="en-US" w:eastAsia="zh-CN"/>
-              </w:rPr>
-              <w:t>/应到岗人数*100%</w:t>
-            </w:r>
-          </w:p>
-        </w:tc>
-        <w:tc>
-          <w:tcPr>
-            <w:tcW w:w="991" w:type="dxa"/>
+                <w:lang w:val="en-US" w:eastAsia="zh-CN"/>
+              </w:rPr>
+              <w:t>实际到岗人数/应到岗人数*100%</w:t>
+            </w:r>
+          </w:p>
+        </w:tc>
+        <w:tc>
+          <w:tcPr>
+            <w:tcW w:w="480" w:type="dxa"/>
             <w:shd w:val="clear" w:color="auto" w:fill="auto"/>
             <w:vAlign w:val="top"/>
           </w:tcPr>
@@ -1277,7 +1248,8 @@
             <w:pPr>
               <w:pStyle w:val="25"/>
               <w:spacing w:before="59" w:line="220" w:lineRule="auto"/>
-              <w:ind w:left="231" w:leftChars="0"/>
+              <w:ind w:left="0" w:leftChars="0" w:right="0" w:rightChars="0" w:firstLine="0" w:firstLineChars="0"/>
+              <w:jc w:val="center"/>
               <w:rPr>
                 <w:rFonts w:hint="eastAsia" w:ascii="宋体" w:hAnsi="宋体" w:eastAsia="宋体" w:cs="宋体"/>
                 <w:snapToGrid w:val="0"/>
@@ -1297,13 +1269,13 @@
                 <w:szCs w:val="18"/>
                 <w:lang w:val="en-US" w:eastAsia="zh-CN"/>
               </w:rPr>
-              <w:t>按季度</w:t>
-            </w:r>
-          </w:p>
-        </w:tc>
-        <w:tc>
-          <w:tcPr>
-            <w:tcW w:w="1275" w:type="dxa"/>
+              <w:t>季度</w:t>
+            </w:r>
+          </w:p>
+        </w:tc>
+        <w:tc>
+          <w:tcPr>
+            <w:tcW w:w="1032" w:type="dxa"/>
             <w:shd w:val="clear" w:color="auto" w:fill="auto"/>
             <w:vAlign w:val="top"/>
           </w:tcPr>
@@ -1311,7 +1283,8 @@
             <w:pPr>
               <w:pStyle w:val="25"/>
               <w:spacing w:before="59" w:line="220" w:lineRule="auto"/>
-              <w:ind w:left="194" w:leftChars="0"/>
+              <w:ind w:left="0" w:leftChars="0" w:right="0" w:rightChars="0" w:firstLine="0" w:firstLineChars="0"/>
+              <w:jc w:val="center"/>
               <w:rPr>
                 <w:rFonts w:hint="eastAsia" w:ascii="宋体" w:hAnsi="宋体" w:eastAsia="宋体" w:cs="宋体"/>
                 <w:snapToGrid w:val="0"/>
@@ -1337,7 +1310,7 @@
         </w:tc>
         <w:tc>
           <w:tcPr>
-            <w:tcW w:w="1279" w:type="dxa"/>
+            <w:tcW w:w="788" w:type="dxa"/>
             <w:shd w:val="clear" w:color="auto" w:fill="auto"/>
             <w:vAlign w:val="top"/>
           </w:tcPr>
@@ -1345,7 +1318,8 @@
             <w:pPr>
               <w:pStyle w:val="25"/>
               <w:spacing w:before="58"/>
-              <w:ind w:left="477" w:leftChars="0"/>
+              <w:ind w:left="0" w:leftChars="0" w:right="0" w:rightChars="0" w:firstLine="0" w:firstLineChars="0"/>
+              <w:jc w:val="center"/>
               <w:rPr>
                 <w:rFonts w:ascii="宋体" w:hAnsi="宋体" w:eastAsia="宋体" w:cs="宋体"/>
                 <w:snapToGrid w:val="0"/>
@@ -1404,7 +1378,7 @@
           </w:tblCellMar>
         </w:tblPrEx>
         <w:trPr>
-          <w:trHeight w:val="652" w:hRule="atLeast"/>
+          <w:trHeight w:val="486" w:hRule="atLeast"/>
           <w:jc w:val="center"/>
         </w:trPr>
         <w:tc>
@@ -1428,13 +1402,12 @@
         </w:tc>
         <w:tc>
           <w:tcPr>
-            <w:tcW w:w="1557" w:type="dxa"/>
+            <w:tcW w:w="1948" w:type="dxa"/>
           </w:tcPr>
           <w:p>
             <w:pPr>
               <w:pStyle w:val="25"/>
               <w:spacing w:before="232" w:line="220" w:lineRule="auto"/>
-              <w:ind w:left="149"/>
               <w:rPr>
                 <w:sz w:val="18"/>
                 <w:szCs w:val="18"/>
@@ -1452,7 +1425,7 @@
         </w:tc>
         <w:tc>
           <w:tcPr>
-            <w:tcW w:w="2974" w:type="dxa"/>
+            <w:tcW w:w="3828" w:type="dxa"/>
           </w:tcPr>
           <w:p>
             <w:pPr>
@@ -1483,37 +1456,39 @@
         </w:tc>
         <w:tc>
           <w:tcPr>
-            <w:tcW w:w="991" w:type="dxa"/>
+            <w:tcW w:w="480" w:type="dxa"/>
           </w:tcPr>
           <w:p>
             <w:pPr>
               <w:pStyle w:val="25"/>
               <w:spacing w:before="232" w:line="220" w:lineRule="auto"/>
-              <w:ind w:left="321" w:leftChars="0"/>
-              <w:rPr>
-                <w:sz w:val="18"/>
-                <w:szCs w:val="18"/>
-              </w:rPr>
-            </w:pPr>
-            <w:r>
-              <w:rPr>
-                <w:spacing w:val="-2"/>
-                <w:sz w:val="18"/>
-                <w:szCs w:val="18"/>
-              </w:rPr>
-              <w:t>按季度</w:t>
-            </w:r>
-          </w:p>
-        </w:tc>
-        <w:tc>
-          <w:tcPr>
-            <w:tcW w:w="1275" w:type="dxa"/>
+              <w:ind w:left="0" w:leftChars="0" w:right="0" w:rightChars="0" w:firstLine="0" w:firstLineChars="0"/>
+              <w:jc w:val="center"/>
+              <w:rPr>
+                <w:sz w:val="18"/>
+                <w:szCs w:val="18"/>
+              </w:rPr>
+            </w:pPr>
+            <w:r>
+              <w:rPr>
+                <w:spacing w:val="-2"/>
+                <w:sz w:val="18"/>
+                <w:szCs w:val="18"/>
+              </w:rPr>
+              <w:t>季度</w:t>
+            </w:r>
+          </w:p>
+        </w:tc>
+        <w:tc>
+          <w:tcPr>
+            <w:tcW w:w="1032" w:type="dxa"/>
           </w:tcPr>
           <w:p>
             <w:pPr>
               <w:pStyle w:val="25"/>
               <w:spacing w:before="232" w:line="220" w:lineRule="auto"/>
-              <w:ind w:left="114"/>
+              <w:ind w:left="0" w:leftChars="0" w:right="0" w:rightChars="0" w:firstLine="0" w:firstLineChars="0"/>
+              <w:jc w:val="center"/>
               <w:rPr>
                 <w:sz w:val="18"/>
                 <w:szCs w:val="18"/>
@@ -1531,13 +1506,14 @@
         </w:tc>
         <w:tc>
           <w:tcPr>
-            <w:tcW w:w="1279" w:type="dxa"/>
+            <w:tcW w:w="788" w:type="dxa"/>
           </w:tcPr>
           <w:p>
             <w:pPr>
               <w:pStyle w:val="25"/>
               <w:spacing w:before="258"/>
-              <w:ind w:left="477"/>
+              <w:ind w:left="0" w:leftChars="0" w:right="0" w:rightChars="0" w:firstLine="0" w:firstLineChars="0"/>
+              <w:jc w:val="center"/>
               <w:rPr>
                 <w:sz w:val="18"/>
                 <w:szCs w:val="18"/>
@@ -1572,7 +1548,7 @@
           </w:tblCellMar>
         </w:tblPrEx>
         <w:trPr>
-          <w:trHeight w:val="664" w:hRule="atLeast"/>
+          <w:trHeight w:val="342" w:hRule="atLeast"/>
           <w:jc w:val="center"/>
         </w:trPr>
         <w:tc>
@@ -1592,13 +1568,12 @@
         </w:tc>
         <w:tc>
           <w:tcPr>
-            <w:tcW w:w="1557" w:type="dxa"/>
+            <w:tcW w:w="1948" w:type="dxa"/>
           </w:tcPr>
           <w:p>
             <w:pPr>
               <w:pStyle w:val="25"/>
               <w:spacing w:before="59" w:line="220" w:lineRule="auto"/>
-              <w:ind w:left="149"/>
               <w:rPr>
                 <w:sz w:val="18"/>
                 <w:szCs w:val="18"/>
@@ -1616,7 +1591,7 @@
         </w:tc>
         <w:tc>
           <w:tcPr>
-            <w:tcW w:w="2974" w:type="dxa"/>
+            <w:tcW w:w="3828" w:type="dxa"/>
           </w:tcPr>
           <w:p>
             <w:pPr>
@@ -1638,37 +1613,39 @@
         </w:tc>
         <w:tc>
           <w:tcPr>
-            <w:tcW w:w="991" w:type="dxa"/>
+            <w:tcW w:w="480" w:type="dxa"/>
           </w:tcPr>
           <w:p>
             <w:pPr>
               <w:pStyle w:val="25"/>
               <w:spacing w:before="59" w:line="220" w:lineRule="auto"/>
-              <w:ind w:left="231" w:leftChars="0"/>
-              <w:rPr>
-                <w:sz w:val="18"/>
-                <w:szCs w:val="18"/>
-              </w:rPr>
-            </w:pPr>
-            <w:r>
-              <w:rPr>
-                <w:spacing w:val="-2"/>
-                <w:sz w:val="18"/>
-                <w:szCs w:val="18"/>
-              </w:rPr>
-              <w:t>按季度</w:t>
-            </w:r>
-          </w:p>
-        </w:tc>
-        <w:tc>
-          <w:tcPr>
-            <w:tcW w:w="1275" w:type="dxa"/>
+              <w:ind w:left="0" w:leftChars="0" w:right="0" w:rightChars="0" w:firstLine="0" w:firstLineChars="0"/>
+              <w:jc w:val="center"/>
+              <w:rPr>
+                <w:sz w:val="18"/>
+                <w:szCs w:val="18"/>
+              </w:rPr>
+            </w:pPr>
+            <w:r>
+              <w:rPr>
+                <w:spacing w:val="-2"/>
+                <w:sz w:val="18"/>
+                <w:szCs w:val="18"/>
+              </w:rPr>
+              <w:t>季度</w:t>
+            </w:r>
+          </w:p>
+        </w:tc>
+        <w:tc>
+          <w:tcPr>
+            <w:tcW w:w="1032" w:type="dxa"/>
           </w:tcPr>
           <w:p>
             <w:pPr>
               <w:pStyle w:val="25"/>
               <w:spacing w:before="59" w:line="220" w:lineRule="auto"/>
-              <w:ind w:left="194"/>
+              <w:ind w:left="0" w:leftChars="0" w:right="0" w:rightChars="0" w:firstLine="0" w:firstLineChars="0"/>
+              <w:jc w:val="center"/>
               <w:rPr>
                 <w:sz w:val="18"/>
                 <w:szCs w:val="18"/>
@@ -1686,13 +1663,14 @@
         </w:tc>
         <w:tc>
           <w:tcPr>
-            <w:tcW w:w="1279" w:type="dxa"/>
+            <w:tcW w:w="788" w:type="dxa"/>
           </w:tcPr>
           <w:p>
             <w:pPr>
               <w:pStyle w:val="25"/>
               <w:spacing w:before="58"/>
-              <w:ind w:left="477"/>
+              <w:ind w:left="0" w:leftChars="0" w:right="0" w:rightChars="0" w:firstLine="0" w:firstLineChars="0"/>
+              <w:jc w:val="center"/>
               <w:rPr>
                 <w:sz w:val="18"/>
                 <w:szCs w:val="18"/>
@@ -1748,7 +1726,7 @@
         </w:tc>
         <w:tc>
           <w:tcPr>
-            <w:tcW w:w="1557" w:type="dxa"/>
+            <w:tcW w:w="1948" w:type="dxa"/>
             <w:shd w:val="clear" w:color="auto" w:fill="auto"/>
           </w:tcPr>
           <w:p>
@@ -1780,7 +1758,7 @@
         </w:tc>
         <w:tc>
           <w:tcPr>
-            <w:tcW w:w="2974" w:type="dxa"/>
+            <w:tcW w:w="3828" w:type="dxa"/>
             <w:shd w:val="clear" w:color="auto" w:fill="auto"/>
           </w:tcPr>
           <w:p>
@@ -1799,31 +1777,23 @@
                 <w:rFonts w:hint="eastAsia"/>
                 <w:sz w:val="18"/>
                 <w:szCs w:val="18"/>
-                <w:lang w:eastAsia="zh-CN"/>
-              </w:rPr>
-              <w:t>（</w:t>
-            </w:r>
-            <w:r>
-              <w:rPr>
-                <w:rFonts w:hint="eastAsia"/>
-                <w:sz w:val="18"/>
-                <w:szCs w:val="18"/>
-                <w:lang w:val="en-US" w:eastAsia="zh-CN"/>
-              </w:rPr>
-              <w:t>考核合格人数)/考核总人数*100%</w:t>
-            </w:r>
-          </w:p>
-        </w:tc>
-        <w:tc>
-          <w:tcPr>
-            <w:tcW w:w="991" w:type="dxa"/>
+                <w:lang w:val="en-US" w:eastAsia="zh-CN"/>
+              </w:rPr>
+              <w:t>考核合格人数/考核总人数*100%</w:t>
+            </w:r>
+          </w:p>
+        </w:tc>
+        <w:tc>
+          <w:tcPr>
+            <w:tcW w:w="480" w:type="dxa"/>
             <w:shd w:val="clear" w:color="auto" w:fill="auto"/>
           </w:tcPr>
           <w:p>
             <w:pPr>
               <w:pStyle w:val="25"/>
               <w:spacing w:before="59" w:line="220" w:lineRule="auto"/>
-              <w:ind w:left="231" w:leftChars="0"/>
+              <w:ind w:left="0" w:leftChars="0" w:right="0" w:rightChars="0" w:firstLine="0" w:firstLineChars="0"/>
+              <w:jc w:val="center"/>
               <w:rPr>
                 <w:rFonts w:hint="default" w:ascii="宋体" w:hAnsi="宋体" w:eastAsia="宋体" w:cs="宋体"/>
                 <w:snapToGrid w:val="0"/>
@@ -1843,20 +1813,21 @@
                 <w:szCs w:val="18"/>
                 <w:lang w:val="en-US" w:eastAsia="zh-CN"/>
               </w:rPr>
-              <w:t>按月度</w:t>
-            </w:r>
-          </w:p>
-        </w:tc>
-        <w:tc>
-          <w:tcPr>
-            <w:tcW w:w="1275" w:type="dxa"/>
+              <w:t>月度</w:t>
+            </w:r>
+          </w:p>
+        </w:tc>
+        <w:tc>
+          <w:tcPr>
+            <w:tcW w:w="1032" w:type="dxa"/>
             <w:shd w:val="clear" w:color="auto" w:fill="auto"/>
           </w:tcPr>
           <w:p>
             <w:pPr>
               <w:pStyle w:val="25"/>
               <w:spacing w:before="59" w:line="220" w:lineRule="auto"/>
-              <w:ind w:left="194" w:leftChars="0"/>
+              <w:ind w:left="0" w:leftChars="0" w:right="0" w:rightChars="0" w:firstLine="0" w:firstLineChars="0"/>
+              <w:jc w:val="center"/>
               <w:rPr>
                 <w:rFonts w:hint="eastAsia" w:ascii="宋体" w:hAnsi="宋体" w:eastAsia="宋体" w:cs="宋体"/>
                 <w:snapToGrid w:val="0"/>
@@ -1882,14 +1853,15 @@
         </w:tc>
         <w:tc>
           <w:tcPr>
-            <w:tcW w:w="1279" w:type="dxa"/>
+            <w:tcW w:w="788" w:type="dxa"/>
             <w:shd w:val="clear" w:color="auto" w:fill="auto"/>
           </w:tcPr>
           <w:p>
             <w:pPr>
               <w:pStyle w:val="25"/>
               <w:spacing w:before="58"/>
-              <w:ind w:left="477" w:leftChars="0"/>
+              <w:ind w:left="0" w:leftChars="0" w:right="0" w:rightChars="0" w:firstLine="0" w:firstLineChars="0"/>
+              <w:jc w:val="center"/>
               <w:rPr>
                 <w:rFonts w:ascii="宋体" w:hAnsi="宋体" w:eastAsia="宋体" w:cs="宋体"/>
                 <w:snapToGrid w:val="0"/>
@@ -1969,7 +1941,7 @@
         </w:tc>
         <w:tc>
           <w:tcPr>
-            <w:tcW w:w="1557" w:type="dxa"/>
+            <w:tcW w:w="1948" w:type="dxa"/>
             <w:shd w:val="clear" w:color="auto" w:fill="auto"/>
           </w:tcPr>
           <w:p>
@@ -1992,13 +1964,13 @@
                 <w:szCs w:val="18"/>
                 <w:lang w:val="en-US" w:eastAsia="zh-CN"/>
               </w:rPr>
-              <w:t>技能评价达成率</w:t>
-            </w:r>
-          </w:p>
-        </w:tc>
-        <w:tc>
-          <w:tcPr>
-            <w:tcW w:w="2974" w:type="dxa"/>
+              <w:t>技能评价覆盖率</w:t>
+            </w:r>
+          </w:p>
+        </w:tc>
+        <w:tc>
+          <w:tcPr>
+            <w:tcW w:w="3828" w:type="dxa"/>
             <w:shd w:val="clear" w:color="auto" w:fill="auto"/>
           </w:tcPr>
           <w:p>
@@ -2025,14 +1997,15 @@
         </w:tc>
         <w:tc>
           <w:tcPr>
-            <w:tcW w:w="991" w:type="dxa"/>
+            <w:tcW w:w="480" w:type="dxa"/>
             <w:shd w:val="clear" w:color="auto" w:fill="auto"/>
           </w:tcPr>
           <w:p>
             <w:pPr>
               <w:pStyle w:val="25"/>
               <w:spacing w:before="59" w:line="220" w:lineRule="auto"/>
-              <w:ind w:left="231" w:leftChars="0"/>
+              <w:ind w:left="0" w:leftChars="0" w:right="0" w:rightChars="0" w:firstLine="0" w:firstLineChars="0"/>
+              <w:jc w:val="center"/>
               <w:rPr>
                 <w:rFonts w:hint="default"/>
                 <w:spacing w:val="-2"/>
@@ -2055,14 +2028,15 @@
         </w:tc>
         <w:tc>
           <w:tcPr>
-            <w:tcW w:w="1275" w:type="dxa"/>
+            <w:tcW w:w="1032" w:type="dxa"/>
             <w:shd w:val="clear" w:color="auto" w:fill="auto"/>
           </w:tcPr>
           <w:p>
             <w:pPr>
               <w:pStyle w:val="25"/>
               <w:spacing w:before="59" w:line="220" w:lineRule="auto"/>
-              <w:ind w:left="194" w:leftChars="0"/>
+              <w:ind w:left="0" w:leftChars="0" w:right="0" w:rightChars="0" w:firstLine="0" w:firstLineChars="0"/>
+              <w:jc w:val="center"/>
               <w:rPr>
                 <w:rFonts w:hint="default"/>
                 <w:spacing w:val="-2"/>
@@ -2085,14 +2059,15 @@
         </w:tc>
         <w:tc>
           <w:tcPr>
-            <w:tcW w:w="1279" w:type="dxa"/>
+            <w:tcW w:w="788" w:type="dxa"/>
             <w:shd w:val="clear" w:color="auto" w:fill="auto"/>
           </w:tcPr>
           <w:p>
             <w:pPr>
               <w:pStyle w:val="25"/>
               <w:spacing w:before="58"/>
-              <w:ind w:left="477" w:leftChars="0"/>
+              <w:ind w:left="0" w:leftChars="0" w:right="0" w:rightChars="0" w:firstLine="0" w:firstLineChars="0"/>
+              <w:jc w:val="center"/>
               <w:rPr>
                 <w:spacing w:val="-5"/>
                 <w:sz w:val="18"/>
@@ -2146,7 +2121,7 @@
           </w:tblCellMar>
         </w:tblPrEx>
         <w:trPr>
-          <w:trHeight w:val="467" w:hRule="atLeast"/>
+          <w:trHeight w:val="345" w:hRule="atLeast"/>
           <w:jc w:val="center"/>
         </w:trPr>
         <w:tc>
@@ -2167,7 +2142,7 @@
         </w:tc>
         <w:tc>
           <w:tcPr>
-            <w:tcW w:w="1557" w:type="dxa"/>
+            <w:tcW w:w="1948" w:type="dxa"/>
             <w:shd w:val="clear" w:color="auto" w:fill="auto"/>
           </w:tcPr>
           <w:p>
@@ -2196,7 +2171,7 @@
         </w:tc>
         <w:tc>
           <w:tcPr>
-            <w:tcW w:w="2974" w:type="dxa"/>
+            <w:tcW w:w="3828" w:type="dxa"/>
             <w:shd w:val="clear" w:color="auto" w:fill="auto"/>
           </w:tcPr>
           <w:p>
@@ -2224,14 +2199,15 @@
         </w:tc>
         <w:tc>
           <w:tcPr>
-            <w:tcW w:w="991" w:type="dxa"/>
+            <w:tcW w:w="480" w:type="dxa"/>
             <w:shd w:val="clear" w:color="auto" w:fill="auto"/>
           </w:tcPr>
           <w:p>
             <w:pPr>
               <w:pStyle w:val="25"/>
               <w:spacing w:before="59" w:line="220" w:lineRule="auto"/>
-              <w:ind w:left="231" w:leftChars="0"/>
+              <w:ind w:left="0" w:leftChars="0" w:right="0" w:rightChars="0" w:firstLine="0" w:firstLineChars="0"/>
+              <w:jc w:val="center"/>
               <w:rPr>
                 <w:rFonts w:hint="default"/>
                 <w:spacing w:val="-2"/>
@@ -2248,20 +2224,21 @@
                 <w:szCs w:val="18"/>
                 <w:lang w:val="en-US" w:eastAsia="zh-CN"/>
               </w:rPr>
-              <w:t>按季度</w:t>
-            </w:r>
-          </w:p>
-        </w:tc>
-        <w:tc>
-          <w:tcPr>
-            <w:tcW w:w="1275" w:type="dxa"/>
+              <w:t>季度</w:t>
+            </w:r>
+          </w:p>
+        </w:tc>
+        <w:tc>
+          <w:tcPr>
+            <w:tcW w:w="1032" w:type="dxa"/>
             <w:shd w:val="clear" w:color="auto" w:fill="auto"/>
           </w:tcPr>
           <w:p>
             <w:pPr>
               <w:pStyle w:val="25"/>
               <w:spacing w:before="59" w:line="220" w:lineRule="auto"/>
-              <w:ind w:left="194" w:leftChars="0"/>
+              <w:ind w:left="0" w:leftChars="0" w:right="0" w:rightChars="0" w:firstLine="0" w:firstLineChars="0"/>
+              <w:jc w:val="center"/>
               <w:rPr>
                 <w:rFonts w:hint="default"/>
                 <w:spacing w:val="-2"/>
@@ -2284,14 +2261,15 @@
         </w:tc>
         <w:tc>
           <w:tcPr>
-            <w:tcW w:w="1279" w:type="dxa"/>
+            <w:tcW w:w="788" w:type="dxa"/>
             <w:shd w:val="clear" w:color="auto" w:fill="auto"/>
           </w:tcPr>
           <w:p>
             <w:pPr>
               <w:pStyle w:val="25"/>
               <w:spacing w:before="58"/>
-              <w:ind w:left="477" w:leftChars="0"/>
+              <w:ind w:left="0" w:leftChars="0" w:right="0" w:rightChars="0" w:firstLine="0" w:firstLineChars="0"/>
+              <w:jc w:val="center"/>
               <w:rPr>
                 <w:spacing w:val="-5"/>
                 <w:sz w:val="18"/>
@@ -2323,6 +2301,600 @@
                 <w:szCs w:val="18"/>
               </w:rPr>
               <w:t>%</w:t>
+            </w:r>
+          </w:p>
+        </w:tc>
+      </w:tr>
+      <w:tr>
+        <w:tblPrEx>
+          <w:tblBorders>
+            <w:top w:val="single" w:color="000000" w:sz="4" w:space="0"/>
+            <w:left w:val="single" w:color="000000" w:sz="4" w:space="0"/>
+            <w:bottom w:val="single" w:color="000000" w:sz="4" w:space="0"/>
+            <w:right w:val="single" w:color="000000" w:sz="4" w:space="0"/>
+            <w:insideH w:val="single" w:color="000000" w:sz="4" w:space="0"/>
+            <w:insideV w:val="single" w:color="000000" w:sz="4" w:space="0"/>
+          </w:tblBorders>
+          <w:tblCellMar>
+            <w:top w:w="0" w:type="dxa"/>
+            <w:left w:w="0" w:type="dxa"/>
+            <w:bottom w:w="0" w:type="dxa"/>
+            <w:right w:w="0" w:type="dxa"/>
+          </w:tblCellMar>
+        </w:tblPrEx>
+        <w:trPr>
+          <w:trHeight w:val="413" w:hRule="atLeast"/>
+          <w:jc w:val="center"/>
+        </w:trPr>
+        <w:tc>
+          <w:tcPr>
+            <w:tcW w:w="1294" w:type="dxa"/>
+            <w:gridSpan w:val="2"/>
+          </w:tcPr>
+          <w:p>
+            <w:pPr>
+              <w:pStyle w:val="25"/>
+              <w:spacing w:before="233" w:line="220" w:lineRule="auto"/>
+              <w:ind w:left="468"/>
+              <w:rPr>
+                <w:sz w:val="18"/>
+                <w:szCs w:val="18"/>
+              </w:rPr>
+            </w:pPr>
+            <w:r>
+              <w:rPr>
+                <w:spacing w:val="-2"/>
+                <w:sz w:val="18"/>
+                <w:szCs w:val="18"/>
+              </w:rPr>
+              <w:t>技术</w:t>
+            </w:r>
+          </w:p>
+        </w:tc>
+        <w:tc>
+          <w:tcPr>
+            <w:tcW w:w="1948" w:type="dxa"/>
+          </w:tcPr>
+          <w:p>
+            <w:pPr>
+              <w:pStyle w:val="25"/>
+              <w:spacing w:before="71" w:line="292" w:lineRule="auto"/>
+              <w:ind w:left="599" w:right="145" w:hanging="450"/>
+              <w:rPr>
+                <w:sz w:val="18"/>
+                <w:szCs w:val="18"/>
+              </w:rPr>
+            </w:pPr>
+            <w:r>
+              <w:rPr>
+                <w:spacing w:val="-2"/>
+                <w:sz w:val="18"/>
+                <w:szCs w:val="18"/>
+              </w:rPr>
+              <w:t>技术研发按时完</w:t>
+            </w:r>
+            <w:r>
+              <w:rPr>
+                <w:spacing w:val="-3"/>
+                <w:sz w:val="18"/>
+                <w:szCs w:val="18"/>
+              </w:rPr>
+              <w:t>成率</w:t>
+            </w:r>
+          </w:p>
+        </w:tc>
+        <w:tc>
+          <w:tcPr>
+            <w:tcW w:w="3828" w:type="dxa"/>
+          </w:tcPr>
+          <w:p>
+            <w:pPr>
+              <w:pStyle w:val="25"/>
+              <w:spacing w:before="70" w:line="220" w:lineRule="auto"/>
+              <w:ind w:left="113"/>
+              <w:rPr>
+                <w:sz w:val="18"/>
+                <w:szCs w:val="18"/>
+              </w:rPr>
+            </w:pPr>
+            <w:r>
+              <w:rPr>
+                <w:spacing w:val="-2"/>
+                <w:sz w:val="18"/>
+                <w:szCs w:val="18"/>
+              </w:rPr>
+              <w:t>（按时完成的里程</w:t>
+            </w:r>
+            <w:bookmarkStart w:id="0" w:name="_GoBack"/>
+            <w:bookmarkEnd w:id="0"/>
+            <w:r>
+              <w:rPr>
+                <w:spacing w:val="-2"/>
+                <w:sz w:val="18"/>
+                <w:szCs w:val="18"/>
+              </w:rPr>
+              <w:t>碑/总里程碑数）*100%</w:t>
+            </w:r>
+          </w:p>
+        </w:tc>
+        <w:tc>
+          <w:tcPr>
+            <w:tcW w:w="480" w:type="dxa"/>
+          </w:tcPr>
+          <w:p>
+            <w:pPr>
+              <w:pStyle w:val="25"/>
+              <w:spacing w:before="233" w:line="220" w:lineRule="auto"/>
+              <w:ind w:left="0" w:leftChars="0" w:right="0" w:rightChars="0" w:firstLine="0" w:firstLineChars="0"/>
+              <w:jc w:val="center"/>
+              <w:rPr>
+                <w:rFonts w:hint="default" w:eastAsia="宋体"/>
+                <w:sz w:val="18"/>
+                <w:szCs w:val="18"/>
+                <w:lang w:val="en-US" w:eastAsia="zh-CN"/>
+              </w:rPr>
+            </w:pPr>
+            <w:r>
+              <w:rPr>
+                <w:rFonts w:hint="eastAsia"/>
+                <w:sz w:val="18"/>
+                <w:szCs w:val="18"/>
+                <w:lang w:val="en-US" w:eastAsia="zh-CN"/>
+              </w:rPr>
+              <w:t>年度</w:t>
+            </w:r>
+          </w:p>
+        </w:tc>
+        <w:tc>
+          <w:tcPr>
+            <w:tcW w:w="1032" w:type="dxa"/>
+          </w:tcPr>
+          <w:p>
+            <w:pPr>
+              <w:pStyle w:val="25"/>
+              <w:spacing w:before="234" w:line="220" w:lineRule="auto"/>
+              <w:ind w:left="0" w:leftChars="0" w:right="0" w:rightChars="0" w:firstLine="0" w:firstLineChars="0"/>
+              <w:jc w:val="center"/>
+              <w:rPr>
+                <w:sz w:val="18"/>
+                <w:szCs w:val="18"/>
+              </w:rPr>
+            </w:pPr>
+            <w:r>
+              <w:rPr>
+                <w:spacing w:val="-2"/>
+                <w:sz w:val="18"/>
+                <w:szCs w:val="18"/>
+              </w:rPr>
+              <w:t>研发部</w:t>
+            </w:r>
+          </w:p>
+        </w:tc>
+        <w:tc>
+          <w:tcPr>
+            <w:tcW w:w="788" w:type="dxa"/>
+          </w:tcPr>
+          <w:p>
+            <w:pPr>
+              <w:pStyle w:val="25"/>
+              <w:spacing w:before="259" w:line="238" w:lineRule="auto"/>
+              <w:ind w:left="0" w:leftChars="0" w:right="0" w:rightChars="0" w:firstLine="0" w:firstLineChars="0"/>
+              <w:jc w:val="center"/>
+              <w:rPr>
+                <w:sz w:val="18"/>
+                <w:szCs w:val="18"/>
+              </w:rPr>
+            </w:pPr>
+            <w:r>
+              <w:rPr>
+                <w:spacing w:val="-5"/>
+                <w:sz w:val="18"/>
+                <w:szCs w:val="18"/>
+              </w:rPr>
+              <w:t>≥80%</w:t>
+            </w:r>
+          </w:p>
+        </w:tc>
+      </w:tr>
+      <w:tr>
+        <w:tblPrEx>
+          <w:tblBorders>
+            <w:top w:val="single" w:color="000000" w:sz="4" w:space="0"/>
+            <w:left w:val="single" w:color="000000" w:sz="4" w:space="0"/>
+            <w:bottom w:val="single" w:color="000000" w:sz="4" w:space="0"/>
+            <w:right w:val="single" w:color="000000" w:sz="4" w:space="0"/>
+            <w:insideH w:val="single" w:color="000000" w:sz="4" w:space="0"/>
+            <w:insideV w:val="single" w:color="000000" w:sz="4" w:space="0"/>
+          </w:tblBorders>
+          <w:tblCellMar>
+            <w:top w:w="0" w:type="dxa"/>
+            <w:left w:w="0" w:type="dxa"/>
+            <w:bottom w:w="0" w:type="dxa"/>
+            <w:right w:w="0" w:type="dxa"/>
+          </w:tblCellMar>
+        </w:tblPrEx>
+        <w:trPr>
+          <w:trHeight w:val="425" w:hRule="atLeast"/>
+          <w:jc w:val="center"/>
+        </w:trPr>
+        <w:tc>
+          <w:tcPr>
+            <w:tcW w:w="624" w:type="dxa"/>
+            <w:vMerge w:val="restart"/>
+            <w:vAlign w:val="center"/>
+          </w:tcPr>
+          <w:p>
+            <w:pPr>
+              <w:rPr>
+                <w:sz w:val="18"/>
+                <w:szCs w:val="18"/>
+              </w:rPr>
+            </w:pPr>
+            <w:r>
+              <w:rPr>
+                <w:rFonts w:hint="eastAsia" w:eastAsia="宋体"/>
+                <w:sz w:val="21"/>
+                <w:lang w:val="en-US" w:eastAsia="zh-CN"/>
+              </w:rPr>
+              <w:t>资源</w:t>
+            </w:r>
+          </w:p>
+        </w:tc>
+        <w:tc>
+          <w:tcPr>
+            <w:tcW w:w="670" w:type="dxa"/>
+          </w:tcPr>
+          <w:p>
+            <w:pPr>
+              <w:rPr>
+                <w:rFonts w:hint="eastAsia" w:ascii="宋体" w:hAnsi="宋体" w:eastAsia="宋体" w:cs="宋体"/>
+                <w:sz w:val="18"/>
+                <w:szCs w:val="18"/>
+                <w:lang w:val="en-US" w:eastAsia="zh-CN"/>
+              </w:rPr>
+            </w:pPr>
+            <w:r>
+              <w:rPr>
+                <w:rFonts w:hint="eastAsia" w:ascii="宋体" w:hAnsi="宋体" w:eastAsia="宋体" w:cs="宋体"/>
+                <w:sz w:val="18"/>
+                <w:szCs w:val="18"/>
+                <w:lang w:val="en-US" w:eastAsia="zh-CN"/>
+              </w:rPr>
+              <w:t>工具</w:t>
+            </w:r>
+          </w:p>
+        </w:tc>
+        <w:tc>
+          <w:tcPr>
+            <w:tcW w:w="1948" w:type="dxa"/>
+          </w:tcPr>
+          <w:p>
+            <w:pPr>
+              <w:pStyle w:val="25"/>
+              <w:spacing w:before="137"/>
+              <w:jc w:val="both"/>
+              <w:rPr>
+                <w:rFonts w:hint="eastAsia" w:eastAsia="宋体"/>
+                <w:spacing w:val="-2"/>
+                <w:sz w:val="18"/>
+                <w:szCs w:val="18"/>
+                <w:lang w:val="en-US" w:eastAsia="zh-CN"/>
+              </w:rPr>
+            </w:pPr>
+            <w:r>
+              <w:rPr>
+                <w:rFonts w:hint="eastAsia"/>
+                <w:spacing w:val="-2"/>
+                <w:sz w:val="18"/>
+                <w:szCs w:val="18"/>
+                <w:lang w:val="en-US" w:eastAsia="zh-CN"/>
+              </w:rPr>
+              <w:t>运维服务工具</w:t>
+            </w:r>
+          </w:p>
+        </w:tc>
+        <w:tc>
+          <w:tcPr>
+            <w:tcW w:w="3828" w:type="dxa"/>
+          </w:tcPr>
+          <w:p>
+            <w:pPr>
+              <w:pStyle w:val="25"/>
+              <w:spacing w:before="137" w:line="224" w:lineRule="auto"/>
+              <w:ind w:left="1263"/>
+              <w:rPr>
+                <w:rFonts w:hint="default" w:eastAsia="宋体"/>
+                <w:spacing w:val="-2"/>
+                <w:sz w:val="18"/>
+                <w:szCs w:val="18"/>
+                <w:lang w:val="en-US" w:eastAsia="zh-CN"/>
+              </w:rPr>
+            </w:pPr>
+            <w:r>
+              <w:rPr>
+                <w:rFonts w:hint="eastAsia"/>
+                <w:spacing w:val="-2"/>
+                <w:sz w:val="18"/>
+                <w:szCs w:val="18"/>
+                <w:lang w:val="en-US" w:eastAsia="zh-CN"/>
+              </w:rPr>
+              <w:t>工具自评估次数</w:t>
+            </w:r>
+          </w:p>
+        </w:tc>
+        <w:tc>
+          <w:tcPr>
+            <w:tcW w:w="480" w:type="dxa"/>
+          </w:tcPr>
+          <w:p>
+            <w:pPr>
+              <w:pStyle w:val="25"/>
+              <w:spacing w:before="233" w:line="220" w:lineRule="auto"/>
+              <w:ind w:left="0" w:leftChars="0" w:right="0" w:rightChars="0" w:firstLine="0" w:firstLineChars="0"/>
+              <w:jc w:val="center"/>
+              <w:rPr>
+                <w:rFonts w:hint="default" w:eastAsia="宋体"/>
+                <w:spacing w:val="-3"/>
+                <w:sz w:val="18"/>
+                <w:szCs w:val="18"/>
+                <w:lang w:val="en-US" w:eastAsia="zh-CN"/>
+              </w:rPr>
+            </w:pPr>
+            <w:r>
+              <w:rPr>
+                <w:rFonts w:hint="eastAsia"/>
+                <w:spacing w:val="-3"/>
+                <w:sz w:val="18"/>
+                <w:szCs w:val="18"/>
+                <w:lang w:val="en-US" w:eastAsia="zh-CN"/>
+              </w:rPr>
+              <w:t>年度</w:t>
+            </w:r>
+          </w:p>
+        </w:tc>
+        <w:tc>
+          <w:tcPr>
+            <w:tcW w:w="1032" w:type="dxa"/>
+          </w:tcPr>
+          <w:p>
+            <w:pPr>
+              <w:pStyle w:val="25"/>
+              <w:spacing w:before="234" w:line="220" w:lineRule="auto"/>
+              <w:ind w:left="0" w:leftChars="0" w:right="0" w:rightChars="0" w:firstLine="0" w:firstLineChars="0"/>
+              <w:jc w:val="center"/>
+              <w:rPr>
+                <w:rFonts w:hint="default" w:eastAsia="宋体"/>
+                <w:spacing w:val="-2"/>
+                <w:sz w:val="18"/>
+                <w:szCs w:val="18"/>
+                <w:lang w:val="en-US" w:eastAsia="zh-CN"/>
+              </w:rPr>
+            </w:pPr>
+            <w:r>
+              <w:rPr>
+                <w:rFonts w:hint="eastAsia"/>
+                <w:spacing w:val="-2"/>
+                <w:sz w:val="18"/>
+                <w:szCs w:val="18"/>
+                <w:lang w:val="en-US" w:eastAsia="zh-CN"/>
+              </w:rPr>
+              <w:t>运维部</w:t>
+            </w:r>
+          </w:p>
+        </w:tc>
+        <w:tc>
+          <w:tcPr>
+            <w:tcW w:w="788" w:type="dxa"/>
+          </w:tcPr>
+          <w:p>
+            <w:pPr>
+              <w:pStyle w:val="25"/>
+              <w:spacing w:before="259" w:line="238" w:lineRule="auto"/>
+              <w:ind w:left="0" w:leftChars="0" w:right="0" w:rightChars="0" w:firstLine="0" w:firstLineChars="0"/>
+              <w:jc w:val="center"/>
+              <w:rPr>
+                <w:spacing w:val="-5"/>
+                <w:sz w:val="18"/>
+                <w:szCs w:val="18"/>
+              </w:rPr>
+            </w:pPr>
+            <w:r>
+              <w:rPr>
+                <w:rFonts w:hint="eastAsia"/>
+                <w:w w:val="105"/>
+                <w:sz w:val="18"/>
+                <w:szCs w:val="18"/>
+                <w:lang w:val="en-US" w:eastAsia="zh-CN"/>
+              </w:rPr>
+              <w:t>≥1次</w:t>
+            </w:r>
+          </w:p>
+        </w:tc>
+      </w:tr>
+      <w:tr>
+        <w:tblPrEx>
+          <w:tblBorders>
+            <w:top w:val="single" w:color="000000" w:sz="4" w:space="0"/>
+            <w:left w:val="single" w:color="000000" w:sz="4" w:space="0"/>
+            <w:bottom w:val="single" w:color="000000" w:sz="4" w:space="0"/>
+            <w:right w:val="single" w:color="000000" w:sz="4" w:space="0"/>
+            <w:insideH w:val="single" w:color="000000" w:sz="4" w:space="0"/>
+            <w:insideV w:val="single" w:color="000000" w:sz="4" w:space="0"/>
+          </w:tblBorders>
+          <w:tblCellMar>
+            <w:top w:w="0" w:type="dxa"/>
+            <w:left w:w="0" w:type="dxa"/>
+            <w:bottom w:w="0" w:type="dxa"/>
+            <w:right w:w="0" w:type="dxa"/>
+          </w:tblCellMar>
+        </w:tblPrEx>
+        <w:trPr>
+          <w:trHeight w:val="402" w:hRule="atLeast"/>
+          <w:jc w:val="center"/>
+        </w:trPr>
+        <w:tc>
+          <w:tcPr>
+            <w:tcW w:w="624" w:type="dxa"/>
+            <w:vMerge w:val="continue"/>
+            <w:vAlign w:val="center"/>
+          </w:tcPr>
+          <w:p>
+            <w:pPr>
+              <w:pStyle w:val="25"/>
+              <w:spacing w:before="58" w:line="221" w:lineRule="auto"/>
+              <w:ind w:left="475"/>
+              <w:rPr>
+                <w:sz w:val="18"/>
+                <w:szCs w:val="18"/>
+              </w:rPr>
+            </w:pPr>
+          </w:p>
+        </w:tc>
+        <w:tc>
+          <w:tcPr>
+            <w:tcW w:w="670" w:type="dxa"/>
+            <w:vMerge w:val="restart"/>
+          </w:tcPr>
+          <w:p>
+            <w:pPr>
+              <w:rPr>
+                <w:rFonts w:hint="eastAsia" w:ascii="宋体" w:hAnsi="宋体" w:eastAsia="宋体" w:cs="宋体"/>
+                <w:sz w:val="18"/>
+                <w:szCs w:val="18"/>
+                <w:lang w:val="en-US" w:eastAsia="zh-CN"/>
+              </w:rPr>
+            </w:pPr>
+            <w:r>
+              <w:rPr>
+                <w:rFonts w:hint="eastAsia" w:ascii="宋体" w:hAnsi="宋体" w:eastAsia="宋体" w:cs="宋体"/>
+                <w:sz w:val="18"/>
+                <w:szCs w:val="18"/>
+                <w:lang w:val="en-US" w:eastAsia="zh-CN"/>
+              </w:rPr>
+              <w:t>备件库</w:t>
+            </w:r>
+          </w:p>
+        </w:tc>
+        <w:tc>
+          <w:tcPr>
+            <w:tcW w:w="1948" w:type="dxa"/>
+          </w:tcPr>
+          <w:p>
+            <w:pPr>
+              <w:pStyle w:val="25"/>
+              <w:spacing w:before="72" w:line="292" w:lineRule="auto"/>
+              <w:ind w:left="598" w:right="145" w:hanging="449"/>
+              <w:rPr>
+                <w:sz w:val="18"/>
+                <w:szCs w:val="18"/>
+              </w:rPr>
+            </w:pPr>
+            <w:r>
+              <w:rPr>
+                <w:spacing w:val="-2"/>
+                <w:sz w:val="18"/>
+                <w:szCs w:val="18"/>
+              </w:rPr>
+              <w:t>库存备件数据准确率</w:t>
+            </w:r>
+          </w:p>
+        </w:tc>
+        <w:tc>
+          <w:tcPr>
+            <w:tcW w:w="3828" w:type="dxa"/>
+          </w:tcPr>
+          <w:p>
+            <w:pPr>
+              <w:pStyle w:val="25"/>
+              <w:spacing w:before="71" w:line="220" w:lineRule="auto"/>
+              <w:ind w:left="113"/>
+              <w:rPr>
+                <w:sz w:val="18"/>
+                <w:szCs w:val="18"/>
+              </w:rPr>
+            </w:pPr>
+            <w:r>
+              <w:rPr>
+                <w:spacing w:val="-2"/>
+                <w:sz w:val="18"/>
+                <w:szCs w:val="18"/>
+              </w:rPr>
+              <w:t>（备件信息准确的数量/备件总数）*100%</w:t>
+            </w:r>
+          </w:p>
+        </w:tc>
+        <w:tc>
+          <w:tcPr>
+            <w:tcW w:w="480" w:type="dxa"/>
+          </w:tcPr>
+          <w:p>
+            <w:pPr>
+              <w:pStyle w:val="25"/>
+              <w:spacing w:before="234" w:line="220" w:lineRule="auto"/>
+              <w:ind w:left="0" w:leftChars="0" w:right="0" w:rightChars="0" w:firstLine="0" w:firstLineChars="0"/>
+              <w:jc w:val="center"/>
+              <w:rPr>
+                <w:sz w:val="18"/>
+                <w:szCs w:val="18"/>
+              </w:rPr>
+            </w:pPr>
+            <w:r>
+              <w:rPr>
+                <w:spacing w:val="-2"/>
+                <w:sz w:val="18"/>
+                <w:szCs w:val="18"/>
+              </w:rPr>
+              <w:t>季度</w:t>
+            </w:r>
+          </w:p>
+        </w:tc>
+        <w:tc>
+          <w:tcPr>
+            <w:tcW w:w="1032" w:type="dxa"/>
+          </w:tcPr>
+          <w:p>
+            <w:pPr>
+              <w:pStyle w:val="25"/>
+              <w:spacing w:before="234" w:line="220" w:lineRule="auto"/>
+              <w:ind w:left="0" w:leftChars="0" w:right="0" w:rightChars="0" w:firstLine="0" w:firstLineChars="0"/>
+              <w:jc w:val="center"/>
+              <w:rPr>
+                <w:sz w:val="18"/>
+                <w:szCs w:val="18"/>
+              </w:rPr>
+            </w:pPr>
+            <w:r>
+              <w:rPr>
+                <w:spacing w:val="-3"/>
+                <w:sz w:val="18"/>
+                <w:szCs w:val="18"/>
+              </w:rPr>
+              <w:t>备件库</w:t>
+            </w:r>
+          </w:p>
+        </w:tc>
+        <w:tc>
+          <w:tcPr>
+            <w:tcW w:w="788" w:type="dxa"/>
+          </w:tcPr>
+          <w:p>
+            <w:pPr>
+              <w:pStyle w:val="25"/>
+              <w:spacing w:before="260" w:line="238" w:lineRule="auto"/>
+              <w:ind w:left="0" w:leftChars="0" w:right="0" w:rightChars="0" w:firstLine="0" w:firstLineChars="0"/>
+              <w:jc w:val="center"/>
+              <w:rPr>
+                <w:sz w:val="18"/>
+                <w:szCs w:val="18"/>
+              </w:rPr>
+            </w:pPr>
+            <w:r>
+              <w:rPr>
+                <w:spacing w:val="-5"/>
+                <w:sz w:val="18"/>
+                <w:szCs w:val="18"/>
+              </w:rPr>
+              <w:t>≥99%</w:t>
             </w:r>
           </w:p>
         </w:tc>
@@ -2350,161 +2922,150 @@
         </w:trPr>
         <w:tc>
           <w:tcPr>
-            <w:tcW w:w="1294" w:type="dxa"/>
-            <w:gridSpan w:val="2"/>
-          </w:tcPr>
-          <w:p>
-            <w:pPr>
-              <w:pStyle w:val="25"/>
-              <w:spacing w:before="233" w:line="220" w:lineRule="auto"/>
-              <w:ind w:left="468"/>
-              <w:rPr>
-                <w:sz w:val="18"/>
-                <w:szCs w:val="18"/>
-              </w:rPr>
-            </w:pPr>
-            <w:r>
-              <w:rPr>
-                <w:spacing w:val="-2"/>
-                <w:sz w:val="18"/>
-                <w:szCs w:val="18"/>
-              </w:rPr>
-              <w:t>技术</w:t>
-            </w:r>
-          </w:p>
-        </w:tc>
-        <w:tc>
-          <w:tcPr>
-            <w:tcW w:w="1557" w:type="dxa"/>
-          </w:tcPr>
-          <w:p>
-            <w:pPr>
-              <w:pStyle w:val="25"/>
-              <w:spacing w:before="71" w:line="292" w:lineRule="auto"/>
-              <w:ind w:left="599" w:right="145" w:hanging="450"/>
-              <w:rPr>
-                <w:sz w:val="18"/>
-                <w:szCs w:val="18"/>
-              </w:rPr>
-            </w:pPr>
-            <w:r>
-              <w:rPr>
-                <w:spacing w:val="-2"/>
-                <w:sz w:val="18"/>
-                <w:szCs w:val="18"/>
-              </w:rPr>
-              <w:t>技术研发按时完</w:t>
-            </w:r>
+            <w:tcW w:w="624" w:type="dxa"/>
+            <w:vMerge w:val="continue"/>
+            <w:vAlign w:val="center"/>
+          </w:tcPr>
+          <w:p>
+            <w:pPr>
+              <w:rPr>
+                <w:rFonts w:ascii="Arial"/>
+                <w:sz w:val="21"/>
+              </w:rPr>
+            </w:pPr>
+          </w:p>
+        </w:tc>
+        <w:tc>
+          <w:tcPr>
+            <w:tcW w:w="670" w:type="dxa"/>
+            <w:vMerge w:val="continue"/>
+          </w:tcPr>
+          <w:p>
+            <w:pPr>
+              <w:rPr>
+                <w:rFonts w:hint="eastAsia" w:ascii="宋体" w:hAnsi="宋体" w:eastAsia="宋体" w:cs="宋体"/>
+                <w:sz w:val="18"/>
+                <w:szCs w:val="18"/>
+                <w:lang w:val="en-US" w:eastAsia="zh-CN"/>
+              </w:rPr>
+            </w:pPr>
+          </w:p>
+        </w:tc>
+        <w:tc>
+          <w:tcPr>
+            <w:tcW w:w="1948" w:type="dxa"/>
+          </w:tcPr>
+          <w:p>
+            <w:pPr>
+              <w:pStyle w:val="25"/>
+              <w:spacing w:before="234" w:line="220" w:lineRule="auto"/>
+              <w:rPr>
+                <w:sz w:val="18"/>
+                <w:szCs w:val="18"/>
+              </w:rPr>
+            </w:pPr>
+            <w:r>
+              <w:rPr>
+                <w:spacing w:val="-2"/>
+                <w:sz w:val="18"/>
+                <w:szCs w:val="18"/>
+              </w:rPr>
+              <w:t>备件可用率</w:t>
+            </w:r>
+          </w:p>
+        </w:tc>
+        <w:tc>
+          <w:tcPr>
+            <w:tcW w:w="3828" w:type="dxa"/>
+          </w:tcPr>
+          <w:p>
+            <w:pPr>
+              <w:pStyle w:val="25"/>
+              <w:spacing w:before="71" w:line="220" w:lineRule="auto"/>
+              <w:ind w:left="189"/>
+              <w:rPr>
+                <w:sz w:val="18"/>
+                <w:szCs w:val="18"/>
+              </w:rPr>
+            </w:pPr>
+            <w:r>
+              <w:rPr>
+                <w:spacing w:val="-1"/>
+                <w:sz w:val="18"/>
+                <w:szCs w:val="18"/>
+              </w:rPr>
+              <w:t>（领用备件完好数量/领用备件总</w:t>
+            </w:r>
+            <w:r>
+              <w:rPr>
+                <w:spacing w:val="-2"/>
+                <w:sz w:val="18"/>
+                <w:szCs w:val="18"/>
+              </w:rPr>
+              <w:t>数）*100%</w:t>
+            </w:r>
+          </w:p>
+        </w:tc>
+        <w:tc>
+          <w:tcPr>
+            <w:tcW w:w="480" w:type="dxa"/>
+          </w:tcPr>
+          <w:p>
+            <w:pPr>
+              <w:pStyle w:val="25"/>
+              <w:spacing w:before="234" w:line="220" w:lineRule="auto"/>
+              <w:ind w:left="0" w:leftChars="0" w:right="0" w:rightChars="0" w:firstLine="0" w:firstLineChars="0"/>
+              <w:jc w:val="center"/>
+              <w:rPr>
+                <w:sz w:val="18"/>
+                <w:szCs w:val="18"/>
+              </w:rPr>
+            </w:pPr>
+            <w:r>
+              <w:rPr>
+                <w:spacing w:val="-2"/>
+                <w:sz w:val="18"/>
+                <w:szCs w:val="18"/>
+              </w:rPr>
+              <w:t>季度</w:t>
+            </w:r>
+          </w:p>
+        </w:tc>
+        <w:tc>
+          <w:tcPr>
+            <w:tcW w:w="1032" w:type="dxa"/>
+          </w:tcPr>
+          <w:p>
+            <w:pPr>
+              <w:pStyle w:val="25"/>
+              <w:spacing w:before="234" w:line="220" w:lineRule="auto"/>
+              <w:ind w:left="0" w:leftChars="0" w:right="0" w:rightChars="0" w:firstLine="0" w:firstLineChars="0"/>
+              <w:jc w:val="center"/>
+              <w:rPr>
+                <w:sz w:val="18"/>
+                <w:szCs w:val="18"/>
+              </w:rPr>
+            </w:pPr>
             <w:r>
               <w:rPr>
                 <w:spacing w:val="-3"/>
                 <w:sz w:val="18"/>
                 <w:szCs w:val="18"/>
               </w:rPr>
-              <w:t>成率</w:t>
-            </w:r>
-          </w:p>
-        </w:tc>
-        <w:tc>
-          <w:tcPr>
-            <w:tcW w:w="2974" w:type="dxa"/>
-          </w:tcPr>
-          <w:p>
-            <w:pPr>
-              <w:pStyle w:val="25"/>
-              <w:spacing w:before="70" w:line="220" w:lineRule="auto"/>
-              <w:ind w:left="113"/>
-              <w:rPr>
-                <w:sz w:val="18"/>
-                <w:szCs w:val="18"/>
-              </w:rPr>
-            </w:pPr>
-            <w:r>
-              <w:rPr>
-                <w:spacing w:val="-2"/>
-                <w:sz w:val="18"/>
-                <w:szCs w:val="18"/>
-              </w:rPr>
-              <w:t>（按时完成的里程碑/总里程碑数）</w:t>
-            </w:r>
-          </w:p>
-          <w:p>
-            <w:pPr>
-              <w:pStyle w:val="25"/>
-              <w:spacing w:before="137" w:line="224" w:lineRule="auto"/>
-              <w:ind w:left="1263"/>
-              <w:rPr>
-                <w:sz w:val="18"/>
-                <w:szCs w:val="18"/>
-              </w:rPr>
-            </w:pPr>
-            <w:r>
-              <w:rPr>
-                <w:spacing w:val="-2"/>
-                <w:sz w:val="18"/>
-                <w:szCs w:val="18"/>
-              </w:rPr>
-              <w:t>*100%</w:t>
-            </w:r>
-          </w:p>
-        </w:tc>
-        <w:tc>
-          <w:tcPr>
-            <w:tcW w:w="991" w:type="dxa"/>
-          </w:tcPr>
-          <w:p>
-            <w:pPr>
-              <w:pStyle w:val="25"/>
-              <w:spacing w:before="233" w:line="220" w:lineRule="auto"/>
-              <w:ind w:left="321" w:leftChars="0"/>
-              <w:rPr>
-                <w:sz w:val="18"/>
-                <w:szCs w:val="18"/>
-              </w:rPr>
-            </w:pPr>
-            <w:r>
-              <w:rPr>
-                <w:spacing w:val="-3"/>
-                <w:sz w:val="18"/>
-                <w:szCs w:val="18"/>
-              </w:rPr>
-              <w:t>按年</w:t>
-            </w:r>
-          </w:p>
-        </w:tc>
-        <w:tc>
-          <w:tcPr>
-            <w:tcW w:w="1275" w:type="dxa"/>
-          </w:tcPr>
-          <w:p>
-            <w:pPr>
-              <w:pStyle w:val="25"/>
-              <w:spacing w:before="234" w:line="220" w:lineRule="auto"/>
-              <w:ind w:left="283"/>
-              <w:rPr>
-                <w:sz w:val="18"/>
-                <w:szCs w:val="18"/>
-              </w:rPr>
-            </w:pPr>
-            <w:r>
-              <w:rPr>
-                <w:spacing w:val="-2"/>
-                <w:sz w:val="18"/>
-                <w:szCs w:val="18"/>
-              </w:rPr>
-              <w:t>研发部</w:t>
-            </w:r>
-          </w:p>
-        </w:tc>
-        <w:tc>
-          <w:tcPr>
-            <w:tcW w:w="1279" w:type="dxa"/>
-          </w:tcPr>
-          <w:p>
-            <w:pPr>
-              <w:pStyle w:val="25"/>
-              <w:spacing w:before="259" w:line="238" w:lineRule="auto"/>
-              <w:ind w:left="436"/>
+              <w:t>备件库</w:t>
+            </w:r>
+          </w:p>
+        </w:tc>
+        <w:tc>
+          <w:tcPr>
+            <w:tcW w:w="788" w:type="dxa"/>
+          </w:tcPr>
+          <w:p>
+            <w:pPr>
+              <w:pStyle w:val="25"/>
+              <w:spacing w:before="260" w:line="238" w:lineRule="auto"/>
+              <w:ind w:left="0" w:leftChars="0" w:right="0" w:rightChars="0" w:firstLine="0" w:firstLineChars="0"/>
+              <w:jc w:val="center"/>
               <w:rPr>
                 <w:sz w:val="18"/>
                 <w:szCs w:val="18"/>
@@ -2516,7 +3077,190 @@
                 <w:sz w:val="18"/>
                 <w:szCs w:val="18"/>
               </w:rPr>
-              <w:t>≥80%</w:t>
+              <w:t>≥95%</w:t>
+            </w:r>
+          </w:p>
+        </w:tc>
+      </w:tr>
+      <w:tr>
+        <w:tblPrEx>
+          <w:tblBorders>
+            <w:top w:val="single" w:color="000000" w:sz="4" w:space="0"/>
+            <w:left w:val="single" w:color="000000" w:sz="4" w:space="0"/>
+            <w:bottom w:val="single" w:color="000000" w:sz="4" w:space="0"/>
+            <w:right w:val="single" w:color="000000" w:sz="4" w:space="0"/>
+            <w:insideH w:val="single" w:color="000000" w:sz="4" w:space="0"/>
+            <w:insideV w:val="single" w:color="000000" w:sz="4" w:space="0"/>
+          </w:tblBorders>
+          <w:tblCellMar>
+            <w:top w:w="0" w:type="dxa"/>
+            <w:left w:w="0" w:type="dxa"/>
+            <w:bottom w:w="0" w:type="dxa"/>
+            <w:right w:w="0" w:type="dxa"/>
+          </w:tblCellMar>
+        </w:tblPrEx>
+        <w:trPr>
+          <w:trHeight w:val="480" w:hRule="atLeast"/>
+          <w:jc w:val="center"/>
+        </w:trPr>
+        <w:tc>
+          <w:tcPr>
+            <w:tcW w:w="624" w:type="dxa"/>
+            <w:vMerge w:val="continue"/>
+            <w:vAlign w:val="center"/>
+          </w:tcPr>
+          <w:p>
+            <w:pPr>
+              <w:rPr>
+                <w:rFonts w:ascii="Arial"/>
+                <w:sz w:val="21"/>
+              </w:rPr>
+            </w:pPr>
+          </w:p>
+        </w:tc>
+        <w:tc>
+          <w:tcPr>
+            <w:tcW w:w="670" w:type="dxa"/>
+          </w:tcPr>
+          <w:p>
+            <w:pPr>
+              <w:rPr>
+                <w:rFonts w:hint="eastAsia" w:ascii="宋体" w:hAnsi="宋体" w:eastAsia="宋体" w:cs="宋体"/>
+                <w:sz w:val="18"/>
+                <w:szCs w:val="18"/>
+                <w:lang w:val="en-US" w:eastAsia="zh-CN"/>
+              </w:rPr>
+            </w:pPr>
+            <w:r>
+              <w:rPr>
+                <w:rFonts w:hint="eastAsia" w:ascii="宋体" w:hAnsi="宋体" w:eastAsia="宋体" w:cs="宋体"/>
+                <w:sz w:val="18"/>
+                <w:szCs w:val="18"/>
+                <w:lang w:val="en-US" w:eastAsia="zh-CN"/>
+              </w:rPr>
+              <w:t>服务知识</w:t>
+            </w:r>
+          </w:p>
+        </w:tc>
+        <w:tc>
+          <w:tcPr>
+            <w:tcW w:w="1948" w:type="dxa"/>
+          </w:tcPr>
+          <w:p>
+            <w:pPr>
+              <w:pStyle w:val="25"/>
+              <w:spacing w:before="149" w:line="220" w:lineRule="auto"/>
+              <w:rPr>
+                <w:sz w:val="18"/>
+                <w:szCs w:val="18"/>
+              </w:rPr>
+            </w:pPr>
+            <w:r>
+              <w:rPr>
+                <w:spacing w:val="-2"/>
+                <w:sz w:val="18"/>
+                <w:szCs w:val="18"/>
+              </w:rPr>
+              <w:t>新增知识条目</w:t>
+            </w:r>
+          </w:p>
+        </w:tc>
+        <w:tc>
+          <w:tcPr>
+            <w:tcW w:w="3828" w:type="dxa"/>
+          </w:tcPr>
+          <w:p>
+            <w:pPr>
+              <w:pStyle w:val="25"/>
+              <w:spacing w:before="149" w:line="220" w:lineRule="auto"/>
+              <w:ind w:left="413"/>
+              <w:rPr>
+                <w:sz w:val="18"/>
+                <w:szCs w:val="18"/>
+              </w:rPr>
+            </w:pPr>
+            <w:r>
+              <w:rPr>
+                <w:spacing w:val="-1"/>
+                <w:sz w:val="18"/>
+                <w:szCs w:val="18"/>
+              </w:rPr>
+              <w:t>统计知识库中新增知识条目</w:t>
+            </w:r>
+          </w:p>
+        </w:tc>
+        <w:tc>
+          <w:tcPr>
+            <w:tcW w:w="480" w:type="dxa"/>
+          </w:tcPr>
+          <w:p>
+            <w:pPr>
+              <w:pStyle w:val="25"/>
+              <w:spacing w:before="149" w:line="220" w:lineRule="auto"/>
+              <w:ind w:left="0" w:leftChars="0" w:right="0" w:rightChars="0" w:firstLine="0" w:firstLineChars="0"/>
+              <w:jc w:val="center"/>
+              <w:rPr>
+                <w:sz w:val="18"/>
+                <w:szCs w:val="18"/>
+              </w:rPr>
+            </w:pPr>
+            <w:r>
+              <w:rPr>
+                <w:spacing w:val="-2"/>
+                <w:sz w:val="18"/>
+                <w:szCs w:val="18"/>
+              </w:rPr>
+              <w:t>季度</w:t>
+            </w:r>
+          </w:p>
+        </w:tc>
+        <w:tc>
+          <w:tcPr>
+            <w:tcW w:w="1032" w:type="dxa"/>
+          </w:tcPr>
+          <w:p>
+            <w:pPr>
+              <w:pStyle w:val="25"/>
+              <w:spacing w:before="149" w:line="220" w:lineRule="auto"/>
+              <w:ind w:left="0" w:leftChars="0" w:right="0" w:rightChars="0" w:firstLine="0" w:firstLineChars="0"/>
+              <w:jc w:val="center"/>
+              <w:rPr>
+                <w:sz w:val="18"/>
+                <w:szCs w:val="18"/>
+              </w:rPr>
+            </w:pPr>
+            <w:r>
+              <w:rPr>
+                <w:spacing w:val="-2"/>
+                <w:sz w:val="18"/>
+                <w:szCs w:val="18"/>
+              </w:rPr>
+              <w:t>运维部</w:t>
+            </w:r>
+          </w:p>
+        </w:tc>
+        <w:tc>
+          <w:tcPr>
+            <w:tcW w:w="788" w:type="dxa"/>
+          </w:tcPr>
+          <w:p>
+            <w:pPr>
+              <w:pStyle w:val="25"/>
+              <w:spacing w:before="149" w:line="220" w:lineRule="auto"/>
+              <w:ind w:left="0" w:leftChars="0" w:right="0" w:rightChars="0" w:firstLine="0" w:firstLineChars="0"/>
+              <w:jc w:val="center"/>
+              <w:rPr>
+                <w:sz w:val="18"/>
+                <w:szCs w:val="18"/>
+              </w:rPr>
+            </w:pPr>
+            <w:r>
+              <w:rPr>
+                <w:spacing w:val="-7"/>
+                <w:sz w:val="18"/>
+                <w:szCs w:val="18"/>
+              </w:rPr>
+              <w:t>≥40条</w:t>
             </w:r>
           </w:p>
         </w:tc>
@@ -2545,60 +3289,17 @@
         <w:tc>
           <w:tcPr>
             <w:tcW w:w="624" w:type="dxa"/>
-            <w:vMerge w:val="restart"/>
-          </w:tcPr>
-          <w:p>
-            <w:pPr>
-              <w:spacing w:line="269" w:lineRule="auto"/>
+            <w:vMerge w:val="continue"/>
+            <w:vAlign w:val="center"/>
+          </w:tcPr>
+          <w:p>
+            <w:pPr>
               <w:rPr>
                 <w:rFonts w:ascii="Arial"/>
                 <w:sz w:val="21"/>
               </w:rPr>
             </w:pPr>
           </w:p>
-          <w:p>
-            <w:pPr>
-              <w:spacing w:line="269" w:lineRule="auto"/>
-              <w:rPr>
-                <w:rFonts w:ascii="Arial"/>
-                <w:sz w:val="21"/>
-              </w:rPr>
-            </w:pPr>
-          </w:p>
-          <w:p>
-            <w:pPr>
-              <w:spacing w:line="269" w:lineRule="auto"/>
-              <w:rPr>
-                <w:rFonts w:ascii="Arial"/>
-                <w:sz w:val="21"/>
-              </w:rPr>
-            </w:pPr>
-          </w:p>
-          <w:p>
-            <w:pPr>
-              <w:rPr>
-                <w:rFonts w:hint="default" w:eastAsia="宋体"/>
-                <w:sz w:val="21"/>
-                <w:lang w:val="en-US" w:eastAsia="zh-CN"/>
-              </w:rPr>
-            </w:pPr>
-          </w:p>
-          <w:p>
-            <w:pPr>
-              <w:rPr>
-                <w:sz w:val="18"/>
-                <w:szCs w:val="18"/>
-              </w:rPr>
-            </w:pPr>
-            <w:r>
-              <w:rPr>
-                <w:rFonts w:hint="eastAsia" w:eastAsia="宋体"/>
-                <w:sz w:val="21"/>
-                <w:lang w:val="en-US" w:eastAsia="zh-CN"/>
-              </w:rPr>
-              <w:t>资源</w:t>
-            </w:r>
-          </w:p>
         </w:tc>
         <w:tc>
           <w:tcPr>
@@ -2620,274 +3321,64 @@
                 <w:szCs w:val="18"/>
                 <w:lang w:val="en-US" w:eastAsia="zh-CN"/>
               </w:rPr>
-              <w:t>工具</w:t>
-            </w:r>
-          </w:p>
-        </w:tc>
-        <w:tc>
-          <w:tcPr>
-            <w:tcW w:w="1557" w:type="dxa"/>
-          </w:tcPr>
-          <w:p>
-            <w:pPr>
-              <w:pStyle w:val="25"/>
-              <w:spacing w:before="137"/>
-              <w:jc w:val="center"/>
-              <w:rPr>
-                <w:rFonts w:hint="eastAsia" w:eastAsia="宋体"/>
-                <w:spacing w:val="-2"/>
-                <w:sz w:val="18"/>
-                <w:szCs w:val="18"/>
-                <w:lang w:val="en-US" w:eastAsia="zh-CN"/>
-              </w:rPr>
-            </w:pPr>
-            <w:r>
-              <w:rPr>
-                <w:rFonts w:hint="eastAsia"/>
-                <w:spacing w:val="-2"/>
-                <w:sz w:val="18"/>
-                <w:szCs w:val="18"/>
-                <w:lang w:val="en-US" w:eastAsia="zh-CN"/>
-              </w:rPr>
-              <w:t>运维服务工具</w:t>
-            </w:r>
-          </w:p>
-        </w:tc>
-        <w:tc>
-          <w:tcPr>
-            <w:tcW w:w="2974" w:type="dxa"/>
-          </w:tcPr>
-          <w:p>
-            <w:pPr>
-              <w:pStyle w:val="25"/>
-              <w:spacing w:before="137" w:line="224" w:lineRule="auto"/>
-              <w:ind w:left="1263"/>
-              <w:rPr>
-                <w:rFonts w:hint="default" w:eastAsia="宋体"/>
-                <w:spacing w:val="-2"/>
-                <w:sz w:val="18"/>
-                <w:szCs w:val="18"/>
-                <w:lang w:val="en-US" w:eastAsia="zh-CN"/>
-              </w:rPr>
-            </w:pPr>
-            <w:r>
-              <w:rPr>
-                <w:rFonts w:hint="eastAsia"/>
-                <w:spacing w:val="-2"/>
-                <w:sz w:val="18"/>
-                <w:szCs w:val="18"/>
-                <w:lang w:val="en-US" w:eastAsia="zh-CN"/>
-              </w:rPr>
-              <w:t>工具自评估次数</w:t>
-            </w:r>
-          </w:p>
-        </w:tc>
-        <w:tc>
-          <w:tcPr>
-            <w:tcW w:w="991" w:type="dxa"/>
-          </w:tcPr>
-          <w:p>
-            <w:pPr>
-              <w:pStyle w:val="25"/>
-              <w:spacing w:before="233" w:line="220" w:lineRule="auto"/>
-              <w:ind w:left="321" w:leftChars="0"/>
-              <w:rPr>
-                <w:rFonts w:hint="default" w:eastAsia="宋体"/>
-                <w:spacing w:val="-3"/>
-                <w:sz w:val="18"/>
-                <w:szCs w:val="18"/>
-                <w:lang w:val="en-US" w:eastAsia="zh-CN"/>
-              </w:rPr>
-            </w:pPr>
-            <w:r>
-              <w:rPr>
-                <w:rFonts w:hint="eastAsia"/>
-                <w:spacing w:val="-3"/>
-                <w:sz w:val="18"/>
-                <w:szCs w:val="18"/>
-                <w:lang w:val="en-US" w:eastAsia="zh-CN"/>
-              </w:rPr>
-              <w:t>按年度</w:t>
-            </w:r>
-          </w:p>
-        </w:tc>
-        <w:tc>
-          <w:tcPr>
-            <w:tcW w:w="1275" w:type="dxa"/>
-          </w:tcPr>
-          <w:p>
-            <w:pPr>
-              <w:pStyle w:val="25"/>
-              <w:spacing w:before="234" w:line="220" w:lineRule="auto"/>
-              <w:ind w:left="283"/>
-              <w:rPr>
-                <w:rFonts w:hint="default" w:eastAsia="宋体"/>
-                <w:spacing w:val="-2"/>
-                <w:sz w:val="18"/>
-                <w:szCs w:val="18"/>
-                <w:lang w:val="en-US" w:eastAsia="zh-CN"/>
-              </w:rPr>
-            </w:pPr>
-            <w:r>
-              <w:rPr>
-                <w:rFonts w:hint="eastAsia"/>
-                <w:spacing w:val="-2"/>
-                <w:sz w:val="18"/>
-                <w:szCs w:val="18"/>
-                <w:lang w:val="en-US" w:eastAsia="zh-CN"/>
-              </w:rPr>
-              <w:t>运维部</w:t>
-            </w:r>
-          </w:p>
-        </w:tc>
-        <w:tc>
-          <w:tcPr>
-            <w:tcW w:w="1279" w:type="dxa"/>
-          </w:tcPr>
-          <w:p>
-            <w:pPr>
-              <w:pStyle w:val="25"/>
-              <w:spacing w:before="259" w:line="238" w:lineRule="auto"/>
-              <w:ind w:left="436"/>
+              <w:t>服务台</w:t>
+            </w:r>
+          </w:p>
+        </w:tc>
+        <w:tc>
+          <w:tcPr>
+            <w:tcW w:w="1948" w:type="dxa"/>
+          </w:tcPr>
+          <w:p>
+            <w:pPr>
+              <w:pStyle w:val="25"/>
+              <w:spacing w:before="73" w:line="291" w:lineRule="auto"/>
+              <w:ind w:right="145"/>
+              <w:rPr>
+                <w:sz w:val="18"/>
+                <w:szCs w:val="18"/>
+              </w:rPr>
+            </w:pPr>
+            <w:r>
+              <w:rPr>
+                <w:spacing w:val="-2"/>
+                <w:sz w:val="18"/>
+                <w:szCs w:val="18"/>
+              </w:rPr>
+              <w:t>服务台录入事件</w:t>
+            </w:r>
+            <w:r>
               <w:rPr>
                 <w:spacing w:val="-5"/>
                 <w:sz w:val="18"/>
                 <w:szCs w:val="18"/>
               </w:rPr>
-            </w:pPr>
-            <w:r>
-              <w:rPr>
-                <w:rFonts w:hint="eastAsia"/>
-                <w:w w:val="105"/>
-                <w:sz w:val="18"/>
-                <w:szCs w:val="18"/>
-                <w:lang w:val="en-US" w:eastAsia="zh-CN"/>
-              </w:rPr>
-              <w:t>≥1次</w:t>
-            </w:r>
-          </w:p>
-        </w:tc>
-      </w:tr>
-      <w:tr>
-        <w:tblPrEx>
-          <w:tblBorders>
-            <w:top w:val="single" w:color="000000" w:sz="4" w:space="0"/>
-            <w:left w:val="single" w:color="000000" w:sz="4" w:space="0"/>
-            <w:bottom w:val="single" w:color="000000" w:sz="4" w:space="0"/>
-            <w:right w:val="single" w:color="000000" w:sz="4" w:space="0"/>
-            <w:insideH w:val="single" w:color="000000" w:sz="4" w:space="0"/>
-            <w:insideV w:val="single" w:color="000000" w:sz="4" w:space="0"/>
-          </w:tblBorders>
-          <w:tblCellMar>
-            <w:top w:w="0" w:type="dxa"/>
-            <w:left w:w="0" w:type="dxa"/>
-            <w:bottom w:w="0" w:type="dxa"/>
-            <w:right w:w="0" w:type="dxa"/>
-          </w:tblCellMar>
-        </w:tblPrEx>
-        <w:trPr>
-          <w:trHeight w:val="652" w:hRule="atLeast"/>
-          <w:jc w:val="center"/>
-        </w:trPr>
-        <w:tc>
-          <w:tcPr>
-            <w:tcW w:w="624" w:type="dxa"/>
-            <w:vMerge w:val="continue"/>
-          </w:tcPr>
-          <w:p>
-            <w:pPr>
-              <w:pStyle w:val="25"/>
-              <w:spacing w:before="58" w:line="221" w:lineRule="auto"/>
-              <w:ind w:left="475"/>
-              <w:rPr>
-                <w:sz w:val="18"/>
-                <w:szCs w:val="18"/>
-              </w:rPr>
-            </w:pPr>
-          </w:p>
-        </w:tc>
-        <w:tc>
-          <w:tcPr>
-            <w:tcW w:w="670" w:type="dxa"/>
-            <w:vMerge w:val="restart"/>
-          </w:tcPr>
-          <w:p>
-            <w:pPr>
-              <w:rPr>
-                <w:rFonts w:hint="eastAsia" w:ascii="宋体" w:hAnsi="宋体" w:eastAsia="宋体" w:cs="宋体"/>
-                <w:sz w:val="18"/>
-                <w:szCs w:val="18"/>
-                <w:lang w:val="en-US" w:eastAsia="zh-CN"/>
-              </w:rPr>
-            </w:pPr>
-            <w:r>
-              <w:rPr>
-                <w:rFonts w:hint="eastAsia" w:ascii="宋体" w:hAnsi="宋体" w:eastAsia="宋体" w:cs="宋体"/>
-                <w:sz w:val="18"/>
-                <w:szCs w:val="18"/>
-                <w:lang w:val="en-US" w:eastAsia="zh-CN"/>
-              </w:rPr>
-              <w:t>备件库</w:t>
-            </w:r>
-          </w:p>
-        </w:tc>
-        <w:tc>
-          <w:tcPr>
-            <w:tcW w:w="1557" w:type="dxa"/>
-          </w:tcPr>
-          <w:p>
-            <w:pPr>
-              <w:pStyle w:val="25"/>
-              <w:spacing w:before="72" w:line="292" w:lineRule="auto"/>
-              <w:ind w:left="598" w:right="145" w:hanging="449"/>
-              <w:rPr>
-                <w:sz w:val="18"/>
-                <w:szCs w:val="18"/>
-              </w:rPr>
-            </w:pPr>
-            <w:r>
-              <w:rPr>
-                <w:spacing w:val="-2"/>
-                <w:sz w:val="18"/>
-                <w:szCs w:val="18"/>
-              </w:rPr>
-              <w:t>库存备件数据准确率</w:t>
-            </w:r>
-          </w:p>
-        </w:tc>
-        <w:tc>
-          <w:tcPr>
-            <w:tcW w:w="2974" w:type="dxa"/>
-          </w:tcPr>
-          <w:p>
-            <w:pPr>
-              <w:pStyle w:val="25"/>
-              <w:spacing w:before="71" w:line="220" w:lineRule="auto"/>
-              <w:ind w:left="113"/>
-              <w:rPr>
-                <w:sz w:val="18"/>
-                <w:szCs w:val="18"/>
-              </w:rPr>
-            </w:pPr>
-            <w:r>
-              <w:rPr>
-                <w:spacing w:val="-2"/>
-                <w:sz w:val="18"/>
-                <w:szCs w:val="18"/>
-              </w:rPr>
-              <w:t>（备件信息准确的数量/备件总数）</w:t>
-            </w:r>
-          </w:p>
-          <w:p>
-            <w:pPr>
-              <w:pStyle w:val="25"/>
-              <w:spacing w:before="137" w:line="224" w:lineRule="auto"/>
-              <w:ind w:left="1263"/>
-              <w:rPr>
-                <w:sz w:val="18"/>
-                <w:szCs w:val="18"/>
-              </w:rPr>
-            </w:pPr>
+              <w:t>的完整性</w:t>
+            </w:r>
+          </w:p>
+        </w:tc>
+        <w:tc>
+          <w:tcPr>
+            <w:tcW w:w="3828" w:type="dxa"/>
+          </w:tcPr>
+          <w:p>
+            <w:pPr>
+              <w:pStyle w:val="25"/>
+              <w:spacing w:before="72" w:line="220" w:lineRule="auto"/>
+              <w:ind w:left="100"/>
+              <w:rPr>
+                <w:sz w:val="18"/>
+                <w:szCs w:val="18"/>
+              </w:rPr>
+            </w:pPr>
+            <w:r>
+              <w:rPr>
+                <w:spacing w:val="1"/>
+                <w:sz w:val="18"/>
+                <w:szCs w:val="18"/>
+              </w:rPr>
+              <w:t>1-（不完整事件数/总事件数）</w:t>
+            </w:r>
             <w:r>
               <w:rPr>
                 <w:spacing w:val="-2"/>
@@ -2900,61 +3391,64 @@
         </w:tc>
         <w:tc>
           <w:tcPr>
-            <w:tcW w:w="991" w:type="dxa"/>
-          </w:tcPr>
-          <w:p>
-            <w:pPr>
-              <w:pStyle w:val="25"/>
-              <w:spacing w:before="234" w:line="220" w:lineRule="auto"/>
-              <w:ind w:left="231" w:leftChars="0"/>
-              <w:rPr>
-                <w:sz w:val="18"/>
-                <w:szCs w:val="18"/>
-              </w:rPr>
-            </w:pPr>
-            <w:r>
-              <w:rPr>
-                <w:spacing w:val="-2"/>
-                <w:sz w:val="18"/>
-                <w:szCs w:val="18"/>
-              </w:rPr>
-              <w:t>按季度</w:t>
-            </w:r>
-          </w:p>
-        </w:tc>
-        <w:tc>
-          <w:tcPr>
-            <w:tcW w:w="1275" w:type="dxa"/>
-          </w:tcPr>
-          <w:p>
-            <w:pPr>
-              <w:pStyle w:val="25"/>
-              <w:spacing w:before="234" w:line="220" w:lineRule="auto"/>
-              <w:ind w:left="375"/>
-              <w:rPr>
-                <w:sz w:val="18"/>
-                <w:szCs w:val="18"/>
-              </w:rPr>
-            </w:pPr>
-            <w:r>
-              <w:rPr>
-                <w:spacing w:val="-3"/>
-                <w:sz w:val="18"/>
-                <w:szCs w:val="18"/>
-              </w:rPr>
-              <w:t>备件库</w:t>
-            </w:r>
-          </w:p>
-        </w:tc>
-        <w:tc>
-          <w:tcPr>
-            <w:tcW w:w="1279" w:type="dxa"/>
-          </w:tcPr>
-          <w:p>
-            <w:pPr>
-              <w:pStyle w:val="25"/>
-              <w:spacing w:before="260" w:line="238" w:lineRule="auto"/>
-              <w:ind w:left="436"/>
+            <w:tcW w:w="480" w:type="dxa"/>
+          </w:tcPr>
+          <w:p>
+            <w:pPr>
+              <w:pStyle w:val="25"/>
+              <w:spacing w:before="235" w:line="220" w:lineRule="auto"/>
+              <w:ind w:left="0" w:leftChars="0" w:right="0" w:rightChars="0" w:firstLine="0" w:firstLineChars="0"/>
+              <w:jc w:val="center"/>
+              <w:rPr>
+                <w:sz w:val="18"/>
+                <w:szCs w:val="18"/>
+              </w:rPr>
+            </w:pPr>
+            <w:r>
+              <w:rPr>
+                <w:spacing w:val="-2"/>
+                <w:sz w:val="18"/>
+                <w:szCs w:val="18"/>
+              </w:rPr>
+              <w:t>季度</w:t>
+            </w:r>
+          </w:p>
+        </w:tc>
+        <w:tc>
+          <w:tcPr>
+            <w:tcW w:w="1032" w:type="dxa"/>
+          </w:tcPr>
+          <w:p>
+            <w:pPr>
+              <w:pStyle w:val="25"/>
+              <w:spacing w:before="235" w:line="220" w:lineRule="auto"/>
+              <w:ind w:left="0" w:leftChars="0" w:right="0" w:rightChars="0" w:firstLine="0" w:firstLineChars="0"/>
+              <w:jc w:val="center"/>
+              <w:rPr>
+                <w:sz w:val="18"/>
+                <w:szCs w:val="18"/>
+              </w:rPr>
+            </w:pPr>
+            <w:r>
+              <w:rPr>
+                <w:spacing w:val="-2"/>
+                <w:sz w:val="18"/>
+                <w:szCs w:val="18"/>
+              </w:rPr>
+              <w:t>服务台</w:t>
+            </w:r>
+          </w:p>
+        </w:tc>
+        <w:tc>
+          <w:tcPr>
+            <w:tcW w:w="788" w:type="dxa"/>
+          </w:tcPr>
+          <w:p>
+            <w:pPr>
+              <w:pStyle w:val="25"/>
+              <w:spacing w:before="261" w:line="238" w:lineRule="auto"/>
+              <w:ind w:left="0" w:leftChars="0" w:right="0" w:rightChars="0" w:firstLine="0" w:firstLineChars="0"/>
+              <w:jc w:val="center"/>
               <w:rPr>
                 <w:sz w:val="18"/>
                 <w:szCs w:val="18"/>
@@ -2966,7 +3460,7 @@
                 <w:sz w:val="18"/>
                 <w:szCs w:val="18"/>
               </w:rPr>
-              <w:t>≥99%</w:t>
+              <w:t>≥95%</w:t>
             </w:r>
           </w:p>
         </w:tc>
@@ -2996,6 +3490,7 @@
           <w:tcPr>
             <w:tcW w:w="624" w:type="dxa"/>
             <w:vMerge w:val="continue"/>
+            <w:vAlign w:val="center"/>
           </w:tcPr>
           <w:p>
             <w:pPr>
@@ -3009,7 +3504,6 @@
         <w:tc>
           <w:tcPr>
             <w:tcW w:w="670" w:type="dxa"/>
-            <w:vMerge w:val="continue"/>
           </w:tcPr>
           <w:p>
             <w:pPr>
@@ -3020,298 +3514,137 @@
                 <w:lang w:val="en-US" w:eastAsia="zh-CN"/>
               </w:rPr>
             </w:pPr>
-          </w:p>
-        </w:tc>
-        <w:tc>
-          <w:tcPr>
-            <w:tcW w:w="1557" w:type="dxa"/>
-          </w:tcPr>
-          <w:p>
-            <w:pPr>
-              <w:pStyle w:val="25"/>
-              <w:spacing w:before="234" w:line="220" w:lineRule="auto"/>
-              <w:ind w:left="330"/>
-              <w:rPr>
-                <w:sz w:val="18"/>
-                <w:szCs w:val="18"/>
-              </w:rPr>
-            </w:pPr>
-            <w:r>
-              <w:rPr>
-                <w:spacing w:val="-2"/>
-                <w:sz w:val="18"/>
-                <w:szCs w:val="18"/>
-              </w:rPr>
-              <w:t>备件可用率</w:t>
-            </w:r>
-          </w:p>
-        </w:tc>
-        <w:tc>
-          <w:tcPr>
-            <w:tcW w:w="2974" w:type="dxa"/>
-          </w:tcPr>
-          <w:p>
-            <w:pPr>
-              <w:pStyle w:val="25"/>
-              <w:spacing w:before="71" w:line="220" w:lineRule="auto"/>
-              <w:ind w:left="189"/>
-              <w:rPr>
-                <w:sz w:val="18"/>
-                <w:szCs w:val="18"/>
-              </w:rPr>
-            </w:pPr>
-            <w:r>
-              <w:rPr>
-                <w:spacing w:val="-1"/>
-                <w:sz w:val="18"/>
-                <w:szCs w:val="18"/>
-              </w:rPr>
-              <w:t>（领用备件完好数量/领用备件总</w:t>
-            </w:r>
-          </w:p>
-          <w:p>
-            <w:pPr>
-              <w:pStyle w:val="25"/>
-              <w:spacing w:before="111" w:line="220" w:lineRule="auto"/>
-              <w:ind w:left="1085"/>
-              <w:rPr>
-                <w:sz w:val="18"/>
-                <w:szCs w:val="18"/>
-              </w:rPr>
-            </w:pPr>
-            <w:r>
-              <w:rPr>
-                <w:spacing w:val="-2"/>
-                <w:sz w:val="18"/>
-                <w:szCs w:val="18"/>
-              </w:rPr>
-              <w:t>数）*100%</w:t>
-            </w:r>
-          </w:p>
-        </w:tc>
-        <w:tc>
-          <w:tcPr>
-            <w:tcW w:w="991" w:type="dxa"/>
-          </w:tcPr>
-          <w:p>
-            <w:pPr>
-              <w:pStyle w:val="25"/>
-              <w:spacing w:before="234" w:line="220" w:lineRule="auto"/>
-              <w:ind w:left="231" w:leftChars="0"/>
-              <w:rPr>
-                <w:sz w:val="18"/>
-                <w:szCs w:val="18"/>
-              </w:rPr>
-            </w:pPr>
-            <w:r>
-              <w:rPr>
-                <w:spacing w:val="-2"/>
-                <w:sz w:val="18"/>
-                <w:szCs w:val="18"/>
-              </w:rPr>
-              <w:t>按季度</w:t>
-            </w:r>
-          </w:p>
-        </w:tc>
-        <w:tc>
-          <w:tcPr>
-            <w:tcW w:w="1275" w:type="dxa"/>
-          </w:tcPr>
-          <w:p>
-            <w:pPr>
-              <w:pStyle w:val="25"/>
-              <w:spacing w:before="234" w:line="220" w:lineRule="auto"/>
-              <w:ind w:left="375"/>
-              <w:rPr>
-                <w:sz w:val="18"/>
-                <w:szCs w:val="18"/>
-              </w:rPr>
-            </w:pPr>
-            <w:r>
-              <w:rPr>
-                <w:spacing w:val="-3"/>
-                <w:sz w:val="18"/>
-                <w:szCs w:val="18"/>
-              </w:rPr>
-              <w:t>备件库</w:t>
-            </w:r>
-          </w:p>
-        </w:tc>
-        <w:tc>
-          <w:tcPr>
-            <w:tcW w:w="1279" w:type="dxa"/>
-          </w:tcPr>
-          <w:p>
-            <w:pPr>
-              <w:pStyle w:val="25"/>
-              <w:spacing w:before="260" w:line="238" w:lineRule="auto"/>
-              <w:ind w:left="436"/>
-              <w:rPr>
-                <w:sz w:val="18"/>
-                <w:szCs w:val="18"/>
-              </w:rPr>
-            </w:pPr>
-            <w:r>
-              <w:rPr>
-                <w:spacing w:val="-5"/>
-                <w:sz w:val="18"/>
-                <w:szCs w:val="18"/>
-              </w:rPr>
-              <w:t>≥95%</w:t>
-            </w:r>
-          </w:p>
-        </w:tc>
-      </w:tr>
-      <w:tr>
-        <w:tblPrEx>
-          <w:tblBorders>
-            <w:top w:val="single" w:color="000000" w:sz="4" w:space="0"/>
-            <w:left w:val="single" w:color="000000" w:sz="4" w:space="0"/>
-            <w:bottom w:val="single" w:color="000000" w:sz="4" w:space="0"/>
-            <w:right w:val="single" w:color="000000" w:sz="4" w:space="0"/>
-            <w:insideH w:val="single" w:color="000000" w:sz="4" w:space="0"/>
-            <w:insideV w:val="single" w:color="000000" w:sz="4" w:space="0"/>
-          </w:tblBorders>
-          <w:tblCellMar>
-            <w:top w:w="0" w:type="dxa"/>
-            <w:left w:w="0" w:type="dxa"/>
-            <w:bottom w:w="0" w:type="dxa"/>
-            <w:right w:w="0" w:type="dxa"/>
-          </w:tblCellMar>
-        </w:tblPrEx>
-        <w:trPr>
-          <w:trHeight w:val="480" w:hRule="atLeast"/>
-          <w:jc w:val="center"/>
-        </w:trPr>
-        <w:tc>
-          <w:tcPr>
-            <w:tcW w:w="624" w:type="dxa"/>
-            <w:vMerge w:val="continue"/>
-          </w:tcPr>
-          <w:p>
-            <w:pPr>
-              <w:rPr>
-                <w:rFonts w:ascii="Arial"/>
-                <w:sz w:val="21"/>
-              </w:rPr>
-            </w:pPr>
-          </w:p>
-        </w:tc>
-        <w:tc>
-          <w:tcPr>
-            <w:tcW w:w="670" w:type="dxa"/>
-          </w:tcPr>
-          <w:p>
-            <w:pPr>
+            <w:r>
               <w:rPr>
                 <w:rFonts w:hint="eastAsia" w:ascii="宋体" w:hAnsi="宋体" w:eastAsia="宋体" w:cs="宋体"/>
                 <w:sz w:val="18"/>
                 <w:szCs w:val="18"/>
                 <w:lang w:val="en-US" w:eastAsia="zh-CN"/>
               </w:rPr>
-            </w:pPr>
-            <w:r>
-              <w:rPr>
-                <w:rFonts w:hint="eastAsia" w:ascii="宋体" w:hAnsi="宋体" w:eastAsia="宋体" w:cs="宋体"/>
-                <w:sz w:val="18"/>
-                <w:szCs w:val="18"/>
-                <w:lang w:val="en-US" w:eastAsia="zh-CN"/>
-              </w:rPr>
-              <w:t>服务知识</w:t>
-            </w:r>
-          </w:p>
-        </w:tc>
-        <w:tc>
-          <w:tcPr>
-            <w:tcW w:w="1557" w:type="dxa"/>
-          </w:tcPr>
-          <w:p>
-            <w:pPr>
-              <w:pStyle w:val="25"/>
-              <w:spacing w:before="149" w:line="220" w:lineRule="auto"/>
-              <w:ind w:left="239"/>
-              <w:rPr>
-                <w:sz w:val="18"/>
-                <w:szCs w:val="18"/>
-              </w:rPr>
-            </w:pPr>
-            <w:r>
-              <w:rPr>
-                <w:spacing w:val="-2"/>
-                <w:sz w:val="18"/>
-                <w:szCs w:val="18"/>
-              </w:rPr>
-              <w:t>新增知识条目</w:t>
-            </w:r>
-          </w:p>
-        </w:tc>
-        <w:tc>
-          <w:tcPr>
-            <w:tcW w:w="2974" w:type="dxa"/>
-          </w:tcPr>
-          <w:p>
-            <w:pPr>
-              <w:pStyle w:val="25"/>
-              <w:spacing w:before="149" w:line="220" w:lineRule="auto"/>
-              <w:ind w:left="413"/>
-              <w:rPr>
-                <w:sz w:val="18"/>
-                <w:szCs w:val="18"/>
-              </w:rPr>
-            </w:pPr>
-            <w:r>
-              <w:rPr>
-                <w:spacing w:val="-1"/>
-                <w:sz w:val="18"/>
-                <w:szCs w:val="18"/>
-              </w:rPr>
-              <w:t>统计知识库中新增知识条目</w:t>
-            </w:r>
-          </w:p>
-        </w:tc>
-        <w:tc>
-          <w:tcPr>
-            <w:tcW w:w="991" w:type="dxa"/>
-          </w:tcPr>
-          <w:p>
-            <w:pPr>
-              <w:pStyle w:val="25"/>
-              <w:spacing w:before="149" w:line="220" w:lineRule="auto"/>
-              <w:ind w:left="231" w:leftChars="0"/>
-              <w:rPr>
-                <w:sz w:val="18"/>
-                <w:szCs w:val="18"/>
-              </w:rPr>
-            </w:pPr>
-            <w:r>
-              <w:rPr>
-                <w:spacing w:val="-2"/>
-                <w:sz w:val="18"/>
-                <w:szCs w:val="18"/>
-              </w:rPr>
-              <w:t>按季度</w:t>
-            </w:r>
-          </w:p>
-        </w:tc>
-        <w:tc>
-          <w:tcPr>
-            <w:tcW w:w="1275" w:type="dxa"/>
-          </w:tcPr>
-          <w:p>
-            <w:pPr>
-              <w:pStyle w:val="25"/>
-              <w:spacing w:before="149" w:line="220" w:lineRule="auto"/>
-              <w:ind w:left="193"/>
-              <w:rPr>
-                <w:sz w:val="18"/>
-                <w:szCs w:val="18"/>
-              </w:rPr>
-            </w:pPr>
-            <w:r>
-              <w:rPr>
-                <w:spacing w:val="-2"/>
-                <w:sz w:val="18"/>
-                <w:szCs w:val="18"/>
+              <w:t>最终软件库</w:t>
+            </w:r>
+          </w:p>
+        </w:tc>
+        <w:tc>
+          <w:tcPr>
+            <w:tcW w:w="1948" w:type="dxa"/>
+            <w:shd w:val="clear" w:color="auto" w:fill="auto"/>
+            <w:vAlign w:val="center"/>
+          </w:tcPr>
+          <w:p>
+            <w:pPr>
+              <w:pStyle w:val="26"/>
+              <w:spacing w:before="1"/>
+              <w:ind w:left="24" w:leftChars="0"/>
+              <w:rPr>
+                <w:rFonts w:hint="default" w:ascii="宋体" w:hAnsi="宋体" w:eastAsia="Arial" w:cs="宋体"/>
+                <w:snapToGrid w:val="0"/>
+                <w:color w:val="000000"/>
+                <w:w w:val="105"/>
+                <w:kern w:val="0"/>
+                <w:sz w:val="18"/>
+                <w:szCs w:val="18"/>
+                <w:lang w:val="en-US" w:eastAsia="zh-CN" w:bidi="zh-CN"/>
+              </w:rPr>
+            </w:pPr>
+            <w:r>
+              <w:rPr>
+                <w:rFonts w:hint="eastAsia" w:eastAsia="Arial" w:cs="宋体"/>
+                <w:snapToGrid w:val="0"/>
+                <w:color w:val="000000"/>
+                <w:w w:val="105"/>
+                <w:kern w:val="0"/>
+                <w:sz w:val="18"/>
+                <w:szCs w:val="18"/>
+                <w:lang w:val="en-US" w:eastAsia="zh-CN" w:bidi="zh-CN"/>
+              </w:rPr>
+              <w:t>版本正确率</w:t>
+            </w:r>
+          </w:p>
+        </w:tc>
+        <w:tc>
+          <w:tcPr>
+            <w:tcW w:w="3828" w:type="dxa"/>
+            <w:shd w:val="clear" w:color="auto" w:fill="auto"/>
+            <w:vAlign w:val="center"/>
+          </w:tcPr>
+          <w:p>
+            <w:pPr>
+              <w:pStyle w:val="26"/>
+              <w:spacing w:before="1"/>
+              <w:ind w:left="24" w:leftChars="0"/>
+              <w:rPr>
+                <w:rFonts w:hint="default" w:ascii="宋体" w:hAnsi="宋体" w:eastAsia="Arial" w:cs="宋体"/>
+                <w:snapToGrid w:val="0"/>
+                <w:color w:val="000000"/>
+                <w:w w:val="105"/>
+                <w:kern w:val="0"/>
+                <w:sz w:val="18"/>
+                <w:szCs w:val="18"/>
+                <w:lang w:val="en-US" w:eastAsia="zh-CN" w:bidi="zh-CN"/>
+              </w:rPr>
+            </w:pPr>
+            <w:r>
+              <w:rPr>
+                <w:rFonts w:hint="eastAsia"/>
+                <w:w w:val="105"/>
+                <w:sz w:val="18"/>
+                <w:szCs w:val="18"/>
+                <w:lang w:val="en-US" w:eastAsia="zh-CN"/>
+              </w:rPr>
+              <w:t>版本正确软件数/软件总数*100%</w:t>
+            </w:r>
+          </w:p>
+        </w:tc>
+        <w:tc>
+          <w:tcPr>
+            <w:tcW w:w="480" w:type="dxa"/>
+          </w:tcPr>
+          <w:p>
+            <w:pPr>
+              <w:spacing w:before="235" w:line="220" w:lineRule="auto"/>
+              <w:ind w:left="0" w:leftChars="0" w:right="0" w:rightChars="0" w:firstLine="0" w:firstLineChars="0"/>
+              <w:jc w:val="center"/>
+              <w:rPr>
+                <w:spacing w:val="-2"/>
+                <w:sz w:val="18"/>
+                <w:szCs w:val="18"/>
+              </w:rPr>
+            </w:pPr>
+            <w:r>
+              <w:rPr>
+                <w:spacing w:val="-2"/>
+                <w:sz w:val="18"/>
+                <w:szCs w:val="18"/>
+              </w:rPr>
+              <w:t>季度</w:t>
+            </w:r>
+          </w:p>
+        </w:tc>
+        <w:tc>
+          <w:tcPr>
+            <w:tcW w:w="1032" w:type="dxa"/>
+          </w:tcPr>
+          <w:p>
+            <w:pPr>
+              <w:spacing w:before="235" w:line="220" w:lineRule="auto"/>
+              <w:ind w:left="0" w:leftChars="0" w:right="0" w:rightChars="0" w:firstLine="0" w:firstLineChars="0"/>
+              <w:jc w:val="center"/>
+              <w:rPr>
+                <w:rFonts w:hint="default" w:eastAsia="宋体"/>
+                <w:spacing w:val="-2"/>
+                <w:sz w:val="18"/>
+                <w:szCs w:val="18"/>
+                <w:lang w:val="en-US" w:eastAsia="zh-CN"/>
+              </w:rPr>
+            </w:pPr>
+            <w:r>
+              <w:rPr>
+                <w:rFonts w:hint="eastAsia" w:eastAsia="宋体"/>
+                <w:spacing w:val="-2"/>
+                <w:sz w:val="18"/>
+                <w:szCs w:val="18"/>
+                <w:lang w:val="en-US" w:eastAsia="zh-CN"/>
               </w:rPr>
               <w:t>运维部</w:t>
             </w:r>
@@ -3319,25 +3652,52 @@
         </w:tc>
         <w:tc>
           <w:tcPr>
-            <w:tcW w:w="1279" w:type="dxa"/>
-          </w:tcPr>
-          <w:p>
-            <w:pPr>
-              <w:pStyle w:val="25"/>
-              <w:spacing w:before="149" w:line="220" w:lineRule="auto"/>
-              <w:ind w:left="369"/>
-              <w:rPr>
-                <w:sz w:val="18"/>
-                <w:szCs w:val="18"/>
-              </w:rPr>
-            </w:pPr>
-            <w:r>
-              <w:rPr>
-                <w:spacing w:val="-7"/>
-                <w:sz w:val="18"/>
-                <w:szCs w:val="18"/>
-              </w:rPr>
-              <w:t>≥40条</w:t>
+            <w:tcW w:w="788" w:type="dxa"/>
+            <w:shd w:val="clear" w:color="auto" w:fill="auto"/>
+            <w:vAlign w:val="center"/>
+          </w:tcPr>
+          <w:p>
+            <w:pPr>
+              <w:pStyle w:val="26"/>
+              <w:spacing w:before="1"/>
+              <w:ind w:left="0" w:leftChars="0" w:right="0" w:rightChars="0" w:firstLine="0" w:firstLineChars="0"/>
+              <w:jc w:val="center"/>
+              <w:rPr>
+                <w:rFonts w:hint="eastAsia" w:ascii="宋体" w:hAnsi="宋体" w:eastAsia="Arial" w:cs="宋体"/>
+                <w:snapToGrid w:val="0"/>
+                <w:color w:val="000000"/>
+                <w:w w:val="105"/>
+                <w:kern w:val="0"/>
+                <w:sz w:val="18"/>
+                <w:szCs w:val="18"/>
+                <w:lang w:val="zh-CN" w:eastAsia="zh-CN" w:bidi="zh-CN"/>
+              </w:rPr>
+            </w:pPr>
+            <w:r>
+              <w:rPr>
+                <w:w w:val="105"/>
+                <w:sz w:val="18"/>
+                <w:szCs w:val="18"/>
+              </w:rPr>
+              <w:t>≥9</w:t>
+            </w:r>
+            <w:r>
+              <w:rPr>
+                <w:rFonts w:hint="eastAsia"/>
+                <w:w w:val="105"/>
+                <w:sz w:val="18"/>
+                <w:szCs w:val="18"/>
+                <w:lang w:val="en-US" w:eastAsia="zh-CN"/>
+              </w:rPr>
+              <w:t>5</w:t>
+            </w:r>
+            <w:r>
+              <w:rPr>
+                <w:w w:val="105"/>
+                <w:sz w:val="18"/>
+                <w:szCs w:val="18"/>
+              </w:rPr>
+              <w:t>%</w:t>
             </w:r>
           </w:p>
         </w:tc>
@@ -3367,6 +3727,7 @@
           <w:tcPr>
             <w:tcW w:w="624" w:type="dxa"/>
             <w:vMerge w:val="continue"/>
+            <w:vAlign w:val="center"/>
           </w:tcPr>
           <w:p>
             <w:pPr>
@@ -3397,31 +3758,469 @@
                 <w:szCs w:val="18"/>
                 <w:lang w:val="en-US" w:eastAsia="zh-CN"/>
               </w:rPr>
-              <w:t>服务台</w:t>
-            </w:r>
-          </w:p>
-        </w:tc>
-        <w:tc>
-          <w:tcPr>
-            <w:tcW w:w="1557" w:type="dxa"/>
-          </w:tcPr>
-          <w:p>
-            <w:pPr>
-              <w:pStyle w:val="25"/>
-              <w:spacing w:before="73" w:line="291" w:lineRule="auto"/>
-              <w:ind w:left="432" w:right="145" w:hanging="284"/>
-              <w:rPr>
-                <w:sz w:val="18"/>
-                <w:szCs w:val="18"/>
-              </w:rPr>
-            </w:pPr>
-            <w:r>
-              <w:rPr>
-                <w:spacing w:val="-2"/>
-                <w:sz w:val="18"/>
-                <w:szCs w:val="18"/>
-              </w:rPr>
-              <w:t>服务台录入事件</w:t>
+              <w:t>服务数据</w:t>
+            </w:r>
+          </w:p>
+        </w:tc>
+        <w:tc>
+          <w:tcPr>
+            <w:tcW w:w="1948" w:type="dxa"/>
+            <w:shd w:val="clear" w:color="auto" w:fill="auto"/>
+            <w:vAlign w:val="center"/>
+          </w:tcPr>
+          <w:p>
+            <w:pPr>
+              <w:pStyle w:val="26"/>
+              <w:spacing w:before="1"/>
+              <w:ind w:left="24" w:leftChars="0"/>
+              <w:rPr>
+                <w:rFonts w:hint="default" w:ascii="宋体" w:hAnsi="宋体" w:eastAsia="Arial" w:cs="宋体"/>
+                <w:snapToGrid w:val="0"/>
+                <w:color w:val="000000"/>
+                <w:w w:val="105"/>
+                <w:kern w:val="0"/>
+                <w:sz w:val="18"/>
+                <w:szCs w:val="18"/>
+                <w:lang w:val="en-US" w:eastAsia="zh-CN" w:bidi="zh-CN"/>
+              </w:rPr>
+            </w:pPr>
+            <w:r>
+              <w:rPr>
+                <w:rFonts w:hint="eastAsia"/>
+                <w:w w:val="105"/>
+                <w:sz w:val="18"/>
+                <w:szCs w:val="18"/>
+                <w:lang w:val="en-US" w:eastAsia="zh-CN"/>
+              </w:rPr>
+              <w:t>服务数据</w:t>
+            </w:r>
+          </w:p>
+        </w:tc>
+        <w:tc>
+          <w:tcPr>
+            <w:tcW w:w="3828" w:type="dxa"/>
+            <w:shd w:val="clear" w:color="auto" w:fill="auto"/>
+            <w:vAlign w:val="center"/>
+          </w:tcPr>
+          <w:p>
+            <w:pPr>
+              <w:pStyle w:val="26"/>
+              <w:spacing w:before="1"/>
+              <w:ind w:left="24" w:leftChars="0"/>
+              <w:rPr>
+                <w:rFonts w:hint="default" w:ascii="宋体" w:hAnsi="宋体" w:eastAsia="Arial" w:cs="宋体"/>
+                <w:snapToGrid w:val="0"/>
+                <w:color w:val="000000"/>
+                <w:w w:val="105"/>
+                <w:kern w:val="0"/>
+                <w:sz w:val="18"/>
+                <w:szCs w:val="18"/>
+                <w:lang w:val="en-US" w:eastAsia="zh-CN" w:bidi="zh-CN"/>
+              </w:rPr>
+            </w:pPr>
+            <w:r>
+              <w:rPr>
+                <w:rFonts w:hint="eastAsia"/>
+                <w:w w:val="105"/>
+                <w:sz w:val="18"/>
+                <w:szCs w:val="18"/>
+                <w:lang w:val="en-US" w:eastAsia="zh-CN"/>
+              </w:rPr>
+              <w:t>对服务数据分析利用次数</w:t>
+            </w:r>
+          </w:p>
+        </w:tc>
+        <w:tc>
+          <w:tcPr>
+            <w:tcW w:w="480" w:type="dxa"/>
+          </w:tcPr>
+          <w:p>
+            <w:pPr>
+              <w:spacing w:before="235" w:line="220" w:lineRule="auto"/>
+              <w:ind w:left="0" w:leftChars="0" w:right="0" w:rightChars="0" w:firstLine="0" w:firstLineChars="0"/>
+              <w:jc w:val="center"/>
+              <w:rPr>
+                <w:spacing w:val="-2"/>
+                <w:sz w:val="18"/>
+                <w:szCs w:val="18"/>
+              </w:rPr>
+            </w:pPr>
+            <w:r>
+              <w:rPr>
+                <w:spacing w:val="-2"/>
+                <w:sz w:val="18"/>
+                <w:szCs w:val="18"/>
+              </w:rPr>
+              <w:t>季度</w:t>
+            </w:r>
+          </w:p>
+        </w:tc>
+        <w:tc>
+          <w:tcPr>
+            <w:tcW w:w="1032" w:type="dxa"/>
+          </w:tcPr>
+          <w:p>
+            <w:pPr>
+              <w:spacing w:before="235" w:line="220" w:lineRule="auto"/>
+              <w:ind w:left="0" w:leftChars="0" w:right="0" w:rightChars="0" w:firstLine="0" w:firstLineChars="0"/>
+              <w:jc w:val="center"/>
+              <w:rPr>
+                <w:rFonts w:hint="default" w:eastAsia="宋体"/>
+                <w:spacing w:val="-2"/>
+                <w:sz w:val="18"/>
+                <w:szCs w:val="18"/>
+                <w:lang w:val="en-US" w:eastAsia="zh-CN"/>
+              </w:rPr>
+            </w:pPr>
+            <w:r>
+              <w:rPr>
+                <w:rFonts w:hint="eastAsia" w:eastAsia="宋体"/>
+                <w:spacing w:val="-2"/>
+                <w:sz w:val="18"/>
+                <w:szCs w:val="18"/>
+                <w:lang w:val="en-US" w:eastAsia="zh-CN"/>
+              </w:rPr>
+              <w:t>运维部</w:t>
+            </w:r>
+          </w:p>
+        </w:tc>
+        <w:tc>
+          <w:tcPr>
+            <w:tcW w:w="788" w:type="dxa"/>
+            <w:shd w:val="clear" w:color="auto" w:fill="auto"/>
+            <w:vAlign w:val="center"/>
+          </w:tcPr>
+          <w:p>
+            <w:pPr>
+              <w:pStyle w:val="26"/>
+              <w:spacing w:before="1"/>
+              <w:ind w:left="0" w:leftChars="0" w:right="0" w:rightChars="0" w:firstLine="0" w:firstLineChars="0"/>
+              <w:jc w:val="center"/>
+              <w:rPr>
+                <w:rFonts w:hint="default"/>
+                <w:w w:val="105"/>
+                <w:sz w:val="18"/>
+                <w:szCs w:val="18"/>
+                <w:lang w:val="en-US" w:eastAsia="zh-CN"/>
+              </w:rPr>
+            </w:pPr>
+            <w:r>
+              <w:rPr>
+                <w:spacing w:val="-9"/>
+                <w:sz w:val="18"/>
+                <w:szCs w:val="18"/>
+              </w:rPr>
+              <w:t>≥1次</w:t>
+            </w:r>
+          </w:p>
+        </w:tc>
+      </w:tr>
+      <w:tr>
+        <w:tblPrEx>
+          <w:tblBorders>
+            <w:top w:val="single" w:color="000000" w:sz="4" w:space="0"/>
+            <w:left w:val="single" w:color="000000" w:sz="4" w:space="0"/>
+            <w:bottom w:val="single" w:color="000000" w:sz="4" w:space="0"/>
+            <w:right w:val="single" w:color="000000" w:sz="4" w:space="0"/>
+            <w:insideH w:val="single" w:color="000000" w:sz="4" w:space="0"/>
+            <w:insideV w:val="single" w:color="000000" w:sz="4" w:space="0"/>
+          </w:tblBorders>
+          <w:tblCellMar>
+            <w:top w:w="0" w:type="dxa"/>
+            <w:left w:w="0" w:type="dxa"/>
+            <w:bottom w:w="0" w:type="dxa"/>
+            <w:right w:w="0" w:type="dxa"/>
+          </w:tblCellMar>
+        </w:tblPrEx>
+        <w:trPr>
+          <w:trHeight w:val="629" w:hRule="atLeast"/>
+          <w:jc w:val="center"/>
+        </w:trPr>
+        <w:tc>
+          <w:tcPr>
+            <w:tcW w:w="624" w:type="dxa"/>
+            <w:vMerge w:val="restart"/>
+            <w:vAlign w:val="center"/>
+          </w:tcPr>
+          <w:p>
+            <w:pPr>
+              <w:pStyle w:val="25"/>
+              <w:spacing w:before="59" w:line="220" w:lineRule="auto"/>
+              <w:ind w:left="132"/>
+              <w:rPr>
+                <w:sz w:val="18"/>
+                <w:szCs w:val="18"/>
+              </w:rPr>
+            </w:pPr>
+            <w:r>
+              <w:rPr>
+                <w:spacing w:val="-2"/>
+                <w:sz w:val="18"/>
+                <w:szCs w:val="18"/>
+              </w:rPr>
+              <w:t>过程</w:t>
+            </w:r>
+          </w:p>
+        </w:tc>
+        <w:tc>
+          <w:tcPr>
+            <w:tcW w:w="670" w:type="dxa"/>
+          </w:tcPr>
+          <w:p>
+            <w:pPr>
+              <w:pStyle w:val="25"/>
+              <w:spacing w:before="59" w:line="337" w:lineRule="auto"/>
+              <w:ind w:left="155" w:right="153" w:hanging="2"/>
+              <w:rPr>
+                <w:rFonts w:hint="default" w:eastAsia="宋体"/>
+                <w:spacing w:val="-4"/>
+                <w:sz w:val="18"/>
+                <w:szCs w:val="18"/>
+                <w:lang w:val="en-US" w:eastAsia="zh-CN"/>
+              </w:rPr>
+            </w:pPr>
+            <w:r>
+              <w:rPr>
+                <w:rFonts w:hint="eastAsia"/>
+                <w:spacing w:val="-4"/>
+                <w:sz w:val="18"/>
+                <w:szCs w:val="18"/>
+                <w:lang w:val="en-US" w:eastAsia="zh-CN"/>
+              </w:rPr>
+              <w:t>过程框架</w:t>
+            </w:r>
+          </w:p>
+        </w:tc>
+        <w:tc>
+          <w:tcPr>
+            <w:tcW w:w="1948" w:type="dxa"/>
+            <w:shd w:val="clear" w:color="auto" w:fill="auto"/>
+            <w:vAlign w:val="center"/>
+          </w:tcPr>
+          <w:p>
+            <w:pPr>
+              <w:pStyle w:val="26"/>
+              <w:spacing w:before="1"/>
+              <w:ind w:left="24" w:leftChars="0"/>
+              <w:rPr>
+                <w:rFonts w:hint="default" w:ascii="宋体" w:hAnsi="宋体" w:eastAsia="宋体" w:cs="宋体"/>
+                <w:snapToGrid w:val="0"/>
+                <w:color w:val="000000"/>
+                <w:spacing w:val="-2"/>
+                <w:kern w:val="0"/>
+                <w:sz w:val="24"/>
+                <w:szCs w:val="24"/>
+                <w:lang w:val="en-US" w:eastAsia="zh-CN" w:bidi="ar-SA"/>
+              </w:rPr>
+            </w:pPr>
+            <w:r>
+              <w:rPr>
+                <w:rFonts w:hint="eastAsia" w:ascii="宋体" w:hAnsi="宋体" w:eastAsia="Arial" w:cs="宋体"/>
+                <w:snapToGrid w:val="0"/>
+                <w:color w:val="000000"/>
+                <w:w w:val="105"/>
+                <w:kern w:val="0"/>
+                <w:sz w:val="18"/>
+                <w:szCs w:val="18"/>
+                <w:lang w:val="en-US" w:eastAsia="zh-CN" w:bidi="zh-CN"/>
+              </w:rPr>
+              <w:t>过程框架评审次数</w:t>
+            </w:r>
+          </w:p>
+        </w:tc>
+        <w:tc>
+          <w:tcPr>
+            <w:tcW w:w="3828" w:type="dxa"/>
+            <w:shd w:val="clear" w:color="auto" w:fill="auto"/>
+            <w:vAlign w:val="center"/>
+          </w:tcPr>
+          <w:p>
+            <w:pPr>
+              <w:pStyle w:val="26"/>
+              <w:spacing w:before="1"/>
+              <w:ind w:left="24" w:leftChars="0"/>
+              <w:rPr>
+                <w:rFonts w:hint="default" w:ascii="宋体" w:hAnsi="宋体" w:eastAsia="Arial" w:cs="宋体"/>
+                <w:snapToGrid w:val="0"/>
+                <w:color w:val="000000"/>
+                <w:w w:val="105"/>
+                <w:kern w:val="0"/>
+                <w:sz w:val="18"/>
+                <w:szCs w:val="18"/>
+                <w:lang w:val="en-US" w:eastAsia="zh-CN" w:bidi="zh-CN"/>
+              </w:rPr>
+            </w:pPr>
+            <w:r>
+              <w:rPr>
+                <w:rFonts w:hint="eastAsia" w:ascii="宋体" w:hAnsi="宋体" w:eastAsia="Arial" w:cs="宋体"/>
+                <w:snapToGrid w:val="0"/>
+                <w:color w:val="000000"/>
+                <w:w w:val="105"/>
+                <w:kern w:val="0"/>
+                <w:sz w:val="18"/>
+                <w:szCs w:val="18"/>
+                <w:lang w:val="en-US" w:eastAsia="zh-CN" w:bidi="zh-CN"/>
+              </w:rPr>
+              <w:t>数量：评审次数</w:t>
+            </w:r>
+          </w:p>
+        </w:tc>
+        <w:tc>
+          <w:tcPr>
+            <w:tcW w:w="480" w:type="dxa"/>
+            <w:shd w:val="clear" w:color="auto" w:fill="auto"/>
+            <w:vAlign w:val="center"/>
+          </w:tcPr>
+          <w:p>
+            <w:pPr>
+              <w:pStyle w:val="26"/>
+              <w:spacing w:before="1"/>
+              <w:ind w:left="0" w:leftChars="0" w:right="0" w:rightChars="0" w:firstLine="0" w:firstLineChars="0"/>
+              <w:jc w:val="center"/>
+              <w:rPr>
+                <w:rFonts w:hint="eastAsia" w:ascii="宋体" w:hAnsi="宋体" w:eastAsia="Arial" w:cs="宋体"/>
+                <w:snapToGrid w:val="0"/>
+                <w:color w:val="000000"/>
+                <w:w w:val="105"/>
+                <w:kern w:val="0"/>
+                <w:sz w:val="18"/>
+                <w:szCs w:val="18"/>
+                <w:lang w:val="en-US" w:eastAsia="zh-CN" w:bidi="zh-CN"/>
+              </w:rPr>
+            </w:pPr>
+            <w:r>
+              <w:rPr>
+                <w:rFonts w:hint="eastAsia" w:ascii="宋体" w:hAnsi="宋体" w:eastAsia="Arial" w:cs="宋体"/>
+                <w:snapToGrid w:val="0"/>
+                <w:color w:val="000000"/>
+                <w:w w:val="105"/>
+                <w:kern w:val="0"/>
+                <w:sz w:val="18"/>
+                <w:szCs w:val="18"/>
+                <w:lang w:val="en-US" w:eastAsia="zh-CN" w:bidi="zh-CN"/>
+              </w:rPr>
+              <w:t>半年</w:t>
+            </w:r>
+          </w:p>
+        </w:tc>
+        <w:tc>
+          <w:tcPr>
+            <w:tcW w:w="1032" w:type="dxa"/>
+            <w:vAlign w:val="center"/>
+          </w:tcPr>
+          <w:p>
+            <w:pPr>
+              <w:pStyle w:val="25"/>
+              <w:spacing w:before="59" w:line="220" w:lineRule="auto"/>
+              <w:ind w:left="0" w:leftChars="0" w:right="0" w:rightChars="0" w:firstLine="0" w:firstLineChars="0"/>
+              <w:jc w:val="center"/>
+              <w:rPr>
+                <w:rFonts w:hint="eastAsia" w:eastAsia="宋体"/>
+                <w:spacing w:val="-2"/>
+                <w:sz w:val="18"/>
+                <w:szCs w:val="18"/>
+                <w:lang w:val="en-US" w:eastAsia="zh-CN"/>
+              </w:rPr>
+            </w:pPr>
+            <w:r>
+              <w:rPr>
+                <w:rFonts w:hint="eastAsia"/>
+                <w:spacing w:val="-2"/>
+                <w:sz w:val="18"/>
+                <w:szCs w:val="18"/>
+                <w:lang w:val="en-US" w:eastAsia="zh-CN"/>
+              </w:rPr>
+              <w:t>运维部</w:t>
+            </w:r>
+          </w:p>
+        </w:tc>
+        <w:tc>
+          <w:tcPr>
+            <w:tcW w:w="788" w:type="dxa"/>
+            <w:vAlign w:val="center"/>
+          </w:tcPr>
+          <w:p>
+            <w:pPr>
+              <w:pStyle w:val="26"/>
+              <w:spacing w:before="1"/>
+              <w:ind w:left="0" w:leftChars="0" w:right="0" w:rightChars="0" w:firstLine="0" w:firstLineChars="0"/>
+              <w:jc w:val="center"/>
+              <w:rPr>
+                <w:w w:val="105"/>
+                <w:sz w:val="18"/>
+                <w:szCs w:val="18"/>
+              </w:rPr>
+            </w:pPr>
+            <w:r>
+              <w:rPr>
+                <w:spacing w:val="-9"/>
+                <w:sz w:val="18"/>
+                <w:szCs w:val="18"/>
+              </w:rPr>
+              <w:t>≥1次</w:t>
+            </w:r>
+          </w:p>
+        </w:tc>
+      </w:tr>
+      <w:tr>
+        <w:tblPrEx>
+          <w:tblBorders>
+            <w:top w:val="single" w:color="000000" w:sz="4" w:space="0"/>
+            <w:left w:val="single" w:color="000000" w:sz="4" w:space="0"/>
+            <w:bottom w:val="single" w:color="000000" w:sz="4" w:space="0"/>
+            <w:right w:val="single" w:color="000000" w:sz="4" w:space="0"/>
+            <w:insideH w:val="single" w:color="000000" w:sz="4" w:space="0"/>
+            <w:insideV w:val="single" w:color="000000" w:sz="4" w:space="0"/>
+          </w:tblBorders>
+          <w:tblCellMar>
+            <w:top w:w="0" w:type="dxa"/>
+            <w:left w:w="0" w:type="dxa"/>
+            <w:bottom w:w="0" w:type="dxa"/>
+            <w:right w:w="0" w:type="dxa"/>
+          </w:tblCellMar>
+        </w:tblPrEx>
+        <w:trPr>
+          <w:trHeight w:val="631" w:hRule="atLeast"/>
+          <w:jc w:val="center"/>
+        </w:trPr>
+        <w:tc>
+          <w:tcPr>
+            <w:tcW w:w="624" w:type="dxa"/>
+            <w:vMerge w:val="continue"/>
+          </w:tcPr>
+          <w:p>
+            <w:pPr>
+              <w:pStyle w:val="25"/>
+              <w:spacing w:before="59" w:line="220" w:lineRule="auto"/>
+              <w:ind w:left="132"/>
+              <w:rPr>
+                <w:sz w:val="18"/>
+                <w:szCs w:val="18"/>
+              </w:rPr>
+            </w:pPr>
+          </w:p>
+        </w:tc>
+        <w:tc>
+          <w:tcPr>
+            <w:tcW w:w="670" w:type="dxa"/>
+          </w:tcPr>
+          <w:p>
+            <w:pPr>
+              <w:pStyle w:val="25"/>
+              <w:spacing w:before="59" w:line="337" w:lineRule="auto"/>
+              <w:ind w:left="155" w:right="153" w:hanging="2"/>
+              <w:rPr>
+                <w:sz w:val="18"/>
+                <w:szCs w:val="18"/>
+              </w:rPr>
+            </w:pPr>
+            <w:r>
+              <w:rPr>
+                <w:spacing w:val="-4"/>
+                <w:sz w:val="18"/>
+                <w:szCs w:val="18"/>
+              </w:rPr>
+              <w:t>服务</w:t>
             </w:r>
             <w:r>
               <w:rPr>
@@ -3429,48 +4228,319 @@
                 <w:sz w:val="18"/>
                 <w:szCs w:val="18"/>
               </w:rPr>
-              <w:t>的完整性</w:t>
-            </w:r>
-          </w:p>
-        </w:tc>
-        <w:tc>
-          <w:tcPr>
-            <w:tcW w:w="2974" w:type="dxa"/>
-          </w:tcPr>
-          <w:p>
-            <w:pPr>
-              <w:pStyle w:val="25"/>
-              <w:spacing w:before="72" w:line="220" w:lineRule="auto"/>
-              <w:ind w:left="100"/>
-              <w:rPr>
-                <w:sz w:val="18"/>
-                <w:szCs w:val="18"/>
-              </w:rPr>
-            </w:pPr>
-            <w:r>
-              <w:rPr>
-                <w:spacing w:val="1"/>
-                <w:sz w:val="18"/>
-                <w:szCs w:val="18"/>
-              </w:rPr>
-              <w:t>【1-（不完整事件数/总事件数）】</w:t>
-            </w:r>
-          </w:p>
-          <w:p>
-            <w:pPr>
-              <w:pStyle w:val="25"/>
-              <w:spacing w:before="137" w:line="222" w:lineRule="auto"/>
-              <w:ind w:left="1263"/>
-              <w:rPr>
-                <w:sz w:val="18"/>
-                <w:szCs w:val="18"/>
-              </w:rPr>
-            </w:pPr>
-            <w:r>
-              <w:rPr>
-                <w:spacing w:val="-2"/>
-                <w:sz w:val="18"/>
-                <w:szCs w:val="18"/>
+              <w:t>级别</w:t>
+            </w:r>
+          </w:p>
+        </w:tc>
+        <w:tc>
+          <w:tcPr>
+            <w:tcW w:w="1948" w:type="dxa"/>
+          </w:tcPr>
+          <w:p>
+            <w:pPr>
+              <w:pStyle w:val="25"/>
+              <w:spacing w:before="59" w:line="220" w:lineRule="auto"/>
+              <w:rPr>
+                <w:sz w:val="18"/>
+                <w:szCs w:val="18"/>
+              </w:rPr>
+            </w:pPr>
+            <w:r>
+              <w:rPr>
+                <w:spacing w:val="-2"/>
+                <w:sz w:val="18"/>
+                <w:szCs w:val="18"/>
+              </w:rPr>
+              <w:t>SLA</w:t>
+            </w:r>
+            <w:r>
+              <w:rPr>
+                <w:spacing w:val="-39"/>
+                <w:sz w:val="18"/>
+                <w:szCs w:val="18"/>
+              </w:rPr>
+              <w:t xml:space="preserve"> </w:t>
+            </w:r>
+            <w:r>
+              <w:rPr>
+                <w:spacing w:val="-2"/>
+                <w:sz w:val="18"/>
+                <w:szCs w:val="18"/>
+              </w:rPr>
+              <w:t>达成率</w:t>
+            </w:r>
+          </w:p>
+        </w:tc>
+        <w:tc>
+          <w:tcPr>
+            <w:tcW w:w="3828" w:type="dxa"/>
+          </w:tcPr>
+          <w:p>
+            <w:pPr>
+              <w:pStyle w:val="25"/>
+              <w:spacing w:before="59" w:line="220" w:lineRule="auto"/>
+              <w:ind w:left="113"/>
+              <w:rPr>
+                <w:sz w:val="18"/>
+                <w:szCs w:val="18"/>
+              </w:rPr>
+            </w:pPr>
+            <w:r>
+              <w:rPr>
+                <w:spacing w:val="-2"/>
+                <w:sz w:val="18"/>
+                <w:szCs w:val="18"/>
+              </w:rPr>
+              <w:t>（满足服务级别事件数/事件总数）*100%</w:t>
+            </w:r>
+          </w:p>
+        </w:tc>
+        <w:tc>
+          <w:tcPr>
+            <w:tcW w:w="480" w:type="dxa"/>
+          </w:tcPr>
+          <w:p>
+            <w:pPr>
+              <w:pStyle w:val="26"/>
+              <w:spacing w:before="1"/>
+              <w:ind w:left="0" w:leftChars="0" w:right="0" w:rightChars="0" w:firstLine="0" w:firstLineChars="0"/>
+              <w:jc w:val="center"/>
+              <w:rPr>
+                <w:sz w:val="18"/>
+                <w:szCs w:val="18"/>
+              </w:rPr>
+            </w:pPr>
+            <w:r>
+              <w:rPr>
+                <w:rFonts w:hint="eastAsia"/>
+                <w:w w:val="105"/>
+                <w:sz w:val="18"/>
+                <w:szCs w:val="18"/>
+                <w:lang w:val="en-US" w:eastAsia="zh-CN"/>
+              </w:rPr>
+              <w:t>季度</w:t>
+            </w:r>
+          </w:p>
+        </w:tc>
+        <w:tc>
+          <w:tcPr>
+            <w:tcW w:w="1032" w:type="dxa"/>
+          </w:tcPr>
+          <w:p>
+            <w:pPr>
+              <w:pStyle w:val="25"/>
+              <w:spacing w:before="59" w:line="220" w:lineRule="auto"/>
+              <w:ind w:left="0" w:leftChars="0" w:right="0" w:rightChars="0" w:firstLine="0" w:firstLineChars="0"/>
+              <w:jc w:val="center"/>
+              <w:rPr>
+                <w:sz w:val="18"/>
+                <w:szCs w:val="18"/>
+              </w:rPr>
+            </w:pPr>
+            <w:r>
+              <w:rPr>
+                <w:spacing w:val="-2"/>
+                <w:sz w:val="18"/>
+                <w:szCs w:val="18"/>
+              </w:rPr>
+              <w:t>运维部</w:t>
+            </w:r>
+          </w:p>
+        </w:tc>
+        <w:tc>
+          <w:tcPr>
+            <w:tcW w:w="788" w:type="dxa"/>
+          </w:tcPr>
+          <w:p>
+            <w:pPr>
+              <w:pStyle w:val="26"/>
+              <w:spacing w:before="1"/>
+              <w:ind w:left="0" w:leftChars="0" w:right="0" w:rightChars="0" w:firstLine="0" w:firstLineChars="0"/>
+              <w:jc w:val="center"/>
+              <w:rPr>
+                <w:w w:val="105"/>
+                <w:sz w:val="18"/>
+                <w:szCs w:val="18"/>
+              </w:rPr>
+            </w:pPr>
+            <w:r>
+              <w:rPr>
+                <w:w w:val="105"/>
+                <w:sz w:val="18"/>
+                <w:szCs w:val="18"/>
+              </w:rPr>
+              <w:t>≥9</w:t>
+            </w:r>
+            <w:r>
+              <w:rPr>
+                <w:rFonts w:hint="eastAsia"/>
+                <w:w w:val="105"/>
+                <w:sz w:val="18"/>
+                <w:szCs w:val="18"/>
+                <w:lang w:val="en-US" w:eastAsia="zh-CN"/>
+              </w:rPr>
+              <w:t>0</w:t>
+            </w:r>
+            <w:r>
+              <w:rPr>
+                <w:w w:val="105"/>
+                <w:sz w:val="18"/>
+                <w:szCs w:val="18"/>
+              </w:rPr>
+              <w:t>%</w:t>
+            </w:r>
+          </w:p>
+        </w:tc>
+      </w:tr>
+      <w:tr>
+        <w:tblPrEx>
+          <w:tblBorders>
+            <w:top w:val="single" w:color="000000" w:sz="4" w:space="0"/>
+            <w:left w:val="single" w:color="000000" w:sz="4" w:space="0"/>
+            <w:bottom w:val="single" w:color="000000" w:sz="4" w:space="0"/>
+            <w:right w:val="single" w:color="000000" w:sz="4" w:space="0"/>
+            <w:insideH w:val="single" w:color="000000" w:sz="4" w:space="0"/>
+            <w:insideV w:val="single" w:color="000000" w:sz="4" w:space="0"/>
+          </w:tblBorders>
+          <w:tblCellMar>
+            <w:top w:w="0" w:type="dxa"/>
+            <w:left w:w="0" w:type="dxa"/>
+            <w:bottom w:w="0" w:type="dxa"/>
+            <w:right w:w="0" w:type="dxa"/>
+          </w:tblCellMar>
+        </w:tblPrEx>
+        <w:trPr>
+          <w:trHeight w:val="689" w:hRule="atLeast"/>
+          <w:jc w:val="center"/>
+        </w:trPr>
+        <w:tc>
+          <w:tcPr>
+            <w:tcW w:w="624" w:type="dxa"/>
+            <w:vMerge w:val="continue"/>
+          </w:tcPr>
+          <w:p>
+            <w:pPr>
+              <w:rPr>
+                <w:rFonts w:ascii="Arial"/>
+                <w:sz w:val="21"/>
+              </w:rPr>
+            </w:pPr>
+          </w:p>
+        </w:tc>
+        <w:tc>
+          <w:tcPr>
+            <w:tcW w:w="670" w:type="dxa"/>
+          </w:tcPr>
+          <w:p>
+            <w:pPr>
+              <w:pStyle w:val="25"/>
+              <w:spacing w:before="93" w:line="220" w:lineRule="auto"/>
+              <w:ind w:left="153"/>
+              <w:rPr>
+                <w:sz w:val="18"/>
+                <w:szCs w:val="18"/>
+              </w:rPr>
+            </w:pPr>
+            <w:r>
+              <w:rPr>
+                <w:spacing w:val="-2"/>
+                <w:sz w:val="18"/>
+                <w:szCs w:val="18"/>
+              </w:rPr>
+              <w:t>服务</w:t>
+            </w:r>
+          </w:p>
+          <w:p>
+            <w:pPr>
+              <w:pStyle w:val="25"/>
+              <w:spacing w:before="112" w:line="218" w:lineRule="auto"/>
+              <w:ind w:left="152"/>
+              <w:rPr>
+                <w:sz w:val="18"/>
+                <w:szCs w:val="18"/>
+              </w:rPr>
+            </w:pPr>
+            <w:r>
+              <w:rPr>
+                <w:spacing w:val="-2"/>
+                <w:sz w:val="18"/>
+                <w:szCs w:val="18"/>
+              </w:rPr>
+              <w:t>报告</w:t>
+            </w:r>
+          </w:p>
+        </w:tc>
+        <w:tc>
+          <w:tcPr>
+            <w:tcW w:w="1948" w:type="dxa"/>
+          </w:tcPr>
+          <w:p>
+            <w:pPr>
+              <w:pStyle w:val="25"/>
+              <w:spacing w:before="94" w:line="300" w:lineRule="auto"/>
+              <w:ind w:right="145"/>
+              <w:rPr>
+                <w:sz w:val="18"/>
+                <w:szCs w:val="18"/>
+              </w:rPr>
+            </w:pPr>
+            <w:r>
+              <w:rPr>
+                <w:spacing w:val="-2"/>
+                <w:sz w:val="18"/>
+                <w:szCs w:val="18"/>
+              </w:rPr>
+              <w:t>服务报告交付及</w:t>
+            </w:r>
+            <w:r>
+              <w:rPr>
+                <w:spacing w:val="-4"/>
+                <w:sz w:val="18"/>
+                <w:szCs w:val="18"/>
+              </w:rPr>
+              <w:t>时率</w:t>
+            </w:r>
+          </w:p>
+        </w:tc>
+        <w:tc>
+          <w:tcPr>
+            <w:tcW w:w="3828" w:type="dxa"/>
+          </w:tcPr>
+          <w:p>
+            <w:pPr>
+              <w:pStyle w:val="25"/>
+              <w:spacing w:before="94" w:line="218" w:lineRule="auto"/>
+              <w:ind w:left="184"/>
+              <w:rPr>
+                <w:rFonts w:hint="default" w:eastAsia="宋体"/>
+                <w:sz w:val="18"/>
+                <w:szCs w:val="18"/>
+                <w:lang w:val="en-US" w:eastAsia="zh-CN"/>
+              </w:rPr>
+            </w:pPr>
+            <w:r>
+              <w:rPr>
+                <w:spacing w:val="-1"/>
+                <w:sz w:val="18"/>
+                <w:szCs w:val="18"/>
+              </w:rPr>
+              <w:t>服务报告按时提交的数量/服务报</w:t>
+            </w:r>
+            <w:r>
+              <w:rPr>
+                <w:spacing w:val="-3"/>
+                <w:sz w:val="18"/>
+                <w:szCs w:val="18"/>
+              </w:rPr>
+              <w:t>告总数量</w:t>
+            </w:r>
+            <w:r>
+              <w:rPr>
+                <w:rFonts w:hint="eastAsia"/>
+                <w:spacing w:val="-3"/>
+                <w:sz w:val="18"/>
+                <w:szCs w:val="18"/>
+                <w:lang w:val="en-US" w:eastAsia="zh-CN"/>
               </w:rPr>
               <w:t>*100%</w:t>
             </w:r>
@@ -3478,61 +4548,68 @@
         </w:tc>
         <w:tc>
           <w:tcPr>
-            <w:tcW w:w="991" w:type="dxa"/>
-          </w:tcPr>
-          <w:p>
-            <w:pPr>
-              <w:pStyle w:val="25"/>
-              <w:spacing w:before="235" w:line="220" w:lineRule="auto"/>
-              <w:ind w:left="231" w:leftChars="0"/>
-              <w:rPr>
-                <w:sz w:val="18"/>
-                <w:szCs w:val="18"/>
-              </w:rPr>
-            </w:pPr>
-            <w:r>
-              <w:rPr>
-                <w:spacing w:val="-2"/>
-                <w:sz w:val="18"/>
-                <w:szCs w:val="18"/>
-              </w:rPr>
-              <w:t>按季度</w:t>
-            </w:r>
-          </w:p>
-        </w:tc>
-        <w:tc>
-          <w:tcPr>
-            <w:tcW w:w="1275" w:type="dxa"/>
-          </w:tcPr>
-          <w:p>
-            <w:pPr>
-              <w:pStyle w:val="25"/>
-              <w:spacing w:before="235" w:line="220" w:lineRule="auto"/>
-              <w:ind w:left="373"/>
-              <w:rPr>
-                <w:sz w:val="18"/>
-                <w:szCs w:val="18"/>
-              </w:rPr>
-            </w:pPr>
-            <w:r>
-              <w:rPr>
-                <w:spacing w:val="-2"/>
-                <w:sz w:val="18"/>
-                <w:szCs w:val="18"/>
-              </w:rPr>
-              <w:t>服务台</w:t>
-            </w:r>
-          </w:p>
-        </w:tc>
-        <w:tc>
-          <w:tcPr>
-            <w:tcW w:w="1279" w:type="dxa"/>
-          </w:tcPr>
-          <w:p>
-            <w:pPr>
-              <w:pStyle w:val="25"/>
-              <w:spacing w:before="261" w:line="238" w:lineRule="auto"/>
-              <w:ind w:left="436"/>
+            <w:tcW w:w="480" w:type="dxa"/>
+          </w:tcPr>
+          <w:p>
+            <w:pPr>
+              <w:pStyle w:val="25"/>
+              <w:spacing w:before="256" w:line="220" w:lineRule="auto"/>
+              <w:ind w:left="0" w:leftChars="0" w:right="0" w:rightChars="0" w:firstLine="0" w:firstLineChars="0"/>
+              <w:jc w:val="center"/>
+              <w:rPr>
+                <w:rFonts w:hint="eastAsia" w:eastAsia="宋体"/>
+                <w:sz w:val="18"/>
+                <w:szCs w:val="18"/>
+                <w:lang w:eastAsia="zh-CN"/>
+              </w:rPr>
+            </w:pPr>
+            <w:r>
+              <w:rPr>
+                <w:rFonts w:hint="eastAsia"/>
+                <w:spacing w:val="-3"/>
+                <w:sz w:val="18"/>
+                <w:szCs w:val="18"/>
+                <w:lang w:val="en-US" w:eastAsia="zh-CN"/>
+              </w:rPr>
+              <w:t>月度</w:t>
+            </w:r>
+          </w:p>
+        </w:tc>
+        <w:tc>
+          <w:tcPr>
+            <w:tcW w:w="1032" w:type="dxa"/>
+          </w:tcPr>
+          <w:p>
+            <w:pPr>
+              <w:pStyle w:val="25"/>
+              <w:spacing w:before="256" w:line="220" w:lineRule="auto"/>
+              <w:ind w:left="0" w:leftChars="0" w:right="0" w:rightChars="0" w:firstLine="0" w:firstLineChars="0"/>
+              <w:jc w:val="center"/>
+              <w:rPr>
+                <w:sz w:val="18"/>
+                <w:szCs w:val="18"/>
+              </w:rPr>
+            </w:pPr>
+            <w:r>
+              <w:rPr>
+                <w:spacing w:val="-2"/>
+                <w:sz w:val="18"/>
+                <w:szCs w:val="18"/>
+              </w:rPr>
+              <w:t>运维部</w:t>
+            </w:r>
+          </w:p>
+        </w:tc>
+        <w:tc>
+          <w:tcPr>
+            <w:tcW w:w="788" w:type="dxa"/>
+          </w:tcPr>
+          <w:p>
+            <w:pPr>
+              <w:pStyle w:val="25"/>
+              <w:spacing w:before="282" w:line="238" w:lineRule="auto"/>
+              <w:ind w:left="0" w:leftChars="0" w:right="0" w:rightChars="0" w:firstLine="0" w:firstLineChars="0"/>
+              <w:jc w:val="center"/>
               <w:rPr>
                 <w:sz w:val="18"/>
                 <w:szCs w:val="18"/>
@@ -3544,7 +4621,251 @@
                 <w:sz w:val="18"/>
                 <w:szCs w:val="18"/>
               </w:rPr>
-              <w:t>≥95%</w:t>
+              <w:t>≥90%</w:t>
+            </w:r>
+          </w:p>
+        </w:tc>
+      </w:tr>
+      <w:tr>
+        <w:tblPrEx>
+          <w:tblBorders>
+            <w:top w:val="single" w:color="000000" w:sz="4" w:space="0"/>
+            <w:left w:val="single" w:color="000000" w:sz="4" w:space="0"/>
+            <w:bottom w:val="single" w:color="000000" w:sz="4" w:space="0"/>
+            <w:right w:val="single" w:color="000000" w:sz="4" w:space="0"/>
+            <w:insideH w:val="single" w:color="000000" w:sz="4" w:space="0"/>
+            <w:insideV w:val="single" w:color="000000" w:sz="4" w:space="0"/>
+          </w:tblBorders>
+          <w:tblCellMar>
+            <w:top w:w="0" w:type="dxa"/>
+            <w:left w:w="0" w:type="dxa"/>
+            <w:bottom w:w="0" w:type="dxa"/>
+            <w:right w:w="0" w:type="dxa"/>
+          </w:tblCellMar>
+        </w:tblPrEx>
+        <w:trPr>
+          <w:trHeight w:val="585" w:hRule="atLeast"/>
+          <w:jc w:val="center"/>
+        </w:trPr>
+        <w:tc>
+          <w:tcPr>
+            <w:tcW w:w="624" w:type="dxa"/>
+            <w:vMerge w:val="continue"/>
+          </w:tcPr>
+          <w:p>
+            <w:pPr>
+              <w:rPr>
+                <w:rFonts w:ascii="Arial"/>
+                <w:sz w:val="21"/>
+              </w:rPr>
+            </w:pPr>
+          </w:p>
+        </w:tc>
+        <w:tc>
+          <w:tcPr>
+            <w:tcW w:w="670" w:type="dxa"/>
+            <w:vMerge w:val="restart"/>
+            <w:tcBorders>
+              <w:bottom w:val="nil"/>
+            </w:tcBorders>
+          </w:tcPr>
+          <w:p>
+            <w:pPr>
+              <w:spacing w:line="267" w:lineRule="auto"/>
+              <w:rPr>
+                <w:rFonts w:ascii="Arial"/>
+                <w:sz w:val="21"/>
+              </w:rPr>
+            </w:pPr>
+          </w:p>
+          <w:p>
+            <w:pPr>
+              <w:spacing w:line="268" w:lineRule="auto"/>
+              <w:rPr>
+                <w:rFonts w:ascii="Arial"/>
+                <w:sz w:val="21"/>
+              </w:rPr>
+            </w:pPr>
+          </w:p>
+          <w:p>
+            <w:pPr>
+              <w:spacing w:line="268" w:lineRule="auto"/>
+              <w:rPr>
+                <w:rFonts w:ascii="Arial"/>
+                <w:sz w:val="21"/>
+              </w:rPr>
+            </w:pPr>
+          </w:p>
+          <w:p>
+            <w:pPr>
+              <w:pStyle w:val="25"/>
+              <w:spacing w:before="59" w:line="220" w:lineRule="auto"/>
+              <w:ind w:left="153"/>
+              <w:rPr>
+                <w:sz w:val="18"/>
+                <w:szCs w:val="18"/>
+              </w:rPr>
+            </w:pPr>
+            <w:r>
+              <w:rPr>
+                <w:spacing w:val="-2"/>
+                <w:sz w:val="18"/>
+                <w:szCs w:val="18"/>
+              </w:rPr>
+              <w:t>事件</w:t>
+            </w:r>
+          </w:p>
+        </w:tc>
+        <w:tc>
+          <w:tcPr>
+            <w:tcW w:w="1948" w:type="dxa"/>
+          </w:tcPr>
+          <w:p>
+            <w:pPr>
+              <w:pStyle w:val="25"/>
+              <w:spacing w:before="205" w:line="220" w:lineRule="auto"/>
+              <w:rPr>
+                <w:sz w:val="18"/>
+                <w:szCs w:val="18"/>
+              </w:rPr>
+            </w:pPr>
+            <w:r>
+              <w:rPr>
+                <w:spacing w:val="-2"/>
+                <w:sz w:val="18"/>
+                <w:szCs w:val="18"/>
+              </w:rPr>
+              <w:t>事件解决率</w:t>
+            </w:r>
+          </w:p>
+        </w:tc>
+        <w:tc>
+          <w:tcPr>
+            <w:tcW w:w="3828" w:type="dxa"/>
+          </w:tcPr>
+          <w:p>
+            <w:pPr>
+              <w:pStyle w:val="25"/>
+              <w:spacing w:before="205" w:line="220" w:lineRule="auto"/>
+              <w:rPr>
+                <w:rFonts w:hint="default" w:eastAsia="宋体"/>
+                <w:sz w:val="18"/>
+                <w:szCs w:val="18"/>
+                <w:lang w:val="en-US" w:eastAsia="zh-CN"/>
+              </w:rPr>
+            </w:pPr>
+            <w:r>
+              <w:rPr>
+                <w:spacing w:val="-1"/>
+                <w:sz w:val="18"/>
+                <w:szCs w:val="18"/>
+              </w:rPr>
+              <w:t>成功解决事件数/已关闭事件总数</w:t>
+            </w:r>
+            <w:r>
+              <w:rPr>
+                <w:rFonts w:hint="eastAsia"/>
+                <w:spacing w:val="-1"/>
+                <w:sz w:val="18"/>
+                <w:szCs w:val="18"/>
+                <w:lang w:val="en-US" w:eastAsia="zh-CN"/>
+              </w:rPr>
+              <w:t>*100%</w:t>
+            </w:r>
+          </w:p>
+        </w:tc>
+        <w:tc>
+          <w:tcPr>
+            <w:tcW w:w="480" w:type="dxa"/>
+          </w:tcPr>
+          <w:p>
+            <w:pPr>
+              <w:pStyle w:val="25"/>
+              <w:spacing w:before="205" w:line="220" w:lineRule="auto"/>
+              <w:ind w:left="0" w:leftChars="0" w:right="0" w:rightChars="0" w:firstLine="0" w:firstLineChars="0"/>
+              <w:jc w:val="center"/>
+              <w:rPr>
+                <w:sz w:val="18"/>
+                <w:szCs w:val="18"/>
+              </w:rPr>
+            </w:pPr>
+            <w:r>
+              <w:rPr>
+                <w:rFonts w:hint="eastAsia"/>
+                <w:spacing w:val="-3"/>
+                <w:sz w:val="18"/>
+                <w:szCs w:val="18"/>
+                <w:lang w:val="en-US" w:eastAsia="zh-CN"/>
+              </w:rPr>
+              <w:t>月度</w:t>
+            </w:r>
+          </w:p>
+        </w:tc>
+        <w:tc>
+          <w:tcPr>
+            <w:tcW w:w="1032" w:type="dxa"/>
+          </w:tcPr>
+          <w:p>
+            <w:pPr>
+              <w:pStyle w:val="25"/>
+              <w:spacing w:before="205" w:line="220" w:lineRule="auto"/>
+              <w:ind w:left="0" w:leftChars="0" w:right="0" w:rightChars="0" w:firstLine="0" w:firstLineChars="0"/>
+              <w:jc w:val="center"/>
+              <w:rPr>
+                <w:sz w:val="18"/>
+                <w:szCs w:val="18"/>
+              </w:rPr>
+            </w:pPr>
+            <w:r>
+              <w:rPr>
+                <w:spacing w:val="-2"/>
+                <w:sz w:val="18"/>
+                <w:szCs w:val="18"/>
+              </w:rPr>
+              <w:t>运维部</w:t>
+            </w:r>
+          </w:p>
+        </w:tc>
+        <w:tc>
+          <w:tcPr>
+            <w:tcW w:w="788" w:type="dxa"/>
+          </w:tcPr>
+          <w:p>
+            <w:pPr>
+              <w:pStyle w:val="25"/>
+              <w:spacing w:before="230" w:line="238" w:lineRule="auto"/>
+              <w:ind w:left="0" w:leftChars="0" w:right="0" w:rightChars="0" w:firstLine="0" w:firstLineChars="0"/>
+              <w:jc w:val="center"/>
+              <w:rPr>
+                <w:sz w:val="18"/>
+                <w:szCs w:val="18"/>
+              </w:rPr>
+            </w:pPr>
+            <w:r>
+              <w:rPr>
+                <w:spacing w:val="-5"/>
+                <w:sz w:val="18"/>
+                <w:szCs w:val="18"/>
+              </w:rPr>
+              <w:t>≥9</w:t>
+            </w:r>
+            <w:r>
+              <w:rPr>
+                <w:rFonts w:hint="eastAsia"/>
+                <w:spacing w:val="-5"/>
+                <w:sz w:val="18"/>
+                <w:szCs w:val="18"/>
+                <w:lang w:val="en-US" w:eastAsia="zh-CN"/>
+              </w:rPr>
+              <w:t>5</w:t>
+            </w:r>
+            <w:r>
+              <w:rPr>
+                <w:spacing w:val="-5"/>
+                <w:sz w:val="18"/>
+                <w:szCs w:val="18"/>
+              </w:rPr>
+              <w:t>%</w:t>
             </w:r>
           </w:p>
         </w:tc>
@@ -3587,145 +4908,119 @@
         <w:tc>
           <w:tcPr>
             <w:tcW w:w="670" w:type="dxa"/>
-          </w:tcPr>
-          <w:p>
-            <w:pPr>
-              <w:rPr>
-                <w:rFonts w:hint="eastAsia" w:ascii="宋体" w:hAnsi="宋体" w:eastAsia="宋体" w:cs="宋体"/>
-                <w:sz w:val="18"/>
-                <w:szCs w:val="18"/>
-                <w:lang w:val="en-US" w:eastAsia="zh-CN"/>
-              </w:rPr>
-            </w:pPr>
-            <w:r>
-              <w:rPr>
-                <w:rFonts w:hint="eastAsia" w:ascii="宋体" w:hAnsi="宋体" w:eastAsia="宋体" w:cs="宋体"/>
-                <w:sz w:val="18"/>
-                <w:szCs w:val="18"/>
-                <w:lang w:val="en-US" w:eastAsia="zh-CN"/>
-              </w:rPr>
-              <w:t>最终软件库</w:t>
-            </w:r>
-          </w:p>
-        </w:tc>
-        <w:tc>
-          <w:tcPr>
-            <w:tcW w:w="1557" w:type="dxa"/>
-            <w:shd w:val="clear" w:color="auto" w:fill="auto"/>
-            <w:vAlign w:val="center"/>
-          </w:tcPr>
-          <w:p>
-            <w:pPr>
-              <w:pStyle w:val="26"/>
-              <w:spacing w:before="1"/>
-              <w:ind w:left="24" w:leftChars="0"/>
-              <w:rPr>
-                <w:rFonts w:hint="default" w:ascii="宋体" w:hAnsi="宋体" w:eastAsia="Arial" w:cs="宋体"/>
-                <w:snapToGrid w:val="0"/>
-                <w:color w:val="000000"/>
-                <w:w w:val="105"/>
-                <w:kern w:val="0"/>
-                <w:sz w:val="18"/>
-                <w:szCs w:val="18"/>
-                <w:lang w:val="en-US" w:eastAsia="zh-CN" w:bidi="zh-CN"/>
-              </w:rPr>
-            </w:pPr>
-            <w:r>
-              <w:rPr>
-                <w:rFonts w:hint="eastAsia" w:eastAsia="Arial" w:cs="宋体"/>
-                <w:snapToGrid w:val="0"/>
-                <w:color w:val="000000"/>
-                <w:w w:val="105"/>
-                <w:kern w:val="0"/>
-                <w:sz w:val="18"/>
-                <w:szCs w:val="18"/>
-                <w:lang w:val="en-US" w:eastAsia="zh-CN" w:bidi="zh-CN"/>
-              </w:rPr>
-              <w:t>版本正确率</w:t>
-            </w:r>
-          </w:p>
-        </w:tc>
-        <w:tc>
-          <w:tcPr>
-            <w:tcW w:w="2974" w:type="dxa"/>
-            <w:shd w:val="clear" w:color="auto" w:fill="auto"/>
-            <w:vAlign w:val="center"/>
-          </w:tcPr>
-          <w:p>
-            <w:pPr>
-              <w:pStyle w:val="26"/>
-              <w:spacing w:before="1"/>
-              <w:ind w:left="24" w:leftChars="0"/>
-              <w:rPr>
-                <w:rFonts w:hint="default" w:ascii="宋体" w:hAnsi="宋体" w:eastAsia="Arial" w:cs="宋体"/>
-                <w:snapToGrid w:val="0"/>
-                <w:color w:val="000000"/>
-                <w:w w:val="105"/>
-                <w:kern w:val="0"/>
-                <w:sz w:val="18"/>
-                <w:szCs w:val="18"/>
-                <w:lang w:val="en-US" w:eastAsia="zh-CN" w:bidi="zh-CN"/>
+            <w:vMerge w:val="continue"/>
+            <w:tcBorders>
+              <w:top w:val="nil"/>
+              <w:bottom w:val="nil"/>
+            </w:tcBorders>
+          </w:tcPr>
+          <w:p>
+            <w:pPr>
+              <w:rPr>
+                <w:rFonts w:ascii="Arial"/>
+                <w:sz w:val="21"/>
+              </w:rPr>
+            </w:pPr>
+          </w:p>
+        </w:tc>
+        <w:tc>
+          <w:tcPr>
+            <w:tcW w:w="1948" w:type="dxa"/>
+          </w:tcPr>
+          <w:p>
+            <w:pPr>
+              <w:pStyle w:val="25"/>
+              <w:spacing w:before="75" w:line="290" w:lineRule="auto"/>
+              <w:ind w:right="145"/>
+              <w:rPr>
+                <w:rFonts w:hint="default" w:eastAsia="宋体"/>
+                <w:sz w:val="18"/>
+                <w:szCs w:val="18"/>
+                <w:lang w:val="en-US" w:eastAsia="zh-CN"/>
               </w:rPr>
             </w:pPr>
             <w:r>
               <w:rPr>
                 <w:rFonts w:hint="eastAsia"/>
-                <w:w w:val="105"/>
-                <w:sz w:val="18"/>
-                <w:szCs w:val="18"/>
-                <w:lang w:val="en-US" w:eastAsia="zh-CN"/>
-              </w:rPr>
-              <w:t>版本正确软件数/软件总数*100%</w:t>
-            </w:r>
-          </w:p>
-        </w:tc>
-        <w:tc>
-          <w:tcPr>
-            <w:tcW w:w="991" w:type="dxa"/>
-          </w:tcPr>
-          <w:p>
-            <w:pPr>
-              <w:spacing w:before="235" w:line="220" w:lineRule="auto"/>
-              <w:ind w:left="231" w:leftChars="0"/>
-              <w:rPr>
-                <w:spacing w:val="-2"/>
-                <w:sz w:val="18"/>
-                <w:szCs w:val="18"/>
-              </w:rPr>
-            </w:pPr>
-            <w:r>
-              <w:rPr>
-                <w:spacing w:val="-2"/>
-                <w:sz w:val="18"/>
-                <w:szCs w:val="18"/>
-              </w:rPr>
-              <w:t>按季度</w:t>
-            </w:r>
-          </w:p>
-        </w:tc>
-        <w:tc>
-          <w:tcPr>
-            <w:tcW w:w="1275" w:type="dxa"/>
-          </w:tcPr>
-          <w:p>
-            <w:pPr>
-              <w:spacing w:before="235" w:line="220" w:lineRule="auto"/>
-              <w:jc w:val="center"/>
-              <w:rPr>
-                <w:rFonts w:hint="default" w:eastAsia="宋体"/>
-                <w:spacing w:val="-2"/>
-                <w:sz w:val="18"/>
-                <w:szCs w:val="18"/>
-                <w:lang w:val="en-US" w:eastAsia="zh-CN"/>
-              </w:rPr>
-            </w:pPr>
-            <w:r>
-              <w:rPr>
-                <w:rFonts w:hint="eastAsia" w:eastAsia="宋体"/>
-                <w:spacing w:val="-2"/>
-                <w:sz w:val="18"/>
-                <w:szCs w:val="18"/>
-                <w:lang w:val="en-US" w:eastAsia="zh-CN"/>
+                <w:spacing w:val="-2"/>
+                <w:sz w:val="18"/>
+                <w:szCs w:val="18"/>
+                <w:lang w:val="en-US" w:eastAsia="zh-CN"/>
+              </w:rPr>
+              <w:t>事件按时解决率</w:t>
+            </w:r>
+          </w:p>
+        </w:tc>
+        <w:tc>
+          <w:tcPr>
+            <w:tcW w:w="3828" w:type="dxa"/>
+          </w:tcPr>
+          <w:p>
+            <w:pPr>
+              <w:pStyle w:val="25"/>
+              <w:spacing w:before="205" w:line="220" w:lineRule="auto"/>
+              <w:rPr>
+                <w:sz w:val="18"/>
+                <w:szCs w:val="18"/>
+              </w:rPr>
+            </w:pPr>
+            <w:r>
+              <w:rPr>
+                <w:spacing w:val="-1"/>
+                <w:sz w:val="18"/>
+                <w:szCs w:val="18"/>
+              </w:rPr>
+              <w:t>按照事件等级规定时间内解决的事件数/已关闭事件总数*100%</w:t>
+            </w:r>
+          </w:p>
+        </w:tc>
+        <w:tc>
+          <w:tcPr>
+            <w:tcW w:w="480" w:type="dxa"/>
+          </w:tcPr>
+          <w:p>
+            <w:pPr>
+              <w:pStyle w:val="25"/>
+              <w:spacing w:before="238" w:line="220" w:lineRule="auto"/>
+              <w:ind w:left="0" w:leftChars="0" w:right="0" w:rightChars="0" w:firstLine="0" w:firstLineChars="0"/>
+              <w:jc w:val="center"/>
+              <w:rPr>
+                <w:sz w:val="18"/>
+                <w:szCs w:val="18"/>
+              </w:rPr>
+            </w:pPr>
+            <w:r>
+              <w:rPr>
+                <w:rFonts w:hint="eastAsia"/>
+                <w:spacing w:val="-3"/>
+                <w:sz w:val="18"/>
+                <w:szCs w:val="18"/>
+                <w:lang w:val="en-US" w:eastAsia="zh-CN"/>
+              </w:rPr>
+              <w:t>月度</w:t>
+            </w:r>
+          </w:p>
+        </w:tc>
+        <w:tc>
+          <w:tcPr>
+            <w:tcW w:w="1032" w:type="dxa"/>
+          </w:tcPr>
+          <w:p>
+            <w:pPr>
+              <w:pStyle w:val="25"/>
+              <w:spacing w:before="238" w:line="220" w:lineRule="auto"/>
+              <w:ind w:left="0" w:leftChars="0" w:right="0" w:rightChars="0" w:firstLine="0" w:firstLineChars="0"/>
+              <w:jc w:val="center"/>
+              <w:rPr>
+                <w:sz w:val="18"/>
+                <w:szCs w:val="18"/>
+              </w:rPr>
+            </w:pPr>
+            <w:r>
+              <w:rPr>
+                <w:spacing w:val="-2"/>
+                <w:sz w:val="18"/>
+                <w:szCs w:val="18"/>
               </w:rPr>
               <w:t>运维部</w:t>
             </w:r>
@@ -3733,30 +5028,22 @@
         </w:tc>
         <w:tc>
           <w:tcPr>
-            <w:tcW w:w="1279" w:type="dxa"/>
-            <w:shd w:val="clear" w:color="auto" w:fill="auto"/>
-            <w:vAlign w:val="center"/>
-          </w:tcPr>
-          <w:p>
-            <w:pPr>
-              <w:pStyle w:val="26"/>
-              <w:spacing w:before="1"/>
-              <w:ind w:left="24" w:leftChars="0"/>
-              <w:jc w:val="center"/>
-              <w:rPr>
-                <w:rFonts w:hint="eastAsia" w:ascii="宋体" w:hAnsi="宋体" w:eastAsia="Arial" w:cs="宋体"/>
-                <w:snapToGrid w:val="0"/>
-                <w:color w:val="000000"/>
-                <w:w w:val="105"/>
-                <w:kern w:val="0"/>
-                <w:sz w:val="18"/>
-                <w:szCs w:val="18"/>
-                <w:lang w:val="zh-CN" w:eastAsia="zh-CN" w:bidi="zh-CN"/>
-              </w:rPr>
-            </w:pPr>
-            <w:r>
-              <w:rPr>
-                <w:w w:val="105"/>
+            <w:tcW w:w="788" w:type="dxa"/>
+          </w:tcPr>
+          <w:p>
+            <w:pPr>
+              <w:pStyle w:val="25"/>
+              <w:spacing w:before="238" w:line="222" w:lineRule="auto"/>
+              <w:ind w:left="0" w:leftChars="0" w:right="0" w:rightChars="0" w:firstLine="0" w:firstLineChars="0"/>
+              <w:jc w:val="center"/>
+              <w:rPr>
+                <w:sz w:val="18"/>
+                <w:szCs w:val="18"/>
+              </w:rPr>
+            </w:pPr>
+            <w:r>
+              <w:rPr>
+                <w:spacing w:val="-5"/>
                 <w:sz w:val="18"/>
                 <w:szCs w:val="18"/>
               </w:rPr>
@@ -3765,7 +5052,7 @@
             <w:r>
               <w:rPr>
                 <w:rFonts w:hint="eastAsia"/>
-                <w:w w:val="105"/>
+                <w:spacing w:val="-5"/>
                 <w:sz w:val="18"/>
                 <w:szCs w:val="18"/>
                 <w:lang w:val="en-US" w:eastAsia="zh-CN"/>
@@ -3774,7 +5061,7 @@
             </w:r>
             <w:r>
               <w:rPr>
-                <w:w w:val="105"/>
+                <w:spacing w:val="-5"/>
                 <w:sz w:val="18"/>
                 <w:szCs w:val="18"/>
               </w:rPr>
@@ -3808,6 +5095,9 @@
           <w:tcPr>
             <w:tcW w:w="624" w:type="dxa"/>
             <w:vMerge w:val="continue"/>
+            <w:tcBorders>
+              <w:bottom w:val="nil"/>
+            </w:tcBorders>
           </w:tcPr>
           <w:p>
             <w:pPr>
@@ -3821,142 +5111,140 @@
         <w:tc>
           <w:tcPr>
             <w:tcW w:w="670" w:type="dxa"/>
-          </w:tcPr>
-          <w:p>
-            <w:pPr>
-              <w:rPr>
-                <w:rFonts w:hint="eastAsia" w:ascii="宋体" w:hAnsi="宋体" w:eastAsia="宋体" w:cs="宋体"/>
-                <w:sz w:val="18"/>
-                <w:szCs w:val="18"/>
-                <w:lang w:val="en-US" w:eastAsia="zh-CN"/>
-              </w:rPr>
-            </w:pPr>
-            <w:r>
-              <w:rPr>
-                <w:rFonts w:hint="eastAsia" w:ascii="宋体" w:hAnsi="宋体" w:eastAsia="宋体" w:cs="宋体"/>
-                <w:sz w:val="18"/>
-                <w:szCs w:val="18"/>
-                <w:lang w:val="en-US" w:eastAsia="zh-CN"/>
-              </w:rPr>
-              <w:t>服务数据</w:t>
-            </w:r>
-          </w:p>
-        </w:tc>
-        <w:tc>
-          <w:tcPr>
-            <w:tcW w:w="1557" w:type="dxa"/>
-            <w:shd w:val="clear" w:color="auto" w:fill="auto"/>
-            <w:vAlign w:val="center"/>
-          </w:tcPr>
-          <w:p>
-            <w:pPr>
-              <w:pStyle w:val="26"/>
-              <w:spacing w:before="1"/>
-              <w:ind w:left="24" w:leftChars="0"/>
-              <w:rPr>
-                <w:rFonts w:hint="default" w:ascii="宋体" w:hAnsi="宋体" w:eastAsia="Arial" w:cs="宋体"/>
-                <w:snapToGrid w:val="0"/>
-                <w:color w:val="000000"/>
-                <w:w w:val="105"/>
-                <w:kern w:val="0"/>
-                <w:sz w:val="18"/>
-                <w:szCs w:val="18"/>
-                <w:lang w:val="en-US" w:eastAsia="zh-CN" w:bidi="zh-CN"/>
-              </w:rPr>
-            </w:pPr>
+            <w:vMerge w:val="continue"/>
+            <w:tcBorders>
+              <w:top w:val="nil"/>
+            </w:tcBorders>
+          </w:tcPr>
+          <w:p>
+            <w:pPr>
+              <w:rPr>
+                <w:rFonts w:ascii="Arial"/>
+                <w:sz w:val="21"/>
+              </w:rPr>
+            </w:pPr>
+          </w:p>
+        </w:tc>
+        <w:tc>
+          <w:tcPr>
+            <w:tcW w:w="1948" w:type="dxa"/>
+          </w:tcPr>
+          <w:p>
+            <w:pPr>
+              <w:pStyle w:val="25"/>
+              <w:spacing w:before="77" w:line="289" w:lineRule="auto"/>
+              <w:ind w:right="145"/>
+              <w:rPr>
+                <w:sz w:val="18"/>
+                <w:szCs w:val="18"/>
+              </w:rPr>
+            </w:pPr>
+            <w:r>
+              <w:rPr>
+                <w:spacing w:val="-2"/>
+                <w:sz w:val="18"/>
+                <w:szCs w:val="18"/>
+              </w:rPr>
+              <w:t>事件回访的及时</w:t>
+            </w:r>
+            <w:r>
+              <w:rPr>
+                <w:sz w:val="18"/>
+                <w:szCs w:val="18"/>
+              </w:rPr>
+              <w:t>率</w:t>
+            </w:r>
+          </w:p>
+        </w:tc>
+        <w:tc>
+          <w:tcPr>
+            <w:tcW w:w="3828" w:type="dxa"/>
+          </w:tcPr>
+          <w:p>
+            <w:pPr>
+              <w:pStyle w:val="25"/>
+              <w:spacing w:before="76" w:line="220" w:lineRule="auto"/>
+              <w:ind w:left="185"/>
+              <w:rPr>
+                <w:rFonts w:hint="default" w:eastAsia="宋体"/>
+                <w:sz w:val="18"/>
+                <w:szCs w:val="18"/>
+                <w:lang w:val="en-US" w:eastAsia="zh-CN"/>
+              </w:rPr>
+            </w:pPr>
+            <w:r>
+              <w:rPr>
+                <w:spacing w:val="-1"/>
+                <w:sz w:val="18"/>
+                <w:szCs w:val="18"/>
+              </w:rPr>
+              <w:t>按时回访的事件数量/已回访的事</w:t>
+            </w:r>
+            <w:r>
+              <w:rPr>
+                <w:spacing w:val="-2"/>
+                <w:sz w:val="18"/>
+                <w:szCs w:val="18"/>
+              </w:rPr>
+              <w:t>件总数</w:t>
+            </w:r>
             <w:r>
               <w:rPr>
                 <w:rFonts w:hint="eastAsia"/>
-                <w:w w:val="105"/>
-                <w:sz w:val="18"/>
-                <w:szCs w:val="18"/>
-                <w:lang w:val="en-US" w:eastAsia="zh-CN"/>
-              </w:rPr>
-              <w:t>服务数据</w:t>
-            </w:r>
-          </w:p>
-        </w:tc>
-        <w:tc>
-          <w:tcPr>
-            <w:tcW w:w="2974" w:type="dxa"/>
-            <w:shd w:val="clear" w:color="auto" w:fill="auto"/>
-            <w:vAlign w:val="center"/>
-          </w:tcPr>
-          <w:p>
-            <w:pPr>
-              <w:pStyle w:val="26"/>
-              <w:spacing w:before="1"/>
-              <w:ind w:left="24" w:leftChars="0"/>
-              <w:rPr>
-                <w:rFonts w:hint="default" w:ascii="宋体" w:hAnsi="宋体" w:eastAsia="Arial" w:cs="宋体"/>
-                <w:snapToGrid w:val="0"/>
-                <w:color w:val="000000"/>
-                <w:w w:val="105"/>
-                <w:kern w:val="0"/>
-                <w:sz w:val="18"/>
-                <w:szCs w:val="18"/>
-                <w:lang w:val="en-US" w:eastAsia="zh-CN" w:bidi="zh-CN"/>
-              </w:rPr>
-            </w:pPr>
-            <w:r>
-              <w:rPr>
-                <w:rFonts w:hint="eastAsia"/>
-                <w:w w:val="105"/>
-                <w:sz w:val="18"/>
-                <w:szCs w:val="18"/>
-                <w:lang w:val="en-US" w:eastAsia="zh-CN"/>
-              </w:rPr>
-              <w:t>对服务数据分析利用次数</w:t>
-            </w:r>
-          </w:p>
-        </w:tc>
-        <w:tc>
-          <w:tcPr>
-            <w:tcW w:w="991" w:type="dxa"/>
-          </w:tcPr>
-          <w:p>
-            <w:pPr>
-              <w:spacing w:before="235" w:line="220" w:lineRule="auto"/>
-              <w:ind w:left="231" w:leftChars="0"/>
-              <w:rPr>
-                <w:spacing w:val="-2"/>
-                <w:sz w:val="18"/>
-                <w:szCs w:val="18"/>
-              </w:rPr>
-            </w:pPr>
-            <w:r>
-              <w:rPr>
-                <w:spacing w:val="-2"/>
-                <w:sz w:val="18"/>
-                <w:szCs w:val="18"/>
-              </w:rPr>
-              <w:t>按季度</w:t>
-            </w:r>
-          </w:p>
-        </w:tc>
-        <w:tc>
-          <w:tcPr>
-            <w:tcW w:w="1275" w:type="dxa"/>
-          </w:tcPr>
-          <w:p>
-            <w:pPr>
-              <w:spacing w:before="235" w:line="220" w:lineRule="auto"/>
-              <w:jc w:val="center"/>
-              <w:rPr>
-                <w:rFonts w:hint="default" w:eastAsia="宋体"/>
-                <w:spacing w:val="-2"/>
-                <w:sz w:val="18"/>
-                <w:szCs w:val="18"/>
-                <w:lang w:val="en-US" w:eastAsia="zh-CN"/>
-              </w:rPr>
-            </w:pPr>
-            <w:r>
-              <w:rPr>
-                <w:rFonts w:hint="eastAsia" w:eastAsia="宋体"/>
-                <w:spacing w:val="-2"/>
-                <w:sz w:val="18"/>
-                <w:szCs w:val="18"/>
-                <w:lang w:val="en-US" w:eastAsia="zh-CN"/>
+                <w:spacing w:val="-2"/>
+                <w:sz w:val="18"/>
+                <w:szCs w:val="18"/>
+                <w:lang w:val="en-US" w:eastAsia="zh-CN"/>
+              </w:rPr>
+              <w:t>*100%</w:t>
+            </w:r>
+          </w:p>
+        </w:tc>
+        <w:tc>
+          <w:tcPr>
+            <w:tcW w:w="480" w:type="dxa"/>
+          </w:tcPr>
+          <w:p>
+            <w:pPr>
+              <w:pStyle w:val="25"/>
+              <w:spacing w:before="239" w:line="220" w:lineRule="auto"/>
+              <w:ind w:left="0" w:leftChars="0" w:right="0" w:rightChars="0" w:firstLine="0" w:firstLineChars="0"/>
+              <w:jc w:val="center"/>
+              <w:rPr>
+                <w:sz w:val="18"/>
+                <w:szCs w:val="18"/>
+              </w:rPr>
+            </w:pPr>
+            <w:r>
+              <w:rPr>
+                <w:spacing w:val="-2"/>
+                <w:sz w:val="18"/>
+                <w:szCs w:val="18"/>
+              </w:rPr>
+              <w:t>季度</w:t>
+            </w:r>
+          </w:p>
+        </w:tc>
+        <w:tc>
+          <w:tcPr>
+            <w:tcW w:w="1032" w:type="dxa"/>
+          </w:tcPr>
+          <w:p>
+            <w:pPr>
+              <w:pStyle w:val="25"/>
+              <w:spacing w:before="239" w:line="220" w:lineRule="auto"/>
+              <w:ind w:left="0" w:leftChars="0" w:right="0" w:rightChars="0" w:firstLine="0" w:firstLineChars="0"/>
+              <w:jc w:val="center"/>
+              <w:rPr>
+                <w:sz w:val="18"/>
+                <w:szCs w:val="18"/>
+              </w:rPr>
+            </w:pPr>
+            <w:r>
+              <w:rPr>
+                <w:spacing w:val="-2"/>
+                <w:sz w:val="18"/>
+                <w:szCs w:val="18"/>
               </w:rPr>
               <w:t>运维部</w:t>
             </w:r>
@@ -3964,31 +5252,26 @@
         </w:tc>
         <w:tc>
           <w:tcPr>
-            <w:tcW w:w="1279" w:type="dxa"/>
-            <w:shd w:val="clear" w:color="auto" w:fill="auto"/>
-            <w:vAlign w:val="center"/>
-          </w:tcPr>
-          <w:p>
-            <w:pPr>
-              <w:pStyle w:val="26"/>
-              <w:spacing w:before="1"/>
-              <w:ind w:left="24" w:leftChars="0"/>
-              <w:jc w:val="center"/>
-              <w:rPr>
-                <w:rFonts w:hint="default"/>
-                <w:w w:val="105"/>
-                <w:sz w:val="18"/>
-                <w:szCs w:val="18"/>
-                <w:lang w:val="en-US" w:eastAsia="zh-CN"/>
-              </w:rPr>
-            </w:pPr>
-            <w:r>
-              <w:rPr>
-                <w:spacing w:val="-9"/>
-                <w:sz w:val="18"/>
-                <w:szCs w:val="18"/>
-              </w:rPr>
-              <w:t>≥1次</w:t>
+            <w:tcW w:w="788" w:type="dxa"/>
+          </w:tcPr>
+          <w:p>
+            <w:pPr>
+              <w:pStyle w:val="25"/>
+              <w:spacing w:before="265" w:line="238" w:lineRule="auto"/>
+              <w:ind w:left="0" w:leftChars="0" w:right="0" w:rightChars="0" w:firstLine="0" w:firstLineChars="0"/>
+              <w:jc w:val="center"/>
+              <w:rPr>
+                <w:sz w:val="18"/>
+                <w:szCs w:val="18"/>
+              </w:rPr>
+            </w:pPr>
+            <w:r>
+              <w:rPr>
+                <w:spacing w:val="-5"/>
+                <w:sz w:val="18"/>
+                <w:szCs w:val="18"/>
+              </w:rPr>
+              <w:t>≥95%</w:t>
             </w:r>
           </w:p>
         </w:tc>
@@ -4011,104 +5294,20 @@
           </w:tblCellMar>
         </w:tblPrEx>
         <w:trPr>
-          <w:trHeight w:val="629" w:hRule="atLeast"/>
+          <w:trHeight w:val="651" w:hRule="atLeast"/>
           <w:jc w:val="center"/>
         </w:trPr>
         <w:tc>
           <w:tcPr>
             <w:tcW w:w="624" w:type="dxa"/>
-            <w:vMerge w:val="restart"/>
-          </w:tcPr>
-          <w:p>
-            <w:pPr>
-              <w:spacing w:line="260" w:lineRule="auto"/>
-              <w:rPr>
-                <w:rFonts w:ascii="Arial"/>
-                <w:sz w:val="21"/>
-              </w:rPr>
-            </w:pPr>
-          </w:p>
-          <w:p>
-            <w:pPr>
-              <w:spacing w:line="260" w:lineRule="auto"/>
-              <w:rPr>
-                <w:rFonts w:ascii="Arial"/>
-                <w:sz w:val="21"/>
-              </w:rPr>
-            </w:pPr>
-          </w:p>
-          <w:p>
-            <w:pPr>
-              <w:spacing w:line="260" w:lineRule="auto"/>
-              <w:rPr>
-                <w:rFonts w:ascii="Arial"/>
-                <w:sz w:val="21"/>
-              </w:rPr>
-            </w:pPr>
-          </w:p>
-          <w:p>
-            <w:pPr>
-              <w:spacing w:line="260" w:lineRule="auto"/>
-              <w:rPr>
-                <w:rFonts w:ascii="Arial"/>
-                <w:sz w:val="21"/>
-              </w:rPr>
-            </w:pPr>
-          </w:p>
-          <w:p>
-            <w:pPr>
-              <w:spacing w:line="260" w:lineRule="auto"/>
-              <w:rPr>
-                <w:rFonts w:ascii="Arial"/>
-                <w:sz w:val="21"/>
-              </w:rPr>
-            </w:pPr>
-          </w:p>
-          <w:p>
-            <w:pPr>
-              <w:spacing w:line="260" w:lineRule="auto"/>
-              <w:rPr>
-                <w:rFonts w:ascii="Arial"/>
-                <w:sz w:val="21"/>
-              </w:rPr>
-            </w:pPr>
-          </w:p>
-          <w:p>
-            <w:pPr>
-              <w:spacing w:line="260" w:lineRule="auto"/>
-              <w:rPr>
-                <w:rFonts w:ascii="Arial"/>
-                <w:sz w:val="21"/>
-              </w:rPr>
-            </w:pPr>
-          </w:p>
-          <w:p>
-            <w:pPr>
-              <w:spacing w:line="260" w:lineRule="auto"/>
-              <w:rPr>
-                <w:rFonts w:ascii="Arial"/>
-                <w:sz w:val="21"/>
-              </w:rPr>
-            </w:pPr>
-          </w:p>
-          <w:p>
-            <w:pPr>
-              <w:pStyle w:val="25"/>
-              <w:spacing w:before="59" w:line="220" w:lineRule="auto"/>
-              <w:ind w:left="132"/>
-              <w:rPr>
-                <w:sz w:val="18"/>
-                <w:szCs w:val="18"/>
-              </w:rPr>
-            </w:pPr>
-            <w:r>
-              <w:rPr>
-                <w:spacing w:val="-2"/>
-                <w:sz w:val="18"/>
-                <w:szCs w:val="18"/>
-              </w:rPr>
-              <w:t>过程</w:t>
-            </w:r>
+            <w:tcBorders>
+              <w:top w:val="nil"/>
+            </w:tcBorders>
+          </w:tcPr>
+          <w:p>
+            <w:pPr>
+              <w:bidi w:val="0"/>
+            </w:pPr>
           </w:p>
         </w:tc>
         <w:tc>
@@ -4118,179 +5317,114 @@
           <w:p>
             <w:pPr>
               <w:pStyle w:val="25"/>
-              <w:spacing w:before="59" w:line="337" w:lineRule="auto"/>
-              <w:ind w:left="155" w:right="153" w:hanging="2"/>
-              <w:rPr>
-                <w:rFonts w:hint="default" w:eastAsia="宋体"/>
-                <w:spacing w:val="-4"/>
-                <w:sz w:val="18"/>
-                <w:szCs w:val="18"/>
-                <w:lang w:val="en-US" w:eastAsia="zh-CN"/>
-              </w:rPr>
-            </w:pPr>
-            <w:r>
-              <w:rPr>
-                <w:rFonts w:hint="eastAsia"/>
-                <w:spacing w:val="-4"/>
-                <w:sz w:val="18"/>
-                <w:szCs w:val="18"/>
-                <w:lang w:val="en-US" w:eastAsia="zh-CN"/>
-              </w:rPr>
-              <w:t>过程框架</w:t>
-            </w:r>
-          </w:p>
-        </w:tc>
-        <w:tc>
-          <w:tcPr>
-            <w:tcW w:w="1557" w:type="dxa"/>
-            <w:shd w:val="clear" w:color="auto" w:fill="auto"/>
-            <w:vAlign w:val="center"/>
-          </w:tcPr>
-          <w:p>
-            <w:pPr>
-              <w:pStyle w:val="26"/>
-              <w:spacing w:before="1"/>
-              <w:ind w:left="24" w:leftChars="0"/>
-              <w:rPr>
-                <w:rFonts w:hint="default" w:ascii="宋体" w:hAnsi="宋体" w:eastAsia="宋体" w:cs="宋体"/>
-                <w:snapToGrid w:val="0"/>
-                <w:color w:val="000000"/>
-                <w:spacing w:val="-2"/>
-                <w:kern w:val="0"/>
-                <w:sz w:val="24"/>
-                <w:szCs w:val="24"/>
-                <w:lang w:val="en-US" w:eastAsia="zh-CN" w:bidi="ar-SA"/>
-              </w:rPr>
-            </w:pPr>
-            <w:r>
-              <w:rPr>
-                <w:rFonts w:hint="eastAsia" w:ascii="宋体" w:hAnsi="宋体" w:eastAsia="Arial" w:cs="宋体"/>
-                <w:snapToGrid w:val="0"/>
-                <w:color w:val="000000"/>
-                <w:w w:val="105"/>
-                <w:kern w:val="0"/>
-                <w:sz w:val="18"/>
-                <w:szCs w:val="18"/>
-                <w:lang w:val="en-US" w:eastAsia="zh-CN" w:bidi="zh-CN"/>
-              </w:rPr>
-              <w:t>过程</w:t>
-            </w:r>
-            <w:bookmarkStart w:id="0" w:name="_GoBack"/>
-            <w:bookmarkEnd w:id="0"/>
-            <w:r>
-              <w:rPr>
-                <w:rFonts w:hint="eastAsia" w:ascii="宋体" w:hAnsi="宋体" w:eastAsia="Arial" w:cs="宋体"/>
-                <w:snapToGrid w:val="0"/>
-                <w:color w:val="000000"/>
-                <w:w w:val="105"/>
-                <w:kern w:val="0"/>
-                <w:sz w:val="18"/>
-                <w:szCs w:val="18"/>
-                <w:lang w:val="en-US" w:eastAsia="zh-CN" w:bidi="zh-CN"/>
-              </w:rPr>
-              <w:t>框架评审次数</w:t>
-            </w:r>
-          </w:p>
-        </w:tc>
-        <w:tc>
-          <w:tcPr>
-            <w:tcW w:w="2974" w:type="dxa"/>
-            <w:shd w:val="clear" w:color="auto" w:fill="auto"/>
-            <w:vAlign w:val="center"/>
-          </w:tcPr>
-          <w:p>
-            <w:pPr>
-              <w:pStyle w:val="26"/>
-              <w:spacing w:before="1"/>
-              <w:ind w:left="24" w:leftChars="0"/>
-              <w:rPr>
-                <w:rFonts w:hint="default" w:ascii="宋体" w:hAnsi="宋体" w:eastAsia="Arial" w:cs="宋体"/>
-                <w:snapToGrid w:val="0"/>
-                <w:color w:val="000000"/>
-                <w:w w:val="105"/>
-                <w:kern w:val="0"/>
-                <w:sz w:val="18"/>
-                <w:szCs w:val="18"/>
-                <w:lang w:val="en-US" w:eastAsia="zh-CN" w:bidi="zh-CN"/>
-              </w:rPr>
-            </w:pPr>
-            <w:r>
-              <w:rPr>
-                <w:rFonts w:hint="eastAsia" w:ascii="宋体" w:hAnsi="宋体" w:eastAsia="Arial" w:cs="宋体"/>
-                <w:snapToGrid w:val="0"/>
-                <w:color w:val="000000"/>
-                <w:w w:val="105"/>
-                <w:kern w:val="0"/>
-                <w:sz w:val="18"/>
-                <w:szCs w:val="18"/>
-                <w:lang w:val="en-US" w:eastAsia="zh-CN" w:bidi="zh-CN"/>
-              </w:rPr>
-              <w:t>数量：评审次数</w:t>
-            </w:r>
-          </w:p>
-        </w:tc>
-        <w:tc>
-          <w:tcPr>
-            <w:tcW w:w="991" w:type="dxa"/>
-            <w:shd w:val="clear" w:color="auto" w:fill="auto"/>
-            <w:vAlign w:val="center"/>
-          </w:tcPr>
-          <w:p>
-            <w:pPr>
-              <w:pStyle w:val="26"/>
-              <w:spacing w:before="1"/>
-              <w:ind w:left="24" w:leftChars="0"/>
-              <w:rPr>
-                <w:rFonts w:hint="eastAsia" w:ascii="宋体" w:hAnsi="宋体" w:eastAsia="Arial" w:cs="宋体"/>
-                <w:snapToGrid w:val="0"/>
-                <w:color w:val="000000"/>
-                <w:w w:val="105"/>
-                <w:kern w:val="0"/>
-                <w:sz w:val="18"/>
-                <w:szCs w:val="18"/>
-                <w:lang w:val="en-US" w:eastAsia="zh-CN" w:bidi="zh-CN"/>
-              </w:rPr>
-            </w:pPr>
-            <w:r>
-              <w:rPr>
-                <w:rFonts w:hint="eastAsia" w:ascii="宋体" w:hAnsi="宋体" w:eastAsia="Arial" w:cs="宋体"/>
-                <w:snapToGrid w:val="0"/>
-                <w:color w:val="000000"/>
-                <w:w w:val="105"/>
-                <w:kern w:val="0"/>
-                <w:sz w:val="18"/>
-                <w:szCs w:val="18"/>
-                <w:lang w:val="en-US" w:eastAsia="zh-CN" w:bidi="zh-CN"/>
-              </w:rPr>
-              <w:t>半年度</w:t>
-            </w:r>
-          </w:p>
-        </w:tc>
-        <w:tc>
-          <w:tcPr>
-            <w:tcW w:w="1275" w:type="dxa"/>
-            <w:vAlign w:val="center"/>
-          </w:tcPr>
-          <w:p>
-            <w:pPr>
-              <w:pStyle w:val="25"/>
-              <w:spacing w:before="59" w:line="220" w:lineRule="auto"/>
-              <w:ind w:left="193"/>
-              <w:rPr>
-                <w:rFonts w:hint="eastAsia" w:eastAsia="宋体"/>
-                <w:spacing w:val="-2"/>
-                <w:sz w:val="18"/>
-                <w:szCs w:val="18"/>
-                <w:lang w:val="en-US" w:eastAsia="zh-CN"/>
-              </w:rPr>
-            </w:pPr>
-            <w:r>
-              <w:rPr>
-                <w:rFonts w:hint="eastAsia"/>
-                <w:spacing w:val="-2"/>
-                <w:sz w:val="18"/>
-                <w:szCs w:val="18"/>
-                <w:lang w:val="en-US" w:eastAsia="zh-CN"/>
+              <w:spacing w:before="240" w:line="222" w:lineRule="auto"/>
+              <w:ind w:left="173"/>
+              <w:rPr>
+                <w:sz w:val="18"/>
+                <w:szCs w:val="18"/>
+              </w:rPr>
+            </w:pPr>
+            <w:r>
+              <w:rPr>
+                <w:spacing w:val="-7"/>
+                <w:sz w:val="18"/>
+                <w:szCs w:val="18"/>
+              </w:rPr>
+              <w:t>问题</w:t>
+            </w:r>
+          </w:p>
+        </w:tc>
+        <w:tc>
+          <w:tcPr>
+            <w:tcW w:w="1948" w:type="dxa"/>
+          </w:tcPr>
+          <w:p>
+            <w:pPr>
+              <w:pStyle w:val="25"/>
+              <w:spacing w:before="240" w:line="220" w:lineRule="auto"/>
+              <w:rPr>
+                <w:sz w:val="18"/>
+                <w:szCs w:val="18"/>
+              </w:rPr>
+            </w:pPr>
+            <w:r>
+              <w:rPr>
+                <w:spacing w:val="-5"/>
+                <w:sz w:val="18"/>
+                <w:szCs w:val="18"/>
+              </w:rPr>
+              <w:t>问题解决率</w:t>
+            </w:r>
+          </w:p>
+        </w:tc>
+        <w:tc>
+          <w:tcPr>
+            <w:tcW w:w="3828" w:type="dxa"/>
+          </w:tcPr>
+          <w:p>
+            <w:pPr>
+              <w:pStyle w:val="25"/>
+              <w:spacing w:before="77" w:line="220" w:lineRule="auto"/>
+              <w:rPr>
+                <w:sz w:val="18"/>
+                <w:szCs w:val="18"/>
+              </w:rPr>
+            </w:pPr>
+            <w:r>
+              <w:rPr>
+                <w:spacing w:val="-2"/>
+                <w:sz w:val="18"/>
+                <w:szCs w:val="18"/>
+              </w:rPr>
+              <w:t>（成功解决的问题数量/问题总数）*100%</w:t>
+            </w:r>
+          </w:p>
+        </w:tc>
+        <w:tc>
+          <w:tcPr>
+            <w:tcW w:w="480" w:type="dxa"/>
+          </w:tcPr>
+          <w:p>
+            <w:pPr>
+              <w:pStyle w:val="25"/>
+              <w:spacing w:before="240" w:line="220" w:lineRule="auto"/>
+              <w:ind w:left="0" w:leftChars="0" w:right="0" w:rightChars="0" w:firstLine="0" w:firstLineChars="0"/>
+              <w:jc w:val="center"/>
+              <w:rPr>
+                <w:sz w:val="18"/>
+                <w:szCs w:val="18"/>
+              </w:rPr>
+            </w:pPr>
+            <w:r>
+              <w:rPr>
+                <w:spacing w:val="-2"/>
+                <w:sz w:val="18"/>
+                <w:szCs w:val="18"/>
+              </w:rPr>
+              <w:t>季度</w:t>
+            </w:r>
+          </w:p>
+        </w:tc>
+        <w:tc>
+          <w:tcPr>
+            <w:tcW w:w="1032" w:type="dxa"/>
+          </w:tcPr>
+          <w:p>
+            <w:pPr>
+              <w:pStyle w:val="25"/>
+              <w:spacing w:before="240" w:line="220" w:lineRule="auto"/>
+              <w:ind w:left="0" w:leftChars="0" w:right="0" w:rightChars="0" w:firstLine="0" w:firstLineChars="0"/>
+              <w:jc w:val="center"/>
+              <w:rPr>
+                <w:sz w:val="18"/>
+                <w:szCs w:val="18"/>
+              </w:rPr>
+            </w:pPr>
+            <w:r>
+              <w:rPr>
+                <w:spacing w:val="-2"/>
+                <w:sz w:val="18"/>
+                <w:szCs w:val="18"/>
               </w:rPr>
               <w:t>运维部</w:t>
             </w:r>
@@ -4298,486 +5432,26 @@
         </w:tc>
         <w:tc>
           <w:tcPr>
-            <w:tcW w:w="1279" w:type="dxa"/>
-            <w:vAlign w:val="center"/>
-          </w:tcPr>
-          <w:p>
-            <w:pPr>
-              <w:pStyle w:val="26"/>
-              <w:spacing w:before="1"/>
-              <w:ind w:left="24" w:leftChars="0"/>
-              <w:jc w:val="center"/>
-              <w:rPr>
-                <w:w w:val="105"/>
-                <w:sz w:val="18"/>
-                <w:szCs w:val="18"/>
-              </w:rPr>
-            </w:pPr>
-            <w:r>
-              <w:rPr>
-                <w:spacing w:val="-9"/>
-                <w:sz w:val="18"/>
-                <w:szCs w:val="18"/>
-              </w:rPr>
-              <w:t>≥1次</w:t>
-            </w:r>
-          </w:p>
-        </w:tc>
-      </w:tr>
-      <w:tr>
-        <w:tblPrEx>
-          <w:tblBorders>
-            <w:top w:val="single" w:color="000000" w:sz="4" w:space="0"/>
-            <w:left w:val="single" w:color="000000" w:sz="4" w:space="0"/>
-            <w:bottom w:val="single" w:color="000000" w:sz="4" w:space="0"/>
-            <w:right w:val="single" w:color="000000" w:sz="4" w:space="0"/>
-            <w:insideH w:val="single" w:color="000000" w:sz="4" w:space="0"/>
-            <w:insideV w:val="single" w:color="000000" w:sz="4" w:space="0"/>
-          </w:tblBorders>
-          <w:tblCellMar>
-            <w:top w:w="0" w:type="dxa"/>
-            <w:left w:w="0" w:type="dxa"/>
-            <w:bottom w:w="0" w:type="dxa"/>
-            <w:right w:w="0" w:type="dxa"/>
-          </w:tblCellMar>
-        </w:tblPrEx>
-        <w:trPr>
-          <w:trHeight w:val="631" w:hRule="atLeast"/>
-          <w:jc w:val="center"/>
-        </w:trPr>
-        <w:tc>
-          <w:tcPr>
-            <w:tcW w:w="624" w:type="dxa"/>
-            <w:vMerge w:val="continue"/>
-            <w:tcBorders/>
-          </w:tcPr>
-          <w:p>
-            <w:pPr>
-              <w:pStyle w:val="25"/>
-              <w:spacing w:before="59" w:line="220" w:lineRule="auto"/>
-              <w:ind w:left="132"/>
-              <w:rPr>
-                <w:sz w:val="18"/>
-                <w:szCs w:val="18"/>
-              </w:rPr>
-            </w:pPr>
-          </w:p>
-        </w:tc>
-        <w:tc>
-          <w:tcPr>
-            <w:tcW w:w="670" w:type="dxa"/>
-          </w:tcPr>
-          <w:p>
-            <w:pPr>
-              <w:pStyle w:val="25"/>
-              <w:spacing w:before="59" w:line="337" w:lineRule="auto"/>
-              <w:ind w:left="155" w:right="153" w:hanging="2"/>
-              <w:rPr>
-                <w:sz w:val="18"/>
-                <w:szCs w:val="18"/>
-              </w:rPr>
-            </w:pPr>
-            <w:r>
-              <w:rPr>
-                <w:spacing w:val="-4"/>
-                <w:sz w:val="18"/>
-                <w:szCs w:val="18"/>
-              </w:rPr>
-              <w:t>服务</w:t>
-            </w:r>
+            <w:tcW w:w="788" w:type="dxa"/>
+          </w:tcPr>
+          <w:p>
+            <w:pPr>
+              <w:pStyle w:val="25"/>
+              <w:spacing w:before="266" w:line="238" w:lineRule="auto"/>
+              <w:ind w:left="0" w:leftChars="0" w:right="0" w:rightChars="0" w:firstLine="0" w:firstLineChars="0"/>
+              <w:jc w:val="center"/>
+              <w:rPr>
+                <w:sz w:val="18"/>
+                <w:szCs w:val="18"/>
+              </w:rPr>
+            </w:pPr>
             <w:r>
               <w:rPr>
                 <w:spacing w:val="-5"/>
                 <w:sz w:val="18"/>
                 <w:szCs w:val="18"/>
               </w:rPr>
-              <w:t>级别</w:t>
-            </w:r>
-          </w:p>
-        </w:tc>
-        <w:tc>
-          <w:tcPr>
-            <w:tcW w:w="1557" w:type="dxa"/>
-          </w:tcPr>
-          <w:p>
-            <w:pPr>
-              <w:pStyle w:val="25"/>
-              <w:spacing w:before="59" w:line="220" w:lineRule="auto"/>
-              <w:ind w:left="351"/>
-              <w:rPr>
-                <w:sz w:val="18"/>
-                <w:szCs w:val="18"/>
-              </w:rPr>
-            </w:pPr>
-            <w:r>
-              <w:rPr>
-                <w:spacing w:val="-2"/>
-                <w:sz w:val="18"/>
-                <w:szCs w:val="18"/>
-              </w:rPr>
-              <w:t>SLA</w:t>
-            </w:r>
-            <w:r>
-              <w:rPr>
-                <w:spacing w:val="-39"/>
-                <w:sz w:val="18"/>
-                <w:szCs w:val="18"/>
-              </w:rPr>
-              <w:t xml:space="preserve"> </w:t>
-            </w:r>
-            <w:r>
-              <w:rPr>
-                <w:spacing w:val="-2"/>
-                <w:sz w:val="18"/>
-                <w:szCs w:val="18"/>
-              </w:rPr>
-              <w:t>达成率</w:t>
-            </w:r>
-          </w:p>
-        </w:tc>
-        <w:tc>
-          <w:tcPr>
-            <w:tcW w:w="2974" w:type="dxa"/>
-          </w:tcPr>
-          <w:p>
-            <w:pPr>
-              <w:pStyle w:val="25"/>
-              <w:spacing w:before="59" w:line="220" w:lineRule="auto"/>
-              <w:ind w:left="113"/>
-              <w:rPr>
-                <w:sz w:val="18"/>
-                <w:szCs w:val="18"/>
-              </w:rPr>
-            </w:pPr>
-            <w:r>
-              <w:rPr>
-                <w:spacing w:val="-2"/>
-                <w:sz w:val="18"/>
-                <w:szCs w:val="18"/>
-              </w:rPr>
-              <w:t>（满足服务级别事件数/事件总数）*100%</w:t>
-            </w:r>
-          </w:p>
-        </w:tc>
-        <w:tc>
-          <w:tcPr>
-            <w:tcW w:w="991" w:type="dxa"/>
-          </w:tcPr>
-          <w:p>
-            <w:pPr>
-              <w:pStyle w:val="26"/>
-              <w:spacing w:before="1"/>
-              <w:ind w:left="24" w:leftChars="0"/>
-              <w:rPr>
-                <w:sz w:val="18"/>
-                <w:szCs w:val="18"/>
-              </w:rPr>
-            </w:pPr>
-            <w:r>
-              <w:rPr>
-                <w:rFonts w:hint="eastAsia"/>
-                <w:w w:val="105"/>
-                <w:sz w:val="18"/>
-                <w:szCs w:val="18"/>
-                <w:lang w:val="en-US" w:eastAsia="zh-CN"/>
-              </w:rPr>
-              <w:t>按季度</w:t>
-            </w:r>
-          </w:p>
-        </w:tc>
-        <w:tc>
-          <w:tcPr>
-            <w:tcW w:w="1275" w:type="dxa"/>
-          </w:tcPr>
-          <w:p>
-            <w:pPr>
-              <w:pStyle w:val="25"/>
-              <w:spacing w:before="59" w:line="220" w:lineRule="auto"/>
-              <w:ind w:left="193"/>
-              <w:rPr>
-                <w:sz w:val="18"/>
-                <w:szCs w:val="18"/>
-              </w:rPr>
-            </w:pPr>
-            <w:r>
-              <w:rPr>
-                <w:spacing w:val="-2"/>
-                <w:sz w:val="18"/>
-                <w:szCs w:val="18"/>
-              </w:rPr>
-              <w:t>运维部</w:t>
-            </w:r>
-          </w:p>
-        </w:tc>
-        <w:tc>
-          <w:tcPr>
-            <w:tcW w:w="1279" w:type="dxa"/>
-          </w:tcPr>
-          <w:p>
-            <w:pPr>
-              <w:pStyle w:val="26"/>
-              <w:spacing w:before="1"/>
-              <w:ind w:left="24" w:leftChars="0"/>
-              <w:jc w:val="center"/>
-              <w:rPr>
-                <w:w w:val="105"/>
-                <w:sz w:val="18"/>
-                <w:szCs w:val="18"/>
-              </w:rPr>
-            </w:pPr>
-            <w:r>
-              <w:rPr>
-                <w:w w:val="105"/>
-                <w:sz w:val="18"/>
-                <w:szCs w:val="18"/>
-              </w:rPr>
-              <w:t>≥9</w:t>
-            </w:r>
-            <w:r>
-              <w:rPr>
-                <w:rFonts w:hint="eastAsia"/>
-                <w:w w:val="105"/>
-                <w:sz w:val="18"/>
-                <w:szCs w:val="18"/>
-                <w:lang w:val="en-US" w:eastAsia="zh-CN"/>
-              </w:rPr>
-              <w:t>0</w:t>
-            </w:r>
-            <w:r>
-              <w:rPr>
-                <w:w w:val="105"/>
-                <w:sz w:val="18"/>
-                <w:szCs w:val="18"/>
-              </w:rPr>
-              <w:t>%</w:t>
-            </w:r>
-          </w:p>
-        </w:tc>
-      </w:tr>
-      <w:tr>
-        <w:tblPrEx>
-          <w:tblBorders>
-            <w:top w:val="single" w:color="000000" w:sz="4" w:space="0"/>
-            <w:left w:val="single" w:color="000000" w:sz="4" w:space="0"/>
-            <w:bottom w:val="single" w:color="000000" w:sz="4" w:space="0"/>
-            <w:right w:val="single" w:color="000000" w:sz="4" w:space="0"/>
-            <w:insideH w:val="single" w:color="000000" w:sz="4" w:space="0"/>
-            <w:insideV w:val="single" w:color="000000" w:sz="4" w:space="0"/>
-          </w:tblBorders>
-          <w:tblCellMar>
-            <w:top w:w="0" w:type="dxa"/>
-            <w:left w:w="0" w:type="dxa"/>
-            <w:bottom w:w="0" w:type="dxa"/>
-            <w:right w:w="0" w:type="dxa"/>
-          </w:tblCellMar>
-        </w:tblPrEx>
-        <w:trPr>
-          <w:trHeight w:val="689" w:hRule="atLeast"/>
-          <w:jc w:val="center"/>
-        </w:trPr>
-        <w:tc>
-          <w:tcPr>
-            <w:tcW w:w="624" w:type="dxa"/>
-            <w:vMerge w:val="continue"/>
-            <w:tcBorders/>
-          </w:tcPr>
-          <w:p>
-            <w:pPr>
-              <w:rPr>
-                <w:rFonts w:ascii="Arial"/>
-                <w:sz w:val="21"/>
-              </w:rPr>
-            </w:pPr>
-          </w:p>
-        </w:tc>
-        <w:tc>
-          <w:tcPr>
-            <w:tcW w:w="670" w:type="dxa"/>
-          </w:tcPr>
-          <w:p>
-            <w:pPr>
-              <w:pStyle w:val="25"/>
-              <w:spacing w:before="93" w:line="220" w:lineRule="auto"/>
-              <w:ind w:left="153"/>
-              <w:rPr>
-                <w:sz w:val="18"/>
-                <w:szCs w:val="18"/>
-              </w:rPr>
-            </w:pPr>
-            <w:r>
-              <w:rPr>
-                <w:spacing w:val="-2"/>
-                <w:sz w:val="18"/>
-                <w:szCs w:val="18"/>
-              </w:rPr>
-              <w:t>服务</w:t>
-            </w:r>
-          </w:p>
-          <w:p>
-            <w:pPr>
-              <w:pStyle w:val="25"/>
-              <w:spacing w:before="112" w:line="218" w:lineRule="auto"/>
-              <w:ind w:left="152"/>
-              <w:rPr>
-                <w:sz w:val="18"/>
-                <w:szCs w:val="18"/>
-              </w:rPr>
-            </w:pPr>
-            <w:r>
-              <w:rPr>
-                <w:spacing w:val="-2"/>
-                <w:sz w:val="18"/>
-                <w:szCs w:val="18"/>
-              </w:rPr>
-              <w:t>报告</w:t>
-            </w:r>
-          </w:p>
-        </w:tc>
-        <w:tc>
-          <w:tcPr>
-            <w:tcW w:w="1557" w:type="dxa"/>
-          </w:tcPr>
-          <w:p>
-            <w:pPr>
-              <w:pStyle w:val="25"/>
-              <w:spacing w:before="94" w:line="300" w:lineRule="auto"/>
-              <w:ind w:left="606" w:right="145" w:hanging="458"/>
-              <w:rPr>
-                <w:sz w:val="18"/>
-                <w:szCs w:val="18"/>
-              </w:rPr>
-            </w:pPr>
-            <w:r>
-              <w:rPr>
-                <w:spacing w:val="-2"/>
-                <w:sz w:val="18"/>
-                <w:szCs w:val="18"/>
-              </w:rPr>
-              <w:t>服务报告交付及</w:t>
-            </w:r>
-            <w:r>
-              <w:rPr>
-                <w:spacing w:val="-4"/>
-                <w:sz w:val="18"/>
-                <w:szCs w:val="18"/>
-              </w:rPr>
-              <w:t>时率</w:t>
-            </w:r>
-          </w:p>
-        </w:tc>
-        <w:tc>
-          <w:tcPr>
-            <w:tcW w:w="2974" w:type="dxa"/>
-          </w:tcPr>
-          <w:p>
-            <w:pPr>
-              <w:pStyle w:val="25"/>
-              <w:spacing w:before="94" w:line="218" w:lineRule="auto"/>
-              <w:ind w:left="184"/>
-              <w:rPr>
-                <w:rFonts w:hint="default" w:eastAsia="宋体"/>
-                <w:sz w:val="18"/>
-                <w:szCs w:val="18"/>
-                <w:lang w:val="en-US" w:eastAsia="zh-CN"/>
-              </w:rPr>
-            </w:pPr>
-            <w:r>
-              <w:rPr>
-                <w:spacing w:val="-1"/>
-                <w:sz w:val="18"/>
-                <w:szCs w:val="18"/>
-              </w:rPr>
-              <w:t>服务报告按时提交的数量/服务报</w:t>
-            </w:r>
-            <w:r>
-              <w:rPr>
-                <w:spacing w:val="-3"/>
-                <w:sz w:val="18"/>
-                <w:szCs w:val="18"/>
-              </w:rPr>
-              <w:t>告总数量</w:t>
-            </w:r>
-            <w:r>
-              <w:rPr>
-                <w:rFonts w:hint="eastAsia"/>
-                <w:spacing w:val="-3"/>
-                <w:sz w:val="18"/>
-                <w:szCs w:val="18"/>
-                <w:lang w:val="en-US" w:eastAsia="zh-CN"/>
-              </w:rPr>
-              <w:t>*100%</w:t>
-            </w:r>
-          </w:p>
-        </w:tc>
-        <w:tc>
-          <w:tcPr>
-            <w:tcW w:w="991" w:type="dxa"/>
-          </w:tcPr>
-          <w:p>
-            <w:pPr>
-              <w:pStyle w:val="25"/>
-              <w:spacing w:before="256" w:line="220" w:lineRule="auto"/>
-              <w:ind w:left="321" w:leftChars="0"/>
-              <w:rPr>
-                <w:sz w:val="18"/>
-                <w:szCs w:val="18"/>
-              </w:rPr>
-            </w:pPr>
-            <w:r>
-              <w:rPr>
-                <w:spacing w:val="-3"/>
-                <w:sz w:val="18"/>
-                <w:szCs w:val="18"/>
-              </w:rPr>
-              <w:t>按月</w:t>
-            </w:r>
-          </w:p>
-        </w:tc>
-        <w:tc>
-          <w:tcPr>
-            <w:tcW w:w="1275" w:type="dxa"/>
-          </w:tcPr>
-          <w:p>
-            <w:pPr>
-              <w:pStyle w:val="25"/>
-              <w:spacing w:before="256" w:line="220" w:lineRule="auto"/>
-              <w:ind w:left="193"/>
-              <w:rPr>
-                <w:sz w:val="18"/>
-                <w:szCs w:val="18"/>
-              </w:rPr>
-            </w:pPr>
-            <w:r>
-              <w:rPr>
-                <w:spacing w:val="-2"/>
-                <w:sz w:val="18"/>
-                <w:szCs w:val="18"/>
-              </w:rPr>
-              <w:t>运维部</w:t>
-            </w:r>
-          </w:p>
-        </w:tc>
-        <w:tc>
-          <w:tcPr>
-            <w:tcW w:w="1279" w:type="dxa"/>
-          </w:tcPr>
-          <w:p>
-            <w:pPr>
-              <w:pStyle w:val="25"/>
-              <w:spacing w:before="282" w:line="238" w:lineRule="auto"/>
-              <w:ind w:left="436"/>
-              <w:rPr>
-                <w:sz w:val="18"/>
-                <w:szCs w:val="18"/>
-              </w:rPr>
-            </w:pPr>
-            <w:r>
-              <w:rPr>
-                <w:spacing w:val="-5"/>
-                <w:sz w:val="18"/>
-                <w:szCs w:val="18"/>
-              </w:rPr>
-              <w:t>≥90%</w:t>
+              <w:t>≥85%</w:t>
             </w:r>
           </w:p>
         </w:tc>
@@ -4806,902 +5480,85 @@
         <w:tc>
           <w:tcPr>
             <w:tcW w:w="624" w:type="dxa"/>
-            <w:vMerge w:val="continue"/>
-            <w:tcBorders/>
-          </w:tcPr>
-          <w:p>
-            <w:pPr>
-              <w:rPr>
-                <w:rFonts w:ascii="Arial"/>
-                <w:sz w:val="21"/>
-              </w:rPr>
-            </w:pPr>
-          </w:p>
-        </w:tc>
-        <w:tc>
-          <w:tcPr>
-            <w:tcW w:w="670" w:type="dxa"/>
             <w:vMerge w:val="restart"/>
-            <w:tcBorders>
-              <w:bottom w:val="nil"/>
-            </w:tcBorders>
-          </w:tcPr>
-          <w:p>
-            <w:pPr>
-              <w:spacing w:line="267" w:lineRule="auto"/>
-              <w:rPr>
-                <w:rFonts w:ascii="Arial"/>
-                <w:sz w:val="21"/>
-              </w:rPr>
-            </w:pPr>
-          </w:p>
-          <w:p>
-            <w:pPr>
-              <w:spacing w:line="268" w:lineRule="auto"/>
-              <w:rPr>
-                <w:rFonts w:ascii="Arial"/>
-                <w:sz w:val="21"/>
-              </w:rPr>
-            </w:pPr>
-          </w:p>
-          <w:p>
-            <w:pPr>
-              <w:spacing w:line="268" w:lineRule="auto"/>
-              <w:rPr>
-                <w:rFonts w:ascii="Arial"/>
-                <w:sz w:val="21"/>
-              </w:rPr>
-            </w:pPr>
-          </w:p>
-          <w:p>
-            <w:pPr>
-              <w:pStyle w:val="25"/>
-              <w:spacing w:before="59" w:line="220" w:lineRule="auto"/>
-              <w:ind w:left="153"/>
-              <w:rPr>
-                <w:sz w:val="18"/>
-                <w:szCs w:val="18"/>
-              </w:rPr>
-            </w:pPr>
-            <w:r>
-              <w:rPr>
-                <w:spacing w:val="-2"/>
-                <w:sz w:val="18"/>
-                <w:szCs w:val="18"/>
-              </w:rPr>
-              <w:t>事件</w:t>
-            </w:r>
-          </w:p>
-        </w:tc>
-        <w:tc>
-          <w:tcPr>
-            <w:tcW w:w="1557" w:type="dxa"/>
-          </w:tcPr>
-          <w:p>
-            <w:pPr>
-              <w:pStyle w:val="25"/>
-              <w:spacing w:before="205" w:line="220" w:lineRule="auto"/>
-              <w:ind w:left="328"/>
-              <w:rPr>
-                <w:sz w:val="18"/>
-                <w:szCs w:val="18"/>
-              </w:rPr>
-            </w:pPr>
-            <w:r>
-              <w:rPr>
-                <w:spacing w:val="-2"/>
-                <w:sz w:val="18"/>
-                <w:szCs w:val="18"/>
-              </w:rPr>
-              <w:t>事件解决率</w:t>
-            </w:r>
-          </w:p>
-        </w:tc>
-        <w:tc>
-          <w:tcPr>
-            <w:tcW w:w="2974" w:type="dxa"/>
-          </w:tcPr>
-          <w:p>
-            <w:pPr>
-              <w:pStyle w:val="25"/>
-              <w:spacing w:before="205" w:line="220" w:lineRule="auto"/>
-              <w:rPr>
-                <w:rFonts w:hint="default" w:eastAsia="宋体"/>
-                <w:sz w:val="18"/>
-                <w:szCs w:val="18"/>
-                <w:lang w:val="en-US" w:eastAsia="zh-CN"/>
-              </w:rPr>
-            </w:pPr>
-            <w:r>
-              <w:rPr>
-                <w:spacing w:val="-1"/>
-                <w:sz w:val="18"/>
-                <w:szCs w:val="18"/>
-              </w:rPr>
-              <w:t>成功解决事件数/已关闭事件总数</w:t>
-            </w:r>
-            <w:r>
-              <w:rPr>
-                <w:rFonts w:hint="eastAsia"/>
-                <w:spacing w:val="-1"/>
-                <w:sz w:val="18"/>
-                <w:szCs w:val="18"/>
-                <w:lang w:val="en-US" w:eastAsia="zh-CN"/>
-              </w:rPr>
-              <w:t>*100%</w:t>
-            </w:r>
-          </w:p>
-        </w:tc>
-        <w:tc>
-          <w:tcPr>
-            <w:tcW w:w="991" w:type="dxa"/>
-          </w:tcPr>
-          <w:p>
-            <w:pPr>
-              <w:pStyle w:val="25"/>
-              <w:spacing w:before="205" w:line="220" w:lineRule="auto"/>
-              <w:ind w:left="321" w:leftChars="0"/>
-              <w:rPr>
-                <w:sz w:val="18"/>
-                <w:szCs w:val="18"/>
-              </w:rPr>
-            </w:pPr>
-            <w:r>
-              <w:rPr>
-                <w:spacing w:val="-3"/>
-                <w:sz w:val="18"/>
-                <w:szCs w:val="18"/>
-              </w:rPr>
-              <w:t>按月</w:t>
-            </w:r>
-          </w:p>
-        </w:tc>
-        <w:tc>
-          <w:tcPr>
-            <w:tcW w:w="1275" w:type="dxa"/>
-          </w:tcPr>
-          <w:p>
-            <w:pPr>
-              <w:pStyle w:val="25"/>
-              <w:spacing w:before="205" w:line="220" w:lineRule="auto"/>
-              <w:ind w:left="193"/>
-              <w:rPr>
-                <w:sz w:val="18"/>
-                <w:szCs w:val="18"/>
-              </w:rPr>
-            </w:pPr>
-            <w:r>
-              <w:rPr>
-                <w:spacing w:val="-2"/>
-                <w:sz w:val="18"/>
-                <w:szCs w:val="18"/>
-              </w:rPr>
-              <w:t>运维部</w:t>
-            </w:r>
-          </w:p>
-        </w:tc>
-        <w:tc>
-          <w:tcPr>
-            <w:tcW w:w="1279" w:type="dxa"/>
-          </w:tcPr>
-          <w:p>
-            <w:pPr>
-              <w:pStyle w:val="25"/>
-              <w:spacing w:before="230" w:line="238" w:lineRule="auto"/>
-              <w:ind w:left="436"/>
-              <w:rPr>
-                <w:sz w:val="18"/>
-                <w:szCs w:val="18"/>
-              </w:rPr>
-            </w:pPr>
-            <w:r>
-              <w:rPr>
-                <w:spacing w:val="-5"/>
-                <w:sz w:val="18"/>
-                <w:szCs w:val="18"/>
-              </w:rPr>
-              <w:t>≥9</w:t>
-            </w:r>
-            <w:r>
-              <w:rPr>
-                <w:rFonts w:hint="eastAsia"/>
-                <w:spacing w:val="-5"/>
-                <w:sz w:val="18"/>
-                <w:szCs w:val="18"/>
-                <w:lang w:val="en-US" w:eastAsia="zh-CN"/>
-              </w:rPr>
-              <w:t>5</w:t>
-            </w:r>
-            <w:r>
-              <w:rPr>
-                <w:spacing w:val="-5"/>
-                <w:sz w:val="18"/>
-                <w:szCs w:val="18"/>
-              </w:rPr>
-              <w:t>%</w:t>
-            </w:r>
-          </w:p>
-        </w:tc>
-      </w:tr>
-      <w:tr>
-        <w:tblPrEx>
-          <w:tblBorders>
-            <w:top w:val="single" w:color="000000" w:sz="4" w:space="0"/>
-            <w:left w:val="single" w:color="000000" w:sz="4" w:space="0"/>
-            <w:bottom w:val="single" w:color="000000" w:sz="4" w:space="0"/>
-            <w:right w:val="single" w:color="000000" w:sz="4" w:space="0"/>
-            <w:insideH w:val="single" w:color="000000" w:sz="4" w:space="0"/>
-            <w:insideV w:val="single" w:color="000000" w:sz="4" w:space="0"/>
-          </w:tblBorders>
-          <w:tblCellMar>
-            <w:top w:w="0" w:type="dxa"/>
-            <w:left w:w="0" w:type="dxa"/>
-            <w:bottom w:w="0" w:type="dxa"/>
-            <w:right w:w="0" w:type="dxa"/>
-          </w:tblCellMar>
-        </w:tblPrEx>
-        <w:trPr>
-          <w:trHeight w:val="651" w:hRule="atLeast"/>
-          <w:jc w:val="center"/>
-        </w:trPr>
-        <w:tc>
-          <w:tcPr>
-            <w:tcW w:w="624" w:type="dxa"/>
-            <w:vMerge w:val="continue"/>
-            <w:tcBorders/>
-          </w:tcPr>
-          <w:p>
-            <w:pPr>
-              <w:rPr>
-                <w:rFonts w:ascii="Arial"/>
-                <w:sz w:val="21"/>
-              </w:rPr>
-            </w:pPr>
-          </w:p>
-        </w:tc>
-        <w:tc>
-          <w:tcPr>
-            <w:tcW w:w="670" w:type="dxa"/>
-            <w:vMerge w:val="continue"/>
-            <w:tcBorders>
-              <w:top w:val="nil"/>
-              <w:bottom w:val="nil"/>
-            </w:tcBorders>
-          </w:tcPr>
-          <w:p>
-            <w:pPr>
-              <w:rPr>
-                <w:rFonts w:ascii="Arial"/>
-                <w:sz w:val="21"/>
-              </w:rPr>
-            </w:pPr>
-          </w:p>
-        </w:tc>
-        <w:tc>
-          <w:tcPr>
-            <w:tcW w:w="1557" w:type="dxa"/>
-          </w:tcPr>
-          <w:p>
-            <w:pPr>
-              <w:pStyle w:val="25"/>
-              <w:spacing w:before="75" w:line="290" w:lineRule="auto"/>
-              <w:ind w:left="702" w:right="145" w:hanging="554"/>
-              <w:rPr>
-                <w:rFonts w:hint="default" w:eastAsia="宋体"/>
-                <w:sz w:val="18"/>
-                <w:szCs w:val="18"/>
-                <w:lang w:val="en-US" w:eastAsia="zh-CN"/>
-              </w:rPr>
-            </w:pPr>
-            <w:r>
-              <w:rPr>
-                <w:rFonts w:hint="eastAsia"/>
-                <w:spacing w:val="-2"/>
-                <w:sz w:val="18"/>
-                <w:szCs w:val="18"/>
-                <w:lang w:val="en-US" w:eastAsia="zh-CN"/>
-              </w:rPr>
-              <w:t>事件按时解决率</w:t>
-            </w:r>
-          </w:p>
-        </w:tc>
-        <w:tc>
-          <w:tcPr>
-            <w:tcW w:w="2974" w:type="dxa"/>
-          </w:tcPr>
-          <w:p>
-            <w:pPr>
-              <w:pStyle w:val="25"/>
-              <w:spacing w:before="205" w:line="220" w:lineRule="auto"/>
-              <w:rPr>
-                <w:sz w:val="18"/>
-                <w:szCs w:val="18"/>
-              </w:rPr>
-            </w:pPr>
-            <w:r>
-              <w:rPr>
-                <w:spacing w:val="-1"/>
-                <w:sz w:val="18"/>
-                <w:szCs w:val="18"/>
-              </w:rPr>
-              <w:t>（按照事件等级规定时间内解决的事件数/已关闭事件总数）*100%</w:t>
-            </w:r>
-          </w:p>
-        </w:tc>
-        <w:tc>
-          <w:tcPr>
-            <w:tcW w:w="991" w:type="dxa"/>
-          </w:tcPr>
-          <w:p>
-            <w:pPr>
-              <w:pStyle w:val="25"/>
-              <w:spacing w:before="238" w:line="220" w:lineRule="auto"/>
-              <w:ind w:left="321" w:leftChars="0"/>
-              <w:rPr>
-                <w:sz w:val="18"/>
-                <w:szCs w:val="18"/>
-              </w:rPr>
-            </w:pPr>
-            <w:r>
-              <w:rPr>
-                <w:spacing w:val="-3"/>
-                <w:sz w:val="18"/>
-                <w:szCs w:val="18"/>
-              </w:rPr>
-              <w:t>按月</w:t>
-            </w:r>
-          </w:p>
-        </w:tc>
-        <w:tc>
-          <w:tcPr>
-            <w:tcW w:w="1275" w:type="dxa"/>
-          </w:tcPr>
-          <w:p>
-            <w:pPr>
-              <w:pStyle w:val="25"/>
-              <w:spacing w:before="238" w:line="220" w:lineRule="auto"/>
-              <w:ind w:left="193"/>
-              <w:rPr>
-                <w:sz w:val="18"/>
-                <w:szCs w:val="18"/>
-              </w:rPr>
-            </w:pPr>
-            <w:r>
-              <w:rPr>
-                <w:spacing w:val="-2"/>
-                <w:sz w:val="18"/>
-                <w:szCs w:val="18"/>
-              </w:rPr>
-              <w:t>运维部</w:t>
-            </w:r>
-          </w:p>
-        </w:tc>
-        <w:tc>
-          <w:tcPr>
-            <w:tcW w:w="1279" w:type="dxa"/>
-          </w:tcPr>
-          <w:p>
-            <w:pPr>
-              <w:pStyle w:val="25"/>
-              <w:spacing w:before="238" w:line="222" w:lineRule="auto"/>
-              <w:ind w:left="319"/>
-              <w:rPr>
-                <w:sz w:val="18"/>
-                <w:szCs w:val="18"/>
-              </w:rPr>
-            </w:pPr>
-            <w:r>
-              <w:rPr>
-                <w:spacing w:val="-5"/>
-                <w:sz w:val="18"/>
-                <w:szCs w:val="18"/>
-              </w:rPr>
-              <w:t>≥9</w:t>
-            </w:r>
-            <w:r>
-              <w:rPr>
-                <w:rFonts w:hint="eastAsia"/>
-                <w:spacing w:val="-5"/>
-                <w:sz w:val="18"/>
-                <w:szCs w:val="18"/>
-                <w:lang w:val="en-US" w:eastAsia="zh-CN"/>
-              </w:rPr>
-              <w:t>5</w:t>
-            </w:r>
-            <w:r>
-              <w:rPr>
-                <w:spacing w:val="-5"/>
-                <w:sz w:val="18"/>
-                <w:szCs w:val="18"/>
-              </w:rPr>
-              <w:t>%</w:t>
-            </w:r>
-          </w:p>
-        </w:tc>
-      </w:tr>
-      <w:tr>
-        <w:tblPrEx>
-          <w:tblBorders>
-            <w:top w:val="single" w:color="000000" w:sz="4" w:space="0"/>
-            <w:left w:val="single" w:color="000000" w:sz="4" w:space="0"/>
-            <w:bottom w:val="single" w:color="000000" w:sz="4" w:space="0"/>
-            <w:right w:val="single" w:color="000000" w:sz="4" w:space="0"/>
-            <w:insideH w:val="single" w:color="000000" w:sz="4" w:space="0"/>
-            <w:insideV w:val="single" w:color="000000" w:sz="4" w:space="0"/>
-          </w:tblBorders>
-          <w:tblCellMar>
-            <w:top w:w="0" w:type="dxa"/>
-            <w:left w:w="0" w:type="dxa"/>
-            <w:bottom w:w="0" w:type="dxa"/>
-            <w:right w:w="0" w:type="dxa"/>
-          </w:tblCellMar>
-        </w:tblPrEx>
-        <w:trPr>
-          <w:trHeight w:val="651" w:hRule="atLeast"/>
-          <w:jc w:val="center"/>
-        </w:trPr>
-        <w:tc>
-          <w:tcPr>
-            <w:tcW w:w="624" w:type="dxa"/>
-            <w:vMerge w:val="continue"/>
-            <w:tcBorders>
-              <w:bottom w:val="nil"/>
-            </w:tcBorders>
-          </w:tcPr>
-          <w:p>
-            <w:pPr>
-              <w:rPr>
-                <w:rFonts w:ascii="Arial"/>
-                <w:sz w:val="21"/>
-              </w:rPr>
-            </w:pPr>
-          </w:p>
-        </w:tc>
-        <w:tc>
-          <w:tcPr>
-            <w:tcW w:w="670" w:type="dxa"/>
-            <w:vMerge w:val="continue"/>
-            <w:tcBorders>
-              <w:top w:val="nil"/>
-            </w:tcBorders>
-          </w:tcPr>
-          <w:p>
-            <w:pPr>
-              <w:rPr>
-                <w:rFonts w:ascii="Arial"/>
-                <w:sz w:val="21"/>
-              </w:rPr>
-            </w:pPr>
-          </w:p>
-        </w:tc>
-        <w:tc>
-          <w:tcPr>
-            <w:tcW w:w="1557" w:type="dxa"/>
-          </w:tcPr>
-          <w:p>
-            <w:pPr>
-              <w:pStyle w:val="25"/>
-              <w:spacing w:before="77" w:line="289" w:lineRule="auto"/>
-              <w:ind w:left="689" w:right="145" w:hanging="541"/>
-              <w:rPr>
-                <w:sz w:val="18"/>
-                <w:szCs w:val="18"/>
-              </w:rPr>
-            </w:pPr>
-            <w:r>
-              <w:rPr>
-                <w:spacing w:val="-2"/>
-                <w:sz w:val="18"/>
-                <w:szCs w:val="18"/>
-              </w:rPr>
-              <w:t>事件回访的及时</w:t>
-            </w:r>
-            <w:r>
-              <w:rPr>
-                <w:sz w:val="18"/>
-                <w:szCs w:val="18"/>
-              </w:rPr>
-              <w:t>率</w:t>
-            </w:r>
-          </w:p>
-        </w:tc>
-        <w:tc>
-          <w:tcPr>
-            <w:tcW w:w="2974" w:type="dxa"/>
-          </w:tcPr>
-          <w:p>
-            <w:pPr>
-              <w:pStyle w:val="25"/>
-              <w:spacing w:before="76" w:line="220" w:lineRule="auto"/>
-              <w:ind w:left="185"/>
-              <w:rPr>
-                <w:sz w:val="18"/>
-                <w:szCs w:val="18"/>
-              </w:rPr>
-            </w:pPr>
-            <w:r>
-              <w:rPr>
-                <w:spacing w:val="-1"/>
-                <w:sz w:val="18"/>
-                <w:szCs w:val="18"/>
-              </w:rPr>
-              <w:t>按时回访的事件数量/已回访的事</w:t>
-            </w:r>
-          </w:p>
-          <w:p>
-            <w:pPr>
-              <w:pStyle w:val="25"/>
-              <w:spacing w:before="111" w:line="220" w:lineRule="auto"/>
-              <w:ind w:left="1218"/>
-              <w:rPr>
-                <w:rFonts w:hint="default" w:eastAsia="宋体"/>
-                <w:sz w:val="18"/>
-                <w:szCs w:val="18"/>
-                <w:lang w:val="en-US" w:eastAsia="zh-CN"/>
-              </w:rPr>
-            </w:pPr>
-            <w:r>
-              <w:rPr>
-                <w:spacing w:val="-2"/>
-                <w:sz w:val="18"/>
-                <w:szCs w:val="18"/>
-              </w:rPr>
-              <w:t>件总数</w:t>
-            </w:r>
-            <w:r>
-              <w:rPr>
-                <w:rFonts w:hint="eastAsia"/>
-                <w:spacing w:val="-2"/>
-                <w:sz w:val="18"/>
-                <w:szCs w:val="18"/>
-                <w:lang w:val="en-US" w:eastAsia="zh-CN"/>
-              </w:rPr>
-              <w:t>*100%</w:t>
-            </w:r>
-          </w:p>
-        </w:tc>
-        <w:tc>
-          <w:tcPr>
-            <w:tcW w:w="991" w:type="dxa"/>
-          </w:tcPr>
-          <w:p>
-            <w:pPr>
-              <w:pStyle w:val="25"/>
-              <w:spacing w:before="239" w:line="220" w:lineRule="auto"/>
-              <w:ind w:left="231" w:leftChars="0"/>
-              <w:rPr>
-                <w:sz w:val="18"/>
-                <w:szCs w:val="18"/>
-              </w:rPr>
-            </w:pPr>
-            <w:r>
-              <w:rPr>
-                <w:spacing w:val="-2"/>
-                <w:sz w:val="18"/>
-                <w:szCs w:val="18"/>
-              </w:rPr>
-              <w:t>按季度</w:t>
-            </w:r>
-          </w:p>
-        </w:tc>
-        <w:tc>
-          <w:tcPr>
-            <w:tcW w:w="1275" w:type="dxa"/>
-          </w:tcPr>
-          <w:p>
-            <w:pPr>
-              <w:pStyle w:val="25"/>
-              <w:spacing w:before="239" w:line="220" w:lineRule="auto"/>
-              <w:ind w:left="193"/>
-              <w:rPr>
-                <w:sz w:val="18"/>
-                <w:szCs w:val="18"/>
-              </w:rPr>
-            </w:pPr>
-            <w:r>
-              <w:rPr>
-                <w:spacing w:val="-2"/>
-                <w:sz w:val="18"/>
-                <w:szCs w:val="18"/>
-              </w:rPr>
-              <w:t>运维部</w:t>
-            </w:r>
-          </w:p>
-        </w:tc>
-        <w:tc>
-          <w:tcPr>
-            <w:tcW w:w="1279" w:type="dxa"/>
-          </w:tcPr>
-          <w:p>
-            <w:pPr>
-              <w:pStyle w:val="25"/>
-              <w:spacing w:before="265" w:line="238" w:lineRule="auto"/>
-              <w:ind w:left="436"/>
-              <w:rPr>
-                <w:sz w:val="18"/>
-                <w:szCs w:val="18"/>
-              </w:rPr>
-            </w:pPr>
-            <w:r>
-              <w:rPr>
-                <w:spacing w:val="-5"/>
-                <w:sz w:val="18"/>
-                <w:szCs w:val="18"/>
-              </w:rPr>
-              <w:t>≥95%</w:t>
-            </w:r>
-          </w:p>
-        </w:tc>
-      </w:tr>
-      <w:tr>
-        <w:tblPrEx>
-          <w:tblBorders>
-            <w:top w:val="single" w:color="000000" w:sz="4" w:space="0"/>
-            <w:left w:val="single" w:color="000000" w:sz="4" w:space="0"/>
-            <w:bottom w:val="single" w:color="000000" w:sz="4" w:space="0"/>
-            <w:right w:val="single" w:color="000000" w:sz="4" w:space="0"/>
-            <w:insideH w:val="single" w:color="000000" w:sz="4" w:space="0"/>
-            <w:insideV w:val="single" w:color="000000" w:sz="4" w:space="0"/>
-          </w:tblBorders>
-          <w:tblCellMar>
-            <w:top w:w="0" w:type="dxa"/>
-            <w:left w:w="0" w:type="dxa"/>
-            <w:bottom w:w="0" w:type="dxa"/>
-            <w:right w:w="0" w:type="dxa"/>
-          </w:tblCellMar>
-        </w:tblPrEx>
-        <w:trPr>
-          <w:trHeight w:val="651" w:hRule="atLeast"/>
-          <w:jc w:val="center"/>
-        </w:trPr>
-        <w:tc>
-          <w:tcPr>
-            <w:tcW w:w="624" w:type="dxa"/>
-            <w:tcBorders>
-              <w:top w:val="nil"/>
-            </w:tcBorders>
-          </w:tcPr>
-          <w:p>
-            <w:pPr>
-              <w:rPr>
-                <w:rFonts w:ascii="Arial"/>
-                <w:sz w:val="21"/>
-              </w:rPr>
-            </w:pPr>
-          </w:p>
-        </w:tc>
-        <w:tc>
-          <w:tcPr>
-            <w:tcW w:w="670" w:type="dxa"/>
-          </w:tcPr>
-          <w:p>
-            <w:pPr>
-              <w:pStyle w:val="25"/>
-              <w:spacing w:before="240" w:line="222" w:lineRule="auto"/>
-              <w:ind w:left="173"/>
-              <w:rPr>
-                <w:sz w:val="18"/>
-                <w:szCs w:val="18"/>
-              </w:rPr>
-            </w:pPr>
-            <w:r>
-              <w:rPr>
-                <w:spacing w:val="-7"/>
-                <w:sz w:val="18"/>
-                <w:szCs w:val="18"/>
-              </w:rPr>
-              <w:t>问题</w:t>
-            </w:r>
-          </w:p>
-        </w:tc>
-        <w:tc>
-          <w:tcPr>
-            <w:tcW w:w="1557" w:type="dxa"/>
-          </w:tcPr>
-          <w:p>
-            <w:pPr>
-              <w:pStyle w:val="25"/>
-              <w:spacing w:before="240" w:line="220" w:lineRule="auto"/>
-              <w:ind w:left="348"/>
-              <w:rPr>
-                <w:sz w:val="18"/>
-                <w:szCs w:val="18"/>
-              </w:rPr>
-            </w:pPr>
-            <w:r>
-              <w:rPr>
-                <w:spacing w:val="-5"/>
-                <w:sz w:val="18"/>
-                <w:szCs w:val="18"/>
-              </w:rPr>
-              <w:t>问题解决率</w:t>
-            </w:r>
-          </w:p>
-        </w:tc>
-        <w:tc>
-          <w:tcPr>
-            <w:tcW w:w="2974" w:type="dxa"/>
-          </w:tcPr>
-          <w:p>
-            <w:pPr>
-              <w:pStyle w:val="25"/>
-              <w:spacing w:before="77" w:line="220" w:lineRule="auto"/>
-              <w:ind w:left="113"/>
-              <w:rPr>
-                <w:sz w:val="18"/>
-                <w:szCs w:val="18"/>
-              </w:rPr>
-            </w:pPr>
-            <w:r>
-              <w:rPr>
-                <w:spacing w:val="-2"/>
-                <w:sz w:val="18"/>
-                <w:szCs w:val="18"/>
-              </w:rPr>
-              <w:t>（成功解决的问题数量/问题总数）</w:t>
-            </w:r>
-          </w:p>
-          <w:p>
-            <w:pPr>
-              <w:pStyle w:val="25"/>
-              <w:spacing w:before="137" w:line="217" w:lineRule="auto"/>
-              <w:ind w:left="1263"/>
-              <w:rPr>
-                <w:sz w:val="18"/>
-                <w:szCs w:val="18"/>
-              </w:rPr>
-            </w:pPr>
-            <w:r>
-              <w:rPr>
-                <w:spacing w:val="-2"/>
-                <w:sz w:val="18"/>
-                <w:szCs w:val="18"/>
-              </w:rPr>
-              <w:t>*100%</w:t>
-            </w:r>
-          </w:p>
-        </w:tc>
-        <w:tc>
-          <w:tcPr>
-            <w:tcW w:w="991" w:type="dxa"/>
-          </w:tcPr>
-          <w:p>
-            <w:pPr>
-              <w:pStyle w:val="25"/>
-              <w:spacing w:before="240" w:line="220" w:lineRule="auto"/>
-              <w:ind w:left="231" w:leftChars="0"/>
-              <w:rPr>
-                <w:sz w:val="18"/>
-                <w:szCs w:val="18"/>
-              </w:rPr>
-            </w:pPr>
-            <w:r>
-              <w:rPr>
-                <w:spacing w:val="-2"/>
-                <w:sz w:val="18"/>
-                <w:szCs w:val="18"/>
-              </w:rPr>
-              <w:t>按季度</w:t>
-            </w:r>
-          </w:p>
-        </w:tc>
-        <w:tc>
-          <w:tcPr>
-            <w:tcW w:w="1275" w:type="dxa"/>
-          </w:tcPr>
-          <w:p>
-            <w:pPr>
-              <w:pStyle w:val="25"/>
-              <w:spacing w:before="240" w:line="220" w:lineRule="auto"/>
-              <w:ind w:left="193"/>
-              <w:rPr>
-                <w:sz w:val="18"/>
-                <w:szCs w:val="18"/>
-              </w:rPr>
-            </w:pPr>
-            <w:r>
-              <w:rPr>
-                <w:spacing w:val="-2"/>
-                <w:sz w:val="18"/>
-                <w:szCs w:val="18"/>
-              </w:rPr>
-              <w:t>运维部</w:t>
-            </w:r>
-          </w:p>
-        </w:tc>
-        <w:tc>
-          <w:tcPr>
-            <w:tcW w:w="1279" w:type="dxa"/>
-          </w:tcPr>
-          <w:p>
-            <w:pPr>
-              <w:pStyle w:val="25"/>
-              <w:spacing w:before="266" w:line="238" w:lineRule="auto"/>
-              <w:ind w:left="436"/>
-              <w:rPr>
-                <w:sz w:val="18"/>
-                <w:szCs w:val="18"/>
-              </w:rPr>
-            </w:pPr>
-            <w:r>
-              <w:rPr>
-                <w:spacing w:val="-5"/>
-                <w:sz w:val="18"/>
-                <w:szCs w:val="18"/>
-              </w:rPr>
-              <w:t>≥85%</w:t>
-            </w:r>
-          </w:p>
-        </w:tc>
-      </w:tr>
-      <w:tr>
-        <w:tblPrEx>
-          <w:tblBorders>
-            <w:top w:val="single" w:color="000000" w:sz="4" w:space="0"/>
-            <w:left w:val="single" w:color="000000" w:sz="4" w:space="0"/>
-            <w:bottom w:val="single" w:color="000000" w:sz="4" w:space="0"/>
-            <w:right w:val="single" w:color="000000" w:sz="4" w:space="0"/>
-            <w:insideH w:val="single" w:color="000000" w:sz="4" w:space="0"/>
-            <w:insideV w:val="single" w:color="000000" w:sz="4" w:space="0"/>
-          </w:tblBorders>
-          <w:tblCellMar>
-            <w:top w:w="0" w:type="dxa"/>
-            <w:left w:w="0" w:type="dxa"/>
-            <w:bottom w:w="0" w:type="dxa"/>
-            <w:right w:w="0" w:type="dxa"/>
-          </w:tblCellMar>
-        </w:tblPrEx>
-        <w:trPr>
-          <w:trHeight w:val="585" w:hRule="atLeast"/>
-          <w:jc w:val="center"/>
-        </w:trPr>
-        <w:tc>
-          <w:tcPr>
-            <w:tcW w:w="624" w:type="dxa"/>
-            <w:vMerge w:val="restart"/>
-          </w:tcPr>
-          <w:p>
-            <w:pPr>
-              <w:spacing w:line="254" w:lineRule="auto"/>
-              <w:rPr>
-                <w:rFonts w:ascii="Arial"/>
-                <w:sz w:val="21"/>
-              </w:rPr>
-            </w:pPr>
-          </w:p>
-          <w:p>
-            <w:pPr>
-              <w:spacing w:line="254" w:lineRule="auto"/>
-              <w:rPr>
-                <w:rFonts w:ascii="Arial"/>
-                <w:sz w:val="21"/>
-              </w:rPr>
-            </w:pPr>
-          </w:p>
-          <w:p>
-            <w:pPr>
-              <w:spacing w:line="254" w:lineRule="auto"/>
-              <w:rPr>
-                <w:rFonts w:ascii="Arial"/>
-                <w:sz w:val="21"/>
-              </w:rPr>
-            </w:pPr>
-          </w:p>
-          <w:p>
-            <w:pPr>
-              <w:spacing w:line="255" w:lineRule="auto"/>
-              <w:rPr>
-                <w:rFonts w:ascii="Arial"/>
-                <w:sz w:val="21"/>
-              </w:rPr>
-            </w:pPr>
-          </w:p>
+          </w:tcPr>
           <w:p>
             <w:pPr>
               <w:pStyle w:val="25"/>
               <w:spacing w:before="59" w:line="220" w:lineRule="auto"/>
               <w:ind w:left="132"/>
               <w:rPr>
+                <w:spacing w:val="-2"/>
+                <w:sz w:val="18"/>
+                <w:szCs w:val="18"/>
+              </w:rPr>
+            </w:pPr>
+          </w:p>
+          <w:p>
+            <w:pPr>
+              <w:pStyle w:val="25"/>
+              <w:spacing w:before="59" w:line="220" w:lineRule="auto"/>
+              <w:ind w:left="132"/>
+              <w:rPr>
+                <w:spacing w:val="-2"/>
+                <w:sz w:val="18"/>
+                <w:szCs w:val="18"/>
+              </w:rPr>
+            </w:pPr>
+          </w:p>
+          <w:p>
+            <w:pPr>
+              <w:pStyle w:val="25"/>
+              <w:spacing w:before="59" w:line="220" w:lineRule="auto"/>
+              <w:ind w:left="132"/>
+              <w:rPr>
+                <w:spacing w:val="-2"/>
+                <w:sz w:val="18"/>
+                <w:szCs w:val="18"/>
+              </w:rPr>
+            </w:pPr>
+          </w:p>
+          <w:p>
+            <w:pPr>
+              <w:pStyle w:val="25"/>
+              <w:spacing w:before="59" w:line="220" w:lineRule="auto"/>
+              <w:ind w:left="132"/>
+              <w:rPr>
+                <w:spacing w:val="-2"/>
+                <w:sz w:val="18"/>
+                <w:szCs w:val="18"/>
+              </w:rPr>
+            </w:pPr>
+          </w:p>
+          <w:p>
+            <w:pPr>
+              <w:pStyle w:val="25"/>
+              <w:spacing w:before="59" w:line="220" w:lineRule="auto"/>
+              <w:ind w:left="132"/>
+              <w:rPr>
+                <w:spacing w:val="-2"/>
+                <w:sz w:val="18"/>
+                <w:szCs w:val="18"/>
+              </w:rPr>
+            </w:pPr>
+          </w:p>
+          <w:p>
+            <w:pPr>
+              <w:pStyle w:val="25"/>
+              <w:spacing w:before="59" w:line="220" w:lineRule="auto"/>
+              <w:ind w:left="132"/>
+              <w:rPr>
+                <w:spacing w:val="-2"/>
+                <w:sz w:val="18"/>
+                <w:szCs w:val="18"/>
+              </w:rPr>
+            </w:pPr>
+          </w:p>
+          <w:p>
+            <w:pPr>
+              <w:pStyle w:val="25"/>
+              <w:spacing w:before="59" w:line="220" w:lineRule="auto"/>
+              <w:rPr>
                 <w:sz w:val="18"/>
                 <w:szCs w:val="18"/>
               </w:rPr>
@@ -5742,13 +5599,12 @@
         </w:tc>
         <w:tc>
           <w:tcPr>
-            <w:tcW w:w="1557" w:type="dxa"/>
+            <w:tcW w:w="1948" w:type="dxa"/>
           </w:tcPr>
           <w:p>
             <w:pPr>
               <w:pStyle w:val="25"/>
               <w:spacing w:before="208" w:line="220" w:lineRule="auto"/>
-              <w:ind w:left="328"/>
               <w:rPr>
                 <w:sz w:val="18"/>
                 <w:szCs w:val="18"/>
@@ -5766,7 +5622,7 @@
         </w:tc>
         <w:tc>
           <w:tcPr>
-            <w:tcW w:w="2974" w:type="dxa"/>
+            <w:tcW w:w="3828" w:type="dxa"/>
           </w:tcPr>
           <w:p>
             <w:pPr>
@@ -5790,37 +5646,39 @@
         </w:tc>
         <w:tc>
           <w:tcPr>
-            <w:tcW w:w="991" w:type="dxa"/>
+            <w:tcW w:w="480" w:type="dxa"/>
           </w:tcPr>
           <w:p>
             <w:pPr>
               <w:pStyle w:val="25"/>
               <w:spacing w:before="208" w:line="220" w:lineRule="auto"/>
-              <w:ind w:left="231" w:leftChars="0"/>
-              <w:rPr>
-                <w:sz w:val="18"/>
-                <w:szCs w:val="18"/>
-              </w:rPr>
-            </w:pPr>
-            <w:r>
-              <w:rPr>
-                <w:spacing w:val="-2"/>
-                <w:sz w:val="18"/>
-                <w:szCs w:val="18"/>
-              </w:rPr>
-              <w:t>按季度</w:t>
-            </w:r>
-          </w:p>
-        </w:tc>
-        <w:tc>
-          <w:tcPr>
-            <w:tcW w:w="1275" w:type="dxa"/>
+              <w:ind w:left="0" w:leftChars="0" w:right="0" w:rightChars="0" w:firstLine="0" w:firstLineChars="0"/>
+              <w:jc w:val="center"/>
+              <w:rPr>
+                <w:sz w:val="18"/>
+                <w:szCs w:val="18"/>
+              </w:rPr>
+            </w:pPr>
+            <w:r>
+              <w:rPr>
+                <w:spacing w:val="-2"/>
+                <w:sz w:val="18"/>
+                <w:szCs w:val="18"/>
+              </w:rPr>
+              <w:t>季度</w:t>
+            </w:r>
+          </w:p>
+        </w:tc>
+        <w:tc>
+          <w:tcPr>
+            <w:tcW w:w="1032" w:type="dxa"/>
           </w:tcPr>
           <w:p>
             <w:pPr>
               <w:pStyle w:val="25"/>
               <w:spacing w:before="208" w:line="220" w:lineRule="auto"/>
-              <w:ind w:left="193"/>
+              <w:ind w:left="0" w:leftChars="0" w:right="0" w:rightChars="0" w:firstLine="0" w:firstLineChars="0"/>
+              <w:jc w:val="center"/>
               <w:rPr>
                 <w:sz w:val="18"/>
                 <w:szCs w:val="18"/>
@@ -5838,13 +5696,14 @@
         </w:tc>
         <w:tc>
           <w:tcPr>
-            <w:tcW w:w="1279" w:type="dxa"/>
+            <w:tcW w:w="788" w:type="dxa"/>
           </w:tcPr>
           <w:p>
             <w:pPr>
               <w:pStyle w:val="25"/>
               <w:spacing w:before="233" w:line="238" w:lineRule="auto"/>
-              <w:ind w:left="436"/>
+              <w:ind w:left="0" w:leftChars="0" w:right="0" w:rightChars="0" w:firstLine="0" w:firstLineChars="0"/>
+              <w:jc w:val="center"/>
               <w:rPr>
                 <w:sz w:val="18"/>
                 <w:szCs w:val="18"/>
@@ -5922,31 +5781,30 @@
         </w:tc>
         <w:tc>
           <w:tcPr>
-            <w:tcW w:w="1557" w:type="dxa"/>
+            <w:tcW w:w="1948" w:type="dxa"/>
           </w:tcPr>
           <w:p>
             <w:pPr>
               <w:pStyle w:val="25"/>
               <w:spacing w:before="185" w:line="220" w:lineRule="auto"/>
-              <w:ind w:left="328"/>
-              <w:rPr>
-                <w:sz w:val="18"/>
-                <w:szCs w:val="18"/>
-              </w:rPr>
-            </w:pPr>
-            <w:r>
-              <w:rPr>
-                <w:spacing w:val="-2"/>
-                <w:sz w:val="18"/>
-                <w:szCs w:val="18"/>
-              </w:rPr>
-              <w:t>变更成功率</w:t>
-            </w:r>
-          </w:p>
-        </w:tc>
-        <w:tc>
-          <w:tcPr>
-            <w:tcW w:w="2974" w:type="dxa"/>
+              <w:rPr>
+                <w:sz w:val="18"/>
+                <w:szCs w:val="18"/>
+              </w:rPr>
+            </w:pPr>
+            <w:r>
+              <w:rPr>
+                <w:spacing w:val="-2"/>
+                <w:sz w:val="18"/>
+                <w:szCs w:val="18"/>
+              </w:rPr>
+              <w:t>变成功率</w:t>
+            </w:r>
+          </w:p>
+        </w:tc>
+        <w:tc>
+          <w:tcPr>
+            <w:tcW w:w="3828" w:type="dxa"/>
           </w:tcPr>
           <w:p>
             <w:pPr>
@@ -5970,37 +5828,39 @@
         </w:tc>
         <w:tc>
           <w:tcPr>
-            <w:tcW w:w="991" w:type="dxa"/>
+            <w:tcW w:w="480" w:type="dxa"/>
           </w:tcPr>
           <w:p>
             <w:pPr>
               <w:pStyle w:val="25"/>
               <w:spacing w:before="185" w:line="220" w:lineRule="auto"/>
-              <w:ind w:left="231" w:leftChars="0"/>
-              <w:rPr>
-                <w:sz w:val="18"/>
-                <w:szCs w:val="18"/>
-              </w:rPr>
-            </w:pPr>
-            <w:r>
-              <w:rPr>
-                <w:spacing w:val="-2"/>
-                <w:sz w:val="18"/>
-                <w:szCs w:val="18"/>
-              </w:rPr>
-              <w:t>按季度</w:t>
-            </w:r>
-          </w:p>
-        </w:tc>
-        <w:tc>
-          <w:tcPr>
-            <w:tcW w:w="1275" w:type="dxa"/>
+              <w:ind w:left="0" w:leftChars="0" w:right="0" w:rightChars="0" w:firstLine="0" w:firstLineChars="0"/>
+              <w:jc w:val="center"/>
+              <w:rPr>
+                <w:sz w:val="18"/>
+                <w:szCs w:val="18"/>
+              </w:rPr>
+            </w:pPr>
+            <w:r>
+              <w:rPr>
+                <w:spacing w:val="-2"/>
+                <w:sz w:val="18"/>
+                <w:szCs w:val="18"/>
+              </w:rPr>
+              <w:t>季度</w:t>
+            </w:r>
+          </w:p>
+        </w:tc>
+        <w:tc>
+          <w:tcPr>
+            <w:tcW w:w="1032" w:type="dxa"/>
           </w:tcPr>
           <w:p>
             <w:pPr>
               <w:pStyle w:val="25"/>
               <w:spacing w:before="185" w:line="220" w:lineRule="auto"/>
-              <w:ind w:left="193"/>
+              <w:ind w:left="0" w:leftChars="0" w:right="0" w:rightChars="0" w:firstLine="0" w:firstLineChars="0"/>
+              <w:jc w:val="center"/>
               <w:rPr>
                 <w:sz w:val="18"/>
                 <w:szCs w:val="18"/>
@@ -6018,13 +5878,14 @@
         </w:tc>
         <w:tc>
           <w:tcPr>
-            <w:tcW w:w="1279" w:type="dxa"/>
+            <w:tcW w:w="788" w:type="dxa"/>
           </w:tcPr>
           <w:p>
             <w:pPr>
               <w:pStyle w:val="25"/>
               <w:spacing w:before="211" w:line="238" w:lineRule="auto"/>
-              <w:ind w:left="436"/>
+              <w:ind w:left="0" w:leftChars="0" w:right="0" w:rightChars="0" w:firstLine="0" w:firstLineChars="0"/>
+              <w:jc w:val="center"/>
               <w:rPr>
                 <w:sz w:val="18"/>
                 <w:szCs w:val="18"/>
@@ -6102,13 +5963,12 @@
         </w:tc>
         <w:tc>
           <w:tcPr>
-            <w:tcW w:w="1557" w:type="dxa"/>
+            <w:tcW w:w="1948" w:type="dxa"/>
           </w:tcPr>
           <w:p>
             <w:pPr>
               <w:pStyle w:val="25"/>
               <w:spacing w:before="178" w:line="219" w:lineRule="auto"/>
-              <w:ind w:left="331"/>
               <w:rPr>
                 <w:sz w:val="18"/>
                 <w:szCs w:val="18"/>
@@ -6126,7 +5986,7 @@
         </w:tc>
         <w:tc>
           <w:tcPr>
-            <w:tcW w:w="2974" w:type="dxa"/>
+            <w:tcW w:w="3828" w:type="dxa"/>
           </w:tcPr>
           <w:p>
             <w:pPr>
@@ -6150,37 +6010,39 @@
         </w:tc>
         <w:tc>
           <w:tcPr>
-            <w:tcW w:w="991" w:type="dxa"/>
+            <w:tcW w:w="480" w:type="dxa"/>
           </w:tcPr>
           <w:p>
             <w:pPr>
               <w:pStyle w:val="25"/>
               <w:spacing w:before="178" w:line="220" w:lineRule="auto"/>
-              <w:ind w:left="231" w:leftChars="0"/>
-              <w:rPr>
-                <w:sz w:val="18"/>
-                <w:szCs w:val="18"/>
-              </w:rPr>
-            </w:pPr>
-            <w:r>
-              <w:rPr>
-                <w:spacing w:val="-2"/>
-                <w:sz w:val="18"/>
-                <w:szCs w:val="18"/>
-              </w:rPr>
-              <w:t>按季度</w:t>
-            </w:r>
-          </w:p>
-        </w:tc>
-        <w:tc>
-          <w:tcPr>
-            <w:tcW w:w="1275" w:type="dxa"/>
+              <w:ind w:left="0" w:leftChars="0" w:right="0" w:rightChars="0" w:firstLine="0" w:firstLineChars="0"/>
+              <w:jc w:val="center"/>
+              <w:rPr>
+                <w:sz w:val="18"/>
+                <w:szCs w:val="18"/>
+              </w:rPr>
+            </w:pPr>
+            <w:r>
+              <w:rPr>
+                <w:spacing w:val="-2"/>
+                <w:sz w:val="18"/>
+                <w:szCs w:val="18"/>
+              </w:rPr>
+              <w:t>季度</w:t>
+            </w:r>
+          </w:p>
+        </w:tc>
+        <w:tc>
+          <w:tcPr>
+            <w:tcW w:w="1032" w:type="dxa"/>
           </w:tcPr>
           <w:p>
             <w:pPr>
               <w:pStyle w:val="25"/>
               <w:spacing w:before="178" w:line="220" w:lineRule="auto"/>
-              <w:ind w:left="193"/>
+              <w:ind w:left="0" w:leftChars="0" w:right="0" w:rightChars="0" w:firstLine="0" w:firstLineChars="0"/>
+              <w:jc w:val="center"/>
               <w:rPr>
                 <w:sz w:val="18"/>
                 <w:szCs w:val="18"/>
@@ -6198,13 +6060,14 @@
         </w:tc>
         <w:tc>
           <w:tcPr>
-            <w:tcW w:w="1279" w:type="dxa"/>
+            <w:tcW w:w="788" w:type="dxa"/>
           </w:tcPr>
           <w:p>
             <w:pPr>
               <w:pStyle w:val="25"/>
               <w:spacing w:before="203" w:line="238" w:lineRule="auto"/>
-              <w:ind w:left="436"/>
+              <w:ind w:left="0" w:leftChars="0" w:right="0" w:rightChars="0" w:firstLine="0" w:firstLineChars="0"/>
+              <w:jc w:val="center"/>
               <w:rPr>
                 <w:sz w:val="18"/>
                 <w:szCs w:val="18"/>
@@ -6301,13 +6164,13 @@
         </w:tc>
         <w:tc>
           <w:tcPr>
-            <w:tcW w:w="1557" w:type="dxa"/>
+            <w:tcW w:w="1948" w:type="dxa"/>
           </w:tcPr>
           <w:p>
             <w:pPr>
               <w:pStyle w:val="25"/>
               <w:spacing w:before="78" w:line="291" w:lineRule="auto"/>
-              <w:ind w:left="688" w:right="145" w:hanging="540"/>
+              <w:ind w:right="145"/>
               <w:rPr>
                 <w:sz w:val="18"/>
                 <w:szCs w:val="18"/>
@@ -6332,7 +6195,7 @@
         </w:tc>
         <w:tc>
           <w:tcPr>
-            <w:tcW w:w="2974" w:type="dxa"/>
+            <w:tcW w:w="3828" w:type="dxa"/>
           </w:tcPr>
           <w:p>
             <w:pPr>
@@ -6346,9 +6209,19 @@
             </w:pPr>
             <w:r>
               <w:rPr>
+                <w:rFonts w:hint="eastAsia"/>
                 <w:spacing w:val="-1"/>
                 <w:sz w:val="18"/>
                 <w:szCs w:val="18"/>
+                <w:lang w:val="en-US" w:eastAsia="zh-CN"/>
+              </w:rPr>
+              <w:t>数量：</w:t>
+            </w:r>
+            <w:r>
+              <w:rPr>
+                <w:spacing w:val="-1"/>
+                <w:sz w:val="18"/>
+                <w:szCs w:val="18"/>
               </w:rPr>
               <w:t>我方人员造成信息安全事件的次数</w:t>
             </w:r>
@@ -6356,13 +6229,14 @@
         </w:tc>
         <w:tc>
           <w:tcPr>
-            <w:tcW w:w="991" w:type="dxa"/>
+            <w:tcW w:w="480" w:type="dxa"/>
           </w:tcPr>
           <w:p>
             <w:pPr>
               <w:pStyle w:val="25"/>
               <w:spacing w:before="241" w:line="220" w:lineRule="auto"/>
-              <w:ind w:left="231" w:leftChars="0"/>
+              <w:ind w:left="0" w:leftChars="0" w:right="0" w:rightChars="0" w:firstLine="0" w:firstLineChars="0"/>
+              <w:jc w:val="center"/>
               <w:rPr>
                 <w:rFonts w:hint="eastAsia" w:eastAsia="宋体"/>
                 <w:sz w:val="18"/>
@@ -6372,14 +6246,6 @@
             </w:pPr>
             <w:r>
               <w:rPr>
-                <w:spacing w:val="-2"/>
-                <w:sz w:val="18"/>
-                <w:szCs w:val="18"/>
-              </w:rPr>
-              <w:t>按</w:t>
-            </w:r>
-            <w:r>
-              <w:rPr>
                 <w:rFonts w:hint="eastAsia"/>
                 <w:spacing w:val="-2"/>
                 <w:sz w:val="18"/>
@@ -6392,13 +6258,14 @@
         </w:tc>
         <w:tc>
           <w:tcPr>
-            <w:tcW w:w="1275" w:type="dxa"/>
+            <w:tcW w:w="1032" w:type="dxa"/>
           </w:tcPr>
           <w:p>
             <w:pPr>
               <w:pStyle w:val="25"/>
               <w:spacing w:before="241" w:line="220" w:lineRule="auto"/>
-              <w:ind w:left="193"/>
+              <w:ind w:left="0" w:leftChars="0" w:right="0" w:rightChars="0" w:firstLine="0" w:firstLineChars="0"/>
+              <w:jc w:val="center"/>
               <w:rPr>
                 <w:sz w:val="18"/>
                 <w:szCs w:val="18"/>
@@ -6416,13 +6283,14 @@
         </w:tc>
         <w:tc>
           <w:tcPr>
-            <w:tcW w:w="1279" w:type="dxa"/>
+            <w:tcW w:w="788" w:type="dxa"/>
           </w:tcPr>
           <w:p>
             <w:pPr>
               <w:pStyle w:val="25"/>
               <w:spacing w:before="241" w:line="220" w:lineRule="auto"/>
-              <w:ind w:left="487"/>
+              <w:ind w:left="0" w:leftChars="0" w:right="0" w:rightChars="0" w:firstLine="0" w:firstLineChars="0"/>
+              <w:jc w:val="center"/>
               <w:rPr>
                 <w:sz w:val="18"/>
                 <w:szCs w:val="18"/>
@@ -6512,7 +6380,7 @@
         </w:tc>
         <w:tc>
           <w:tcPr>
-            <w:tcW w:w="1557" w:type="dxa"/>
+            <w:tcW w:w="1948" w:type="dxa"/>
             <w:shd w:val="clear" w:color="auto" w:fill="auto"/>
             <w:vAlign w:val="center"/>
           </w:tcPr>
@@ -6546,7 +6414,7 @@
         </w:tc>
         <w:tc>
           <w:tcPr>
-            <w:tcW w:w="2974" w:type="dxa"/>
+            <w:tcW w:w="3828" w:type="dxa"/>
             <w:shd w:val="clear" w:color="auto" w:fill="auto"/>
             <w:vAlign w:val="center"/>
           </w:tcPr>
@@ -6582,7 +6450,7 @@
         </w:tc>
         <w:tc>
           <w:tcPr>
-            <w:tcW w:w="991" w:type="dxa"/>
+            <w:tcW w:w="480" w:type="dxa"/>
             <w:shd w:val="clear" w:color="auto" w:fill="auto"/>
             <w:vAlign w:val="center"/>
           </w:tcPr>
@@ -6592,6 +6460,7 @@
               <w:keepLines w:val="0"/>
               <w:widowControl/>
               <w:suppressLineNumbers w:val="0"/>
+              <w:ind w:left="0" w:leftChars="0" w:right="0" w:rightChars="0" w:firstLine="0" w:firstLineChars="0"/>
               <w:jc w:val="center"/>
               <w:rPr>
                 <w:rFonts w:hint="default" w:ascii="Arial" w:hAnsi="Arial" w:eastAsia="宋体" w:cs="Arial"/>
@@ -6610,19 +6479,19 @@
                 <w:sz w:val="18"/>
                 <w:szCs w:val="18"/>
               </w:rPr>
-              <w:t>按季度</w:t>
-            </w:r>
-          </w:p>
-        </w:tc>
-        <w:tc>
-          <w:tcPr>
-            <w:tcW w:w="1275" w:type="dxa"/>
+              <w:t>季度</w:t>
+            </w:r>
+          </w:p>
+        </w:tc>
+        <w:tc>
+          <w:tcPr>
+            <w:tcW w:w="1032" w:type="dxa"/>
             <w:shd w:val="clear" w:color="auto" w:fill="auto"/>
             <w:vAlign w:val="center"/>
           </w:tcPr>
           <w:p>
             <w:pPr>
-              <w:ind w:left="63" w:leftChars="0" w:right="39" w:rightChars="0"/>
+              <w:ind w:left="0" w:leftChars="0" w:right="0" w:rightChars="0" w:firstLine="0" w:firstLineChars="0"/>
               <w:jc w:val="center"/>
               <w:rPr>
                 <w:rFonts w:hint="default" w:ascii="宋体" w:hAnsi="宋体" w:eastAsia="宋体" w:cs="宋体"/>
@@ -6647,7 +6516,7 @@
         </w:tc>
         <w:tc>
           <w:tcPr>
-            <w:tcW w:w="1279" w:type="dxa"/>
+            <w:tcW w:w="788" w:type="dxa"/>
             <w:shd w:val="clear" w:color="auto" w:fill="auto"/>
             <w:vAlign w:val="center"/>
           </w:tcPr>
@@ -6655,7 +6524,7 @@
             <w:pPr>
               <w:pStyle w:val="26"/>
               <w:spacing w:before="112"/>
-              <w:ind w:left="176" w:leftChars="0" w:right="149" w:rightChars="0"/>
+              <w:ind w:left="0" w:leftChars="0" w:right="0" w:rightChars="0" w:firstLine="0" w:firstLineChars="0"/>
               <w:jc w:val="center"/>
               <w:rPr>
                 <w:rFonts w:hint="default" w:ascii="宋体" w:hAnsi="宋体" w:eastAsia="宋体" w:cs="宋体"/>
@@ -6770,7 +6639,7 @@
         </w:tc>
         <w:tc>
           <w:tcPr>
-            <w:tcW w:w="1557" w:type="dxa"/>
+            <w:tcW w:w="1948" w:type="dxa"/>
             <w:shd w:val="clear" w:color="auto" w:fill="auto"/>
             <w:vAlign w:val="center"/>
           </w:tcPr>
@@ -6798,13 +6667,13 @@
                 <w:szCs w:val="18"/>
                 <w:lang w:val="en-US" w:eastAsia="zh-CN"/>
               </w:rPr>
-              <w:t>可用性</w:t>
-            </w:r>
-          </w:p>
-        </w:tc>
-        <w:tc>
-          <w:tcPr>
-            <w:tcW w:w="2974" w:type="dxa"/>
+              <w:t>业务可用性</w:t>
+            </w:r>
+          </w:p>
+        </w:tc>
+        <w:tc>
+          <w:tcPr>
+            <w:tcW w:w="3828" w:type="dxa"/>
             <w:shd w:val="clear" w:color="auto" w:fill="auto"/>
             <w:vAlign w:val="center"/>
           </w:tcPr>
@@ -6837,13 +6706,13 @@
         </w:tc>
         <w:tc>
           <w:tcPr>
-            <w:tcW w:w="991" w:type="dxa"/>
+            <w:tcW w:w="480" w:type="dxa"/>
             <w:shd w:val="clear" w:color="auto" w:fill="auto"/>
             <w:vAlign w:val="center"/>
           </w:tcPr>
           <w:p>
             <w:pPr>
-              <w:ind w:left="25" w:leftChars="0"/>
+              <w:ind w:left="0" w:leftChars="0" w:right="0" w:rightChars="0" w:firstLine="0" w:firstLineChars="0"/>
               <w:jc w:val="center"/>
               <w:rPr>
                 <w:rFonts w:hint="default" w:ascii="宋体" w:hAnsi="宋体" w:eastAsia="宋体" w:cs="宋体"/>
@@ -6862,19 +6731,19 @@
                 <w:sz w:val="18"/>
                 <w:szCs w:val="18"/>
               </w:rPr>
-              <w:t>按季度</w:t>
-            </w:r>
-          </w:p>
-        </w:tc>
-        <w:tc>
-          <w:tcPr>
-            <w:tcW w:w="1275" w:type="dxa"/>
+              <w:t>季度</w:t>
+            </w:r>
+          </w:p>
+        </w:tc>
+        <w:tc>
+          <w:tcPr>
+            <w:tcW w:w="1032" w:type="dxa"/>
             <w:shd w:val="clear" w:color="auto" w:fill="auto"/>
             <w:vAlign w:val="center"/>
           </w:tcPr>
           <w:p>
             <w:pPr>
-              <w:ind w:left="63" w:leftChars="0" w:right="39" w:rightChars="0"/>
+              <w:ind w:left="0" w:leftChars="0" w:right="0" w:rightChars="0" w:firstLine="0" w:firstLineChars="0"/>
               <w:jc w:val="center"/>
               <w:rPr>
                 <w:rFonts w:hint="default" w:ascii="宋体" w:hAnsi="宋体" w:eastAsia="宋体" w:cs="宋体"/>
@@ -6899,7 +6768,7 @@
         </w:tc>
         <w:tc>
           <w:tcPr>
-            <w:tcW w:w="1279" w:type="dxa"/>
+            <w:tcW w:w="788" w:type="dxa"/>
             <w:shd w:val="clear" w:color="auto" w:fill="auto"/>
             <w:vAlign w:val="center"/>
           </w:tcPr>
@@ -6907,7 +6776,7 @@
             <w:pPr>
               <w:pStyle w:val="26"/>
               <w:spacing w:before="112"/>
-              <w:ind w:left="176" w:leftChars="0" w:right="149" w:rightChars="0"/>
+              <w:ind w:left="0" w:leftChars="0" w:right="0" w:rightChars="0" w:firstLine="0" w:firstLineChars="0"/>
               <w:jc w:val="center"/>
               <w:rPr>
                 <w:rFonts w:hint="eastAsia" w:ascii="宋体" w:hAnsi="宋体" w:eastAsia="Arial" w:cs="宋体"/>
@@ -6988,7 +6857,7 @@
         </w:tc>
         <w:tc>
           <w:tcPr>
-            <w:tcW w:w="1557" w:type="dxa"/>
+            <w:tcW w:w="1948" w:type="dxa"/>
             <w:shd w:val="clear" w:color="auto" w:fill="auto"/>
             <w:vAlign w:val="center"/>
           </w:tcPr>
@@ -7016,13 +6885,13 @@
                 <w:szCs w:val="18"/>
                 <w:lang w:val="en-US" w:eastAsia="zh-CN"/>
               </w:rPr>
-              <w:t>连续性</w:t>
-            </w:r>
-          </w:p>
-        </w:tc>
-        <w:tc>
-          <w:tcPr>
-            <w:tcW w:w="2974" w:type="dxa"/>
+              <w:t>服务连续性</w:t>
+            </w:r>
+          </w:p>
+        </w:tc>
+        <w:tc>
+          <w:tcPr>
+            <w:tcW w:w="3828" w:type="dxa"/>
             <w:shd w:val="clear" w:color="auto" w:fill="auto"/>
             <w:vAlign w:val="center"/>
           </w:tcPr>
@@ -7055,13 +6924,13 @@
         </w:tc>
         <w:tc>
           <w:tcPr>
-            <w:tcW w:w="991" w:type="dxa"/>
+            <w:tcW w:w="480" w:type="dxa"/>
             <w:shd w:val="clear" w:color="auto" w:fill="auto"/>
             <w:vAlign w:val="center"/>
           </w:tcPr>
           <w:p>
             <w:pPr>
-              <w:ind w:left="25" w:leftChars="0"/>
+              <w:ind w:left="0" w:leftChars="0" w:right="0" w:rightChars="0" w:firstLine="0" w:firstLineChars="0"/>
               <w:jc w:val="center"/>
               <w:rPr>
                 <w:rFonts w:hint="default" w:ascii="宋体" w:hAnsi="宋体" w:eastAsia="宋体" w:cs="宋体"/>
@@ -7080,19 +6949,19 @@
                 <w:sz w:val="18"/>
                 <w:szCs w:val="18"/>
               </w:rPr>
-              <w:t>按季度</w:t>
-            </w:r>
-          </w:p>
-        </w:tc>
-        <w:tc>
-          <w:tcPr>
-            <w:tcW w:w="1275" w:type="dxa"/>
+              <w:t>季度</w:t>
+            </w:r>
+          </w:p>
+        </w:tc>
+        <w:tc>
+          <w:tcPr>
+            <w:tcW w:w="1032" w:type="dxa"/>
             <w:shd w:val="clear" w:color="auto" w:fill="auto"/>
             <w:vAlign w:val="center"/>
           </w:tcPr>
           <w:p>
             <w:pPr>
-              <w:ind w:left="63" w:leftChars="0" w:right="39" w:rightChars="0"/>
+              <w:ind w:left="0" w:leftChars="0" w:right="0" w:rightChars="0" w:firstLine="0" w:firstLineChars="0"/>
               <w:jc w:val="center"/>
               <w:rPr>
                 <w:rFonts w:hint="default" w:ascii="宋体" w:hAnsi="宋体" w:eastAsia="宋体" w:cs="宋体"/>
@@ -7117,7 +6986,7 @@
         </w:tc>
         <w:tc>
           <w:tcPr>
-            <w:tcW w:w="1279" w:type="dxa"/>
+            <w:tcW w:w="788" w:type="dxa"/>
             <w:shd w:val="clear" w:color="auto" w:fill="auto"/>
             <w:vAlign w:val="center"/>
           </w:tcPr>
@@ -7125,7 +6994,7 @@
             <w:pPr>
               <w:pStyle w:val="26"/>
               <w:spacing w:before="112"/>
-              <w:ind w:left="176" w:leftChars="0" w:right="149" w:rightChars="0"/>
+              <w:ind w:left="0" w:leftChars="0" w:right="0" w:rightChars="0" w:firstLine="0" w:firstLineChars="0"/>
               <w:jc w:val="center"/>
               <w:rPr>
                 <w:rFonts w:hint="eastAsia" w:ascii="宋体" w:hAnsi="宋体" w:eastAsia="Arial" w:cs="宋体"/>
@@ -7221,13 +7090,12 @@
         </w:tc>
         <w:tc>
           <w:tcPr>
-            <w:tcW w:w="1557" w:type="dxa"/>
+            <w:tcW w:w="1948" w:type="dxa"/>
           </w:tcPr>
           <w:p>
             <w:pPr>
               <w:pStyle w:val="25"/>
               <w:spacing w:before="236" w:line="220" w:lineRule="auto"/>
-              <w:ind w:left="152"/>
               <w:rPr>
                 <w:sz w:val="18"/>
                 <w:szCs w:val="18"/>
@@ -7245,7 +7113,7 @@
         </w:tc>
         <w:tc>
           <w:tcPr>
-            <w:tcW w:w="2974" w:type="dxa"/>
+            <w:tcW w:w="3828" w:type="dxa"/>
           </w:tcPr>
           <w:p>
             <w:pPr>
@@ -7277,37 +7145,39 @@
         </w:tc>
         <w:tc>
           <w:tcPr>
-            <w:tcW w:w="991" w:type="dxa"/>
+            <w:tcW w:w="480" w:type="dxa"/>
           </w:tcPr>
           <w:p>
             <w:pPr>
               <w:pStyle w:val="25"/>
               <w:spacing w:before="236" w:line="220" w:lineRule="auto"/>
-              <w:ind w:left="231" w:leftChars="0"/>
-              <w:rPr>
-                <w:sz w:val="18"/>
-                <w:szCs w:val="18"/>
-              </w:rPr>
-            </w:pPr>
-            <w:r>
-              <w:rPr>
-                <w:spacing w:val="-2"/>
-                <w:sz w:val="18"/>
-                <w:szCs w:val="18"/>
-              </w:rPr>
-              <w:t>按季度</w:t>
-            </w:r>
-          </w:p>
-        </w:tc>
-        <w:tc>
-          <w:tcPr>
-            <w:tcW w:w="1275" w:type="dxa"/>
+              <w:ind w:left="0" w:leftChars="0" w:right="0" w:rightChars="0" w:firstLine="0" w:firstLineChars="0"/>
+              <w:jc w:val="center"/>
+              <w:rPr>
+                <w:sz w:val="18"/>
+                <w:szCs w:val="18"/>
+              </w:rPr>
+            </w:pPr>
+            <w:r>
+              <w:rPr>
+                <w:spacing w:val="-2"/>
+                <w:sz w:val="18"/>
+                <w:szCs w:val="18"/>
+              </w:rPr>
+              <w:t>季度</w:t>
+            </w:r>
+          </w:p>
+        </w:tc>
+        <w:tc>
+          <w:tcPr>
+            <w:tcW w:w="1032" w:type="dxa"/>
           </w:tcPr>
           <w:p>
             <w:pPr>
               <w:pStyle w:val="25"/>
               <w:spacing w:before="236" w:line="220" w:lineRule="auto"/>
-              <w:ind w:left="193"/>
+              <w:ind w:left="0" w:leftChars="0" w:right="0" w:rightChars="0" w:firstLine="0" w:firstLineChars="0"/>
+              <w:jc w:val="center"/>
               <w:rPr>
                 <w:sz w:val="18"/>
                 <w:szCs w:val="18"/>
@@ -7325,13 +7195,14 @@
         </w:tc>
         <w:tc>
           <w:tcPr>
-            <w:tcW w:w="1279" w:type="dxa"/>
+            <w:tcW w:w="788" w:type="dxa"/>
           </w:tcPr>
           <w:p>
             <w:pPr>
               <w:pStyle w:val="25"/>
               <w:spacing w:before="262" w:line="238" w:lineRule="auto"/>
-              <w:ind w:left="436"/>
+              <w:ind w:left="0" w:leftChars="0" w:right="0" w:rightChars="0" w:firstLine="0" w:firstLineChars="0"/>
+              <w:jc w:val="center"/>
               <w:rPr>
                 <w:sz w:val="18"/>
                 <w:szCs w:val="18"/>
@@ -7403,13 +7274,13 @@
         </w:tc>
         <w:tc>
           <w:tcPr>
-            <w:tcW w:w="1557" w:type="dxa"/>
+            <w:tcW w:w="1948" w:type="dxa"/>
           </w:tcPr>
           <w:p>
             <w:pPr>
               <w:pStyle w:val="25"/>
               <w:spacing w:before="72" w:line="291" w:lineRule="auto"/>
-              <w:ind w:left="689" w:right="145" w:hanging="541"/>
+              <w:ind w:right="145"/>
               <w:rPr>
                 <w:sz w:val="18"/>
                 <w:szCs w:val="18"/>
@@ -7452,7 +7323,7 @@
         </w:tc>
         <w:tc>
           <w:tcPr>
-            <w:tcW w:w="2974" w:type="dxa"/>
+            <w:tcW w:w="3828" w:type="dxa"/>
           </w:tcPr>
           <w:p>
             <w:pPr>
@@ -7480,13 +7351,14 @@
         </w:tc>
         <w:tc>
           <w:tcPr>
-            <w:tcW w:w="991" w:type="dxa"/>
+            <w:tcW w:w="480" w:type="dxa"/>
           </w:tcPr>
           <w:p>
             <w:pPr>
               <w:pStyle w:val="25"/>
               <w:spacing w:before="235" w:line="220" w:lineRule="auto"/>
-              <w:ind w:left="321" w:leftChars="0"/>
+              <w:ind w:left="0" w:leftChars="0" w:right="0" w:rightChars="0" w:firstLine="0" w:firstLineChars="0"/>
+              <w:jc w:val="center"/>
               <w:rPr>
                 <w:sz w:val="18"/>
                 <w:szCs w:val="18"/>
@@ -7499,19 +7371,20 @@
                 <w:szCs w:val="18"/>
                 <w:lang w:val="en-US" w:eastAsia="zh-CN"/>
               </w:rPr>
-              <w:t>按半年</w:t>
-            </w:r>
-          </w:p>
-        </w:tc>
-        <w:tc>
-          <w:tcPr>
-            <w:tcW w:w="1275" w:type="dxa"/>
+              <w:t>半年</w:t>
+            </w:r>
+          </w:p>
+        </w:tc>
+        <w:tc>
+          <w:tcPr>
+            <w:tcW w:w="1032" w:type="dxa"/>
           </w:tcPr>
           <w:p>
             <w:pPr>
               <w:pStyle w:val="25"/>
               <w:spacing w:before="235" w:line="220" w:lineRule="auto"/>
-              <w:ind w:left="193"/>
+              <w:ind w:left="0" w:leftChars="0" w:right="0" w:rightChars="0" w:firstLine="0" w:firstLineChars="0"/>
+              <w:jc w:val="center"/>
               <w:rPr>
                 <w:sz w:val="18"/>
                 <w:szCs w:val="18"/>
@@ -7529,13 +7402,14 @@
         </w:tc>
         <w:tc>
           <w:tcPr>
-            <w:tcW w:w="1279" w:type="dxa"/>
+            <w:tcW w:w="788" w:type="dxa"/>
           </w:tcPr>
           <w:p>
             <w:pPr>
               <w:pStyle w:val="25"/>
               <w:spacing w:before="235" w:line="220" w:lineRule="auto"/>
-              <w:ind w:left="414"/>
+              <w:ind w:left="0" w:leftChars="0" w:right="0" w:rightChars="0" w:firstLine="0" w:firstLineChars="0"/>
+              <w:jc w:val="center"/>
               <w:rPr>
                 <w:sz w:val="18"/>
                 <w:szCs w:val="18"/>
@@ -7548,6 +7422,262 @@
                 <w:szCs w:val="18"/>
               </w:rPr>
               <w:t>≥1次</w:t>
+            </w:r>
+          </w:p>
+        </w:tc>
+      </w:tr>
+      <w:tr>
+        <w:tblPrEx>
+          <w:tblBorders>
+            <w:top w:val="single" w:color="000000" w:sz="4" w:space="0"/>
+            <w:left w:val="single" w:color="000000" w:sz="4" w:space="0"/>
+            <w:bottom w:val="single" w:color="000000" w:sz="4" w:space="0"/>
+            <w:right w:val="single" w:color="000000" w:sz="4" w:space="0"/>
+            <w:insideH w:val="single" w:color="000000" w:sz="4" w:space="0"/>
+            <w:insideV w:val="single" w:color="000000" w:sz="4" w:space="0"/>
+          </w:tblBorders>
+          <w:tblCellMar>
+            <w:top w:w="0" w:type="dxa"/>
+            <w:left w:w="0" w:type="dxa"/>
+            <w:bottom w:w="0" w:type="dxa"/>
+            <w:right w:w="0" w:type="dxa"/>
+          </w:tblCellMar>
+        </w:tblPrEx>
+        <w:trPr>
+          <w:trHeight w:val="658" w:hRule="atLeast"/>
+          <w:jc w:val="center"/>
+        </w:trPr>
+        <w:tc>
+          <w:tcPr>
+            <w:tcW w:w="624" w:type="dxa"/>
+            <w:vMerge w:val="restart"/>
+            <w:tcBorders>
+              <w:top w:val="single" w:color="auto" w:sz="4" w:space="0"/>
+              <w:left w:val="single" w:color="auto" w:sz="4" w:space="0"/>
+              <w:right w:val="single" w:color="auto" w:sz="4" w:space="0"/>
+            </w:tcBorders>
+            <w:vAlign w:val="center"/>
+          </w:tcPr>
+          <w:p>
+            <w:pPr>
+              <w:pStyle w:val="25"/>
+              <w:spacing w:before="58" w:line="222" w:lineRule="auto"/>
+              <w:rPr>
+                <w:rFonts w:hint="eastAsia" w:ascii="Arial" w:eastAsia="宋体"/>
+                <w:sz w:val="21"/>
+                <w:lang w:val="en-US" w:eastAsia="zh-CN"/>
+              </w:rPr>
+            </w:pPr>
+            <w:r>
+              <w:rPr>
+                <w:rFonts w:hint="eastAsia"/>
+                <w:spacing w:val="-2"/>
+                <w:sz w:val="18"/>
+                <w:szCs w:val="18"/>
+                <w:lang w:val="en-US" w:eastAsia="zh-CN"/>
+              </w:rPr>
+              <w:t>质量</w:t>
+            </w:r>
+          </w:p>
+        </w:tc>
+        <w:tc>
+          <w:tcPr>
+            <w:tcW w:w="670" w:type="dxa"/>
+            <w:tcBorders>
+              <w:top w:val="single" w:color="auto" w:sz="4" w:space="0"/>
+              <w:left w:val="single" w:color="auto" w:sz="4" w:space="0"/>
+              <w:bottom w:val="single" w:color="auto" w:sz="4" w:space="0"/>
+              <w:right w:val="single" w:color="auto" w:sz="4" w:space="0"/>
+            </w:tcBorders>
+          </w:tcPr>
+          <w:p>
+            <w:pPr>
+              <w:rPr>
+                <w:rFonts w:ascii="Arial"/>
+                <w:sz w:val="21"/>
+              </w:rPr>
+            </w:pPr>
+            <w:r>
+              <w:rPr>
+                <w:rFonts w:hint="eastAsia"/>
+                <w:sz w:val="18"/>
+                <w:szCs w:val="18"/>
+                <w:lang w:val="en-US" w:eastAsia="zh-CN"/>
+              </w:rPr>
+              <w:t>客户满意度</w:t>
+            </w:r>
+          </w:p>
+        </w:tc>
+        <w:tc>
+          <w:tcPr>
+            <w:tcW w:w="1948" w:type="dxa"/>
+            <w:tcBorders>
+              <w:left w:val="single" w:color="auto" w:sz="4" w:space="0"/>
+            </w:tcBorders>
+          </w:tcPr>
+          <w:p>
+            <w:pPr>
+              <w:pStyle w:val="25"/>
+              <w:spacing w:before="77" w:line="291" w:lineRule="auto"/>
+              <w:ind w:right="145"/>
+              <w:rPr>
+                <w:sz w:val="18"/>
+                <w:szCs w:val="18"/>
+              </w:rPr>
+            </w:pPr>
+            <w:r>
+              <w:rPr>
+                <w:spacing w:val="-2"/>
+                <w:sz w:val="18"/>
+                <w:szCs w:val="18"/>
+              </w:rPr>
+              <w:t>客户满意度平均</w:t>
+            </w:r>
+            <w:r>
+              <w:rPr>
+                <w:sz w:val="18"/>
+                <w:szCs w:val="18"/>
+              </w:rPr>
+              <w:t>分</w:t>
+            </w:r>
+          </w:p>
+        </w:tc>
+        <w:tc>
+          <w:tcPr>
+            <w:tcW w:w="3828" w:type="dxa"/>
+          </w:tcPr>
+          <w:p>
+            <w:pPr>
+              <w:pStyle w:val="25"/>
+              <w:spacing w:before="76" w:line="220" w:lineRule="auto"/>
+              <w:ind w:left="184"/>
+              <w:rPr>
+                <w:sz w:val="18"/>
+                <w:szCs w:val="18"/>
+              </w:rPr>
+            </w:pPr>
+            <w:r>
+              <w:rPr>
+                <w:spacing w:val="-1"/>
+                <w:sz w:val="18"/>
+                <w:szCs w:val="18"/>
+              </w:rPr>
+              <w:t>满意度调查表总得分/收回的调查</w:t>
+            </w:r>
+          </w:p>
+          <w:p>
+            <w:pPr>
+              <w:pStyle w:val="25"/>
+              <w:spacing w:before="111" w:line="220" w:lineRule="auto"/>
+              <w:ind w:left="1059"/>
+              <w:rPr>
+                <w:sz w:val="18"/>
+                <w:szCs w:val="18"/>
+              </w:rPr>
+            </w:pPr>
+            <w:r>
+              <w:rPr>
+                <w:spacing w:val="-5"/>
+                <w:sz w:val="18"/>
+                <w:szCs w:val="18"/>
+              </w:rPr>
+              <w:t>问卷总份数</w:t>
+            </w:r>
+          </w:p>
+        </w:tc>
+        <w:tc>
+          <w:tcPr>
+            <w:tcW w:w="480" w:type="dxa"/>
+          </w:tcPr>
+          <w:p>
+            <w:pPr>
+              <w:pStyle w:val="25"/>
+              <w:spacing w:before="239" w:line="220" w:lineRule="auto"/>
+              <w:ind w:left="0" w:leftChars="0" w:right="0" w:rightChars="0" w:firstLine="0" w:firstLineChars="0"/>
+              <w:jc w:val="center"/>
+              <w:rPr>
+                <w:rFonts w:hint="default" w:eastAsia="宋体"/>
+                <w:sz w:val="18"/>
+                <w:szCs w:val="18"/>
+                <w:lang w:val="en-US" w:eastAsia="zh-CN"/>
+              </w:rPr>
+            </w:pPr>
+            <w:r>
+              <w:rPr>
+                <w:rFonts w:hint="eastAsia"/>
+                <w:sz w:val="18"/>
+                <w:szCs w:val="18"/>
+                <w:lang w:val="en-US" w:eastAsia="zh-CN"/>
+              </w:rPr>
+              <w:t>年度</w:t>
+            </w:r>
+          </w:p>
+        </w:tc>
+        <w:tc>
+          <w:tcPr>
+            <w:tcW w:w="1032" w:type="dxa"/>
+          </w:tcPr>
+          <w:p>
+            <w:pPr>
+              <w:pStyle w:val="25"/>
+              <w:spacing w:before="240" w:line="220" w:lineRule="auto"/>
+              <w:ind w:left="0" w:leftChars="0" w:right="0" w:rightChars="0" w:firstLine="0" w:firstLineChars="0"/>
+              <w:jc w:val="center"/>
+              <w:rPr>
+                <w:sz w:val="18"/>
+                <w:szCs w:val="18"/>
+              </w:rPr>
+            </w:pPr>
+            <w:r>
+              <w:rPr>
+                <w:spacing w:val="-2"/>
+                <w:sz w:val="18"/>
+                <w:szCs w:val="18"/>
+              </w:rPr>
+              <w:t>质量部</w:t>
+            </w:r>
+          </w:p>
+        </w:tc>
+        <w:tc>
+          <w:tcPr>
+            <w:tcW w:w="788" w:type="dxa"/>
+          </w:tcPr>
+          <w:p>
+            <w:pPr>
+              <w:pStyle w:val="25"/>
+              <w:spacing w:before="240" w:line="220" w:lineRule="auto"/>
+              <w:ind w:left="0" w:leftChars="0" w:right="0" w:rightChars="0" w:firstLine="0" w:firstLineChars="0"/>
+              <w:jc w:val="center"/>
+              <w:rPr>
+                <w:sz w:val="18"/>
+                <w:szCs w:val="18"/>
+              </w:rPr>
+            </w:pPr>
+            <w:r>
+              <w:rPr>
+                <w:spacing w:val="-7"/>
+                <w:sz w:val="18"/>
+                <w:szCs w:val="18"/>
+              </w:rPr>
+              <w:t>≥9</w:t>
+            </w:r>
+            <w:r>
+              <w:rPr>
+                <w:rFonts w:hint="eastAsia"/>
+                <w:spacing w:val="-7"/>
+                <w:sz w:val="18"/>
+                <w:szCs w:val="18"/>
+                <w:lang w:val="en-US" w:eastAsia="zh-CN"/>
+              </w:rPr>
+              <w:t>5</w:t>
+            </w:r>
+            <w:r>
+              <w:rPr>
+                <w:spacing w:val="-7"/>
+                <w:sz w:val="18"/>
+                <w:szCs w:val="18"/>
+              </w:rPr>
+              <w:t>分</w:t>
             </w:r>
           </w:p>
         </w:tc>
@@ -7576,33 +7706,21 @@
         <w:tc>
           <w:tcPr>
             <w:tcW w:w="624" w:type="dxa"/>
-            <w:vMerge w:val="restart"/>
+            <w:vMerge w:val="continue"/>
             <w:tcBorders>
               <w:top w:val="single" w:color="auto" w:sz="4" w:space="0"/>
               <w:left w:val="single" w:color="auto" w:sz="4" w:space="0"/>
+              <w:bottom w:val="single" w:color="auto" w:sz="4" w:space="0"/>
               <w:right w:val="single" w:color="auto" w:sz="4" w:space="0"/>
             </w:tcBorders>
           </w:tcPr>
           <w:p>
             <w:pPr>
-              <w:pStyle w:val="25"/>
-              <w:spacing w:before="58" w:line="222" w:lineRule="auto"/>
-              <w:rPr>
-                <w:rFonts w:hint="eastAsia" w:ascii="Arial" w:eastAsia="宋体"/>
+              <w:rPr>
+                <w:rFonts w:ascii="Arial"/>
                 <w:sz w:val="21"/>
-                <w:lang w:val="en-US" w:eastAsia="zh-CN"/>
-              </w:rPr>
-            </w:pPr>
-            <w:r>
-              <w:rPr>
-                <w:rFonts w:hint="eastAsia"/>
-                <w:spacing w:val="-2"/>
-                <w:sz w:val="18"/>
-                <w:szCs w:val="18"/>
-                <w:lang w:val="en-US" w:eastAsia="zh-CN"/>
-              </w:rPr>
-              <w:t>质量</w:t>
-            </w:r>
+              </w:rPr>
+            </w:pPr>
           </w:p>
         </w:tc>
         <w:tc>
@@ -7617,25 +7735,29 @@
           </w:tcPr>
           <w:p>
             <w:pPr>
-              <w:rPr>
-                <w:rFonts w:ascii="Arial"/>
-                <w:sz w:val="21"/>
-              </w:rPr>
-            </w:pPr>
-            <w:r>
-              <w:rPr>
-                <w:rFonts w:hint="eastAsia"/>
-                <w:sz w:val="18"/>
-                <w:szCs w:val="18"/>
-                <w:lang w:val="en-US" w:eastAsia="zh-CN"/>
-              </w:rPr>
-              <w:t>客户满意度</w:t>
-            </w:r>
-          </w:p>
-        </w:tc>
-        <w:tc>
-          <w:tcPr>
-            <w:tcW w:w="1557" w:type="dxa"/>
+              <w:pStyle w:val="25"/>
+              <w:spacing w:before="59" w:line="220" w:lineRule="auto"/>
+              <w:rPr>
+                <w:rFonts w:hint="default" w:eastAsia="宋体"/>
+                <w:sz w:val="18"/>
+                <w:szCs w:val="18"/>
+                <w:lang w:val="en-US" w:eastAsia="zh-CN"/>
+              </w:rPr>
+            </w:pPr>
+            <w:r>
+              <w:rPr>
+                <w:rFonts w:hint="eastAsia" w:eastAsia="宋体"/>
+                <w:sz w:val="18"/>
+                <w:szCs w:val="18"/>
+                <w:lang w:val="en-US" w:eastAsia="zh-CN"/>
+              </w:rPr>
+              <w:t>内部评审</w:t>
+            </w:r>
+          </w:p>
+        </w:tc>
+        <w:tc>
+          <w:tcPr>
+            <w:tcW w:w="1948" w:type="dxa"/>
             <w:tcBorders>
               <w:left w:val="single" w:color="auto" w:sz="4" w:space="0"/>
             </w:tcBorders>
@@ -7643,84 +7765,126 @@
           <w:p>
             <w:pPr>
               <w:pStyle w:val="25"/>
-              <w:spacing w:before="77" w:line="291" w:lineRule="auto"/>
-              <w:ind w:left="689" w:right="145" w:hanging="540"/>
-              <w:rPr>
-                <w:sz w:val="18"/>
-                <w:szCs w:val="18"/>
-              </w:rPr>
-            </w:pPr>
-            <w:r>
-              <w:rPr>
-                <w:spacing w:val="-2"/>
-                <w:sz w:val="18"/>
-                <w:szCs w:val="18"/>
-              </w:rPr>
-              <w:t>客户满意度平均</w:t>
-            </w:r>
-            <w:r>
-              <w:rPr>
-                <w:sz w:val="18"/>
-                <w:szCs w:val="18"/>
-              </w:rPr>
-              <w:t>分</w:t>
-            </w:r>
-          </w:p>
-        </w:tc>
-        <w:tc>
-          <w:tcPr>
-            <w:tcW w:w="2974" w:type="dxa"/>
-          </w:tcPr>
-          <w:p>
-            <w:pPr>
-              <w:pStyle w:val="25"/>
-              <w:spacing w:before="76" w:line="220" w:lineRule="auto"/>
-              <w:ind w:left="184"/>
-              <w:rPr>
-                <w:sz w:val="18"/>
-                <w:szCs w:val="18"/>
-              </w:rPr>
-            </w:pPr>
-            <w:r>
-              <w:rPr>
-                <w:spacing w:val="-1"/>
-                <w:sz w:val="18"/>
-                <w:szCs w:val="18"/>
-              </w:rPr>
-              <w:t>满意度调查表总得分/收回的调查</w:t>
-            </w:r>
-          </w:p>
-          <w:p>
-            <w:pPr>
-              <w:pStyle w:val="25"/>
-              <w:spacing w:before="111" w:line="220" w:lineRule="auto"/>
-              <w:ind w:left="1059"/>
-              <w:rPr>
-                <w:sz w:val="18"/>
-                <w:szCs w:val="18"/>
-              </w:rPr>
-            </w:pPr>
-            <w:r>
-              <w:rPr>
+              <w:keepNext w:val="0"/>
+              <w:keepLines w:val="0"/>
+              <w:pageBreakBefore w:val="0"/>
+              <w:widowControl/>
+              <w:kinsoku w:val="0"/>
+              <w:wordWrap/>
+              <w:overflowPunct/>
+              <w:topLinePunct w:val="0"/>
+              <w:autoSpaceDE w:val="0"/>
+              <w:autoSpaceDN w:val="0"/>
+              <w:bidi w:val="0"/>
+              <w:adjustRightInd w:val="0"/>
+              <w:snapToGrid w:val="0"/>
+              <w:spacing w:line="240" w:lineRule="auto"/>
+              <w:ind w:left="0" w:right="0"/>
+              <w:textAlignment w:val="baseline"/>
+              <w:rPr>
+                <w:rFonts w:hint="default" w:eastAsia="宋体"/>
+                <w:spacing w:val="-2"/>
+                <w:sz w:val="18"/>
+                <w:szCs w:val="18"/>
+                <w:lang w:val="en-US" w:eastAsia="zh-CN"/>
+              </w:rPr>
+            </w:pPr>
+            <w:r>
+              <w:rPr>
+                <w:rFonts w:hint="eastAsia"/>
+                <w:spacing w:val="-2"/>
+                <w:sz w:val="18"/>
+                <w:szCs w:val="18"/>
+                <w:lang w:val="en-US" w:eastAsia="zh-CN"/>
+              </w:rPr>
+              <w:t>次数</w:t>
+            </w:r>
+          </w:p>
+        </w:tc>
+        <w:tc>
+          <w:tcPr>
+            <w:tcW w:w="3828" w:type="dxa"/>
+          </w:tcPr>
+          <w:p>
+            <w:pPr>
+              <w:pStyle w:val="25"/>
+              <w:keepNext w:val="0"/>
+              <w:keepLines w:val="0"/>
+              <w:pageBreakBefore w:val="0"/>
+              <w:widowControl/>
+              <w:kinsoku w:val="0"/>
+              <w:wordWrap/>
+              <w:overflowPunct/>
+              <w:topLinePunct w:val="0"/>
+              <w:autoSpaceDE w:val="0"/>
+              <w:autoSpaceDN w:val="0"/>
+              <w:bidi w:val="0"/>
+              <w:adjustRightInd w:val="0"/>
+              <w:snapToGrid w:val="0"/>
+              <w:spacing w:line="240" w:lineRule="auto"/>
+              <w:ind w:left="0" w:right="0"/>
+              <w:textAlignment w:val="baseline"/>
+              <w:rPr>
+                <w:rFonts w:hint="default" w:eastAsia="宋体"/>
                 <w:spacing w:val="-5"/>
                 <w:sz w:val="18"/>
                 <w:szCs w:val="18"/>
-              </w:rPr>
-              <w:t>问卷总份数</w:t>
-            </w:r>
-          </w:p>
-        </w:tc>
-        <w:tc>
-          <w:tcPr>
-            <w:tcW w:w="991" w:type="dxa"/>
+                <w:lang w:val="en-US" w:eastAsia="zh-CN"/>
+              </w:rPr>
+            </w:pPr>
+            <w:r>
+              <w:rPr>
+                <w:rFonts w:hint="eastAsia"/>
+                <w:spacing w:val="-5"/>
+                <w:sz w:val="18"/>
+                <w:szCs w:val="18"/>
+                <w:lang w:val="en-US" w:eastAsia="zh-CN"/>
+              </w:rPr>
+              <w:t>数量:内部评审次数</w:t>
+            </w:r>
+          </w:p>
+        </w:tc>
+        <w:tc>
+          <w:tcPr>
+            <w:tcW w:w="480" w:type="dxa"/>
           </w:tcPr>
           <w:p>
             <w:pPr>
               <w:pStyle w:val="25"/>
               <w:spacing w:before="239" w:line="220" w:lineRule="auto"/>
-              <w:ind w:left="321" w:leftChars="0"/>
+              <w:ind w:left="0" w:leftChars="0" w:right="0" w:rightChars="0" w:firstLine="0" w:firstLineChars="0"/>
+              <w:jc w:val="center"/>
+              <w:rPr>
+                <w:rFonts w:hint="default"/>
+                <w:sz w:val="18"/>
+                <w:szCs w:val="18"/>
+                <w:lang w:val="en-US" w:eastAsia="zh-CN"/>
+              </w:rPr>
+            </w:pPr>
+            <w:r>
+              <w:rPr>
+                <w:rFonts w:hint="eastAsia"/>
+                <w:sz w:val="18"/>
+                <w:szCs w:val="18"/>
+                <w:lang w:val="en-US" w:eastAsia="zh-CN"/>
+              </w:rPr>
+              <w:t>年度</w:t>
+            </w:r>
+          </w:p>
+        </w:tc>
+        <w:tc>
+          <w:tcPr>
+            <w:tcW w:w="1032" w:type="dxa"/>
+          </w:tcPr>
+          <w:p>
+            <w:pPr>
+              <w:pStyle w:val="25"/>
+              <w:spacing w:before="240" w:line="220" w:lineRule="auto"/>
+              <w:ind w:left="0" w:leftChars="0" w:right="0" w:rightChars="0" w:firstLine="0" w:firstLineChars="0"/>
+              <w:jc w:val="center"/>
               <w:rPr>
                 <w:rFonts w:hint="default" w:eastAsia="宋体"/>
+                <w:spacing w:val="-2"/>
                 <w:sz w:val="18"/>
                 <w:szCs w:val="18"/>
                 <w:lang w:val="en-US" w:eastAsia="zh-CN"/>
@@ -7729,77 +7893,54 @@
             <w:r>
               <w:rPr>
                 <w:rFonts w:hint="eastAsia"/>
-                <w:sz w:val="18"/>
-                <w:szCs w:val="18"/>
-                <w:lang w:val="en-US" w:eastAsia="zh-CN"/>
-              </w:rPr>
-              <w:t>按年</w:t>
-            </w:r>
-          </w:p>
-        </w:tc>
-        <w:tc>
-          <w:tcPr>
-            <w:tcW w:w="1275" w:type="dxa"/>
+                <w:spacing w:val="-2"/>
+                <w:sz w:val="18"/>
+                <w:szCs w:val="18"/>
+                <w:lang w:val="en-US" w:eastAsia="zh-CN"/>
+              </w:rPr>
+              <w:t>质量部</w:t>
+            </w:r>
+          </w:p>
+        </w:tc>
+        <w:tc>
+          <w:tcPr>
+            <w:tcW w:w="788" w:type="dxa"/>
           </w:tcPr>
           <w:p>
             <w:pPr>
               <w:pStyle w:val="25"/>
               <w:spacing w:before="240" w:line="220" w:lineRule="auto"/>
-              <w:ind w:left="283"/>
-              <w:rPr>
-                <w:sz w:val="18"/>
-                <w:szCs w:val="18"/>
-              </w:rPr>
-            </w:pPr>
-            <w:r>
-              <w:rPr>
-                <w:spacing w:val="-2"/>
-                <w:sz w:val="18"/>
-                <w:szCs w:val="18"/>
-              </w:rPr>
-              <w:t>质量部</w:t>
-            </w:r>
-          </w:p>
-        </w:tc>
-        <w:tc>
-          <w:tcPr>
-            <w:tcW w:w="1279" w:type="dxa"/>
-          </w:tcPr>
-          <w:p>
-            <w:pPr>
-              <w:pStyle w:val="25"/>
-              <w:spacing w:before="240" w:line="220" w:lineRule="auto"/>
-              <w:ind w:left="369"/>
-              <w:rPr>
-                <w:sz w:val="18"/>
-                <w:szCs w:val="18"/>
-              </w:rPr>
-            </w:pPr>
-            <w:r>
+              <w:ind w:left="0" w:leftChars="0" w:right="0" w:rightChars="0" w:firstLine="0" w:firstLineChars="0"/>
+              <w:jc w:val="center"/>
               <w:rPr>
                 <w:spacing w:val="-7"/>
                 <w:sz w:val="18"/>
                 <w:szCs w:val="18"/>
               </w:rPr>
-              <w:t>≥9</w:t>
-            </w:r>
-            <w:r>
-              <w:rPr>
-                <w:rFonts w:hint="eastAsia"/>
-                <w:spacing w:val="-7"/>
-                <w:sz w:val="18"/>
-                <w:szCs w:val="18"/>
-                <w:lang w:val="en-US" w:eastAsia="zh-CN"/>
-              </w:rPr>
-              <w:t>5</w:t>
-            </w:r>
-            <w:r>
-              <w:rPr>
-                <w:spacing w:val="-7"/>
-                <w:sz w:val="18"/>
-                <w:szCs w:val="18"/>
-              </w:rPr>
-              <w:t>分</w:t>
+            </w:pPr>
+            <w:r>
+              <w:rPr>
+                <w:spacing w:val="-9"/>
+                <w:sz w:val="18"/>
+                <w:szCs w:val="18"/>
+              </w:rPr>
+              <w:t>≥1</w:t>
+            </w:r>
+            <w:r>
+              <w:rPr>
+                <w:spacing w:val="-32"/>
+                <w:sz w:val="18"/>
+                <w:szCs w:val="18"/>
+              </w:rPr>
+              <w:t xml:space="preserve"> </w:t>
+            </w:r>
+            <w:r>
+              <w:rPr>
+                <w:spacing w:val="-9"/>
+                <w:sz w:val="18"/>
+                <w:szCs w:val="18"/>
+              </w:rPr>
+              <w:t>次</w:t>
             </w:r>
           </w:p>
         </w:tc>
@@ -7873,273 +8014,13 @@
                 <w:szCs w:val="18"/>
                 <w:lang w:val="en-US" w:eastAsia="zh-CN"/>
               </w:rPr>
-              <w:t>内部评审</w:t>
-            </w:r>
-          </w:p>
-        </w:tc>
-        <w:tc>
-          <w:tcPr>
-            <w:tcW w:w="1557" w:type="dxa"/>
-            <w:tcBorders>
-              <w:left w:val="single" w:color="auto" w:sz="4" w:space="0"/>
-            </w:tcBorders>
-          </w:tcPr>
-          <w:p>
-            <w:pPr>
-              <w:pStyle w:val="25"/>
-              <w:keepNext w:val="0"/>
-              <w:keepLines w:val="0"/>
-              <w:pageBreakBefore w:val="0"/>
-              <w:widowControl/>
-              <w:kinsoku w:val="0"/>
-              <w:wordWrap/>
-              <w:overflowPunct/>
-              <w:topLinePunct w:val="0"/>
-              <w:autoSpaceDE w:val="0"/>
-              <w:autoSpaceDN w:val="0"/>
-              <w:bidi w:val="0"/>
-              <w:adjustRightInd w:val="0"/>
-              <w:snapToGrid w:val="0"/>
-              <w:spacing w:line="240" w:lineRule="auto"/>
-              <w:ind w:left="0" w:right="0"/>
-              <w:textAlignment w:val="baseline"/>
-              <w:rPr>
-                <w:rFonts w:hint="default" w:eastAsia="宋体"/>
-                <w:spacing w:val="-2"/>
-                <w:sz w:val="18"/>
-                <w:szCs w:val="18"/>
-                <w:lang w:val="en-US" w:eastAsia="zh-CN"/>
-              </w:rPr>
-            </w:pPr>
-            <w:r>
-              <w:rPr>
-                <w:rFonts w:hint="eastAsia"/>
-                <w:spacing w:val="-2"/>
-                <w:sz w:val="18"/>
-                <w:szCs w:val="18"/>
-                <w:lang w:val="en-US" w:eastAsia="zh-CN"/>
-              </w:rPr>
-              <w:t>次数</w:t>
-            </w:r>
-          </w:p>
-        </w:tc>
-        <w:tc>
-          <w:tcPr>
-            <w:tcW w:w="2974" w:type="dxa"/>
-          </w:tcPr>
-          <w:p>
-            <w:pPr>
-              <w:pStyle w:val="25"/>
-              <w:keepNext w:val="0"/>
-              <w:keepLines w:val="0"/>
-              <w:pageBreakBefore w:val="0"/>
-              <w:widowControl/>
-              <w:kinsoku w:val="0"/>
-              <w:wordWrap/>
-              <w:overflowPunct/>
-              <w:topLinePunct w:val="0"/>
-              <w:autoSpaceDE w:val="0"/>
-              <w:autoSpaceDN w:val="0"/>
-              <w:bidi w:val="0"/>
-              <w:adjustRightInd w:val="0"/>
-              <w:snapToGrid w:val="0"/>
-              <w:spacing w:line="240" w:lineRule="auto"/>
-              <w:ind w:left="0" w:right="0"/>
-              <w:textAlignment w:val="baseline"/>
-              <w:rPr>
-                <w:rFonts w:hint="default" w:eastAsia="宋体"/>
-                <w:spacing w:val="-5"/>
-                <w:sz w:val="18"/>
-                <w:szCs w:val="18"/>
-                <w:lang w:val="en-US" w:eastAsia="zh-CN"/>
-              </w:rPr>
-            </w:pPr>
-            <w:r>
-              <w:rPr>
-                <w:rFonts w:hint="eastAsia"/>
-                <w:spacing w:val="-5"/>
-                <w:sz w:val="18"/>
-                <w:szCs w:val="18"/>
-                <w:lang w:val="en-US" w:eastAsia="zh-CN"/>
-              </w:rPr>
-              <w:t>数量:内部评审次数</w:t>
-            </w:r>
-          </w:p>
-        </w:tc>
-        <w:tc>
-          <w:tcPr>
-            <w:tcW w:w="991" w:type="dxa"/>
-          </w:tcPr>
-          <w:p>
-            <w:pPr>
-              <w:pStyle w:val="25"/>
-              <w:spacing w:before="239" w:line="220" w:lineRule="auto"/>
-              <w:ind w:left="321" w:leftChars="0"/>
-              <w:rPr>
-                <w:rFonts w:hint="default"/>
-                <w:sz w:val="18"/>
-                <w:szCs w:val="18"/>
-                <w:lang w:val="en-US" w:eastAsia="zh-CN"/>
-              </w:rPr>
-            </w:pPr>
-            <w:r>
-              <w:rPr>
-                <w:rFonts w:hint="eastAsia"/>
-                <w:sz w:val="18"/>
-                <w:szCs w:val="18"/>
-                <w:lang w:val="en-US" w:eastAsia="zh-CN"/>
-              </w:rPr>
-              <w:t>按年</w:t>
-            </w:r>
-          </w:p>
-        </w:tc>
-        <w:tc>
-          <w:tcPr>
-            <w:tcW w:w="1275" w:type="dxa"/>
-          </w:tcPr>
-          <w:p>
-            <w:pPr>
-              <w:pStyle w:val="25"/>
-              <w:spacing w:before="240" w:line="220" w:lineRule="auto"/>
-              <w:ind w:left="283"/>
-              <w:rPr>
-                <w:rFonts w:hint="default" w:eastAsia="宋体"/>
-                <w:spacing w:val="-2"/>
-                <w:sz w:val="18"/>
-                <w:szCs w:val="18"/>
-                <w:lang w:val="en-US" w:eastAsia="zh-CN"/>
-              </w:rPr>
-            </w:pPr>
-            <w:r>
-              <w:rPr>
-                <w:rFonts w:hint="eastAsia"/>
-                <w:spacing w:val="-2"/>
-                <w:sz w:val="18"/>
-                <w:szCs w:val="18"/>
-                <w:lang w:val="en-US" w:eastAsia="zh-CN"/>
-              </w:rPr>
-              <w:t>质量部</w:t>
-            </w:r>
-          </w:p>
-        </w:tc>
-        <w:tc>
-          <w:tcPr>
-            <w:tcW w:w="1279" w:type="dxa"/>
-          </w:tcPr>
-          <w:p>
-            <w:pPr>
-              <w:pStyle w:val="25"/>
-              <w:spacing w:before="240" w:line="220" w:lineRule="auto"/>
-              <w:ind w:left="369"/>
-              <w:rPr>
-                <w:spacing w:val="-7"/>
-                <w:sz w:val="18"/>
-                <w:szCs w:val="18"/>
-              </w:rPr>
-            </w:pPr>
-            <w:r>
-              <w:rPr>
-                <w:spacing w:val="-9"/>
-                <w:sz w:val="18"/>
-                <w:szCs w:val="18"/>
-              </w:rPr>
-              <w:t>≥1</w:t>
-            </w:r>
-            <w:r>
-              <w:rPr>
-                <w:spacing w:val="-32"/>
-                <w:sz w:val="18"/>
-                <w:szCs w:val="18"/>
-              </w:rPr>
-              <w:t xml:space="preserve"> </w:t>
-            </w:r>
-            <w:r>
-              <w:rPr>
-                <w:spacing w:val="-9"/>
-                <w:sz w:val="18"/>
-                <w:szCs w:val="18"/>
-              </w:rPr>
-              <w:t>次</w:t>
-            </w:r>
-          </w:p>
-        </w:tc>
-      </w:tr>
-      <w:tr>
-        <w:tblPrEx>
-          <w:tblBorders>
-            <w:top w:val="single" w:color="000000" w:sz="4" w:space="0"/>
-            <w:left w:val="single" w:color="000000" w:sz="4" w:space="0"/>
-            <w:bottom w:val="single" w:color="000000" w:sz="4" w:space="0"/>
-            <w:right w:val="single" w:color="000000" w:sz="4" w:space="0"/>
-            <w:insideH w:val="single" w:color="000000" w:sz="4" w:space="0"/>
-            <w:insideV w:val="single" w:color="000000" w:sz="4" w:space="0"/>
-          </w:tblBorders>
-          <w:tblCellMar>
-            <w:top w:w="0" w:type="dxa"/>
-            <w:left w:w="0" w:type="dxa"/>
-            <w:bottom w:w="0" w:type="dxa"/>
-            <w:right w:w="0" w:type="dxa"/>
-          </w:tblCellMar>
-        </w:tblPrEx>
-        <w:trPr>
-          <w:trHeight w:val="655" w:hRule="atLeast"/>
-          <w:jc w:val="center"/>
-        </w:trPr>
-        <w:tc>
-          <w:tcPr>
-            <w:tcW w:w="624" w:type="dxa"/>
-            <w:vMerge w:val="continue"/>
-            <w:tcBorders>
-              <w:top w:val="single" w:color="auto" w:sz="4" w:space="0"/>
-              <w:left w:val="single" w:color="auto" w:sz="4" w:space="0"/>
-              <w:bottom w:val="single" w:color="auto" w:sz="4" w:space="0"/>
-              <w:right w:val="single" w:color="auto" w:sz="4" w:space="0"/>
-            </w:tcBorders>
-          </w:tcPr>
-          <w:p>
-            <w:pPr>
-              <w:rPr>
-                <w:rFonts w:ascii="Arial"/>
-                <w:sz w:val="21"/>
-              </w:rPr>
-            </w:pPr>
-          </w:p>
-        </w:tc>
-        <w:tc>
-          <w:tcPr>
-            <w:tcW w:w="670" w:type="dxa"/>
-            <w:tcBorders>
-              <w:top w:val="single" w:color="auto" w:sz="4" w:space="0"/>
-              <w:left w:val="single" w:color="auto" w:sz="4" w:space="0"/>
-              <w:bottom w:val="single" w:color="auto" w:sz="4" w:space="0"/>
-              <w:right w:val="single" w:color="auto" w:sz="4" w:space="0"/>
-            </w:tcBorders>
-          </w:tcPr>
-          <w:p>
-            <w:pPr>
-              <w:pStyle w:val="25"/>
-              <w:spacing w:before="59" w:line="220" w:lineRule="auto"/>
-              <w:rPr>
-                <w:rFonts w:hint="default" w:eastAsia="宋体"/>
-                <w:sz w:val="18"/>
-                <w:szCs w:val="18"/>
-                <w:lang w:val="en-US" w:eastAsia="zh-CN"/>
-              </w:rPr>
-            </w:pPr>
-            <w:r>
-              <w:rPr>
-                <w:rFonts w:hint="eastAsia" w:eastAsia="宋体"/>
-                <w:sz w:val="18"/>
-                <w:szCs w:val="18"/>
-                <w:lang w:val="en-US" w:eastAsia="zh-CN"/>
-              </w:rPr>
               <w:t>管理评审</w:t>
             </w:r>
           </w:p>
         </w:tc>
         <w:tc>
           <w:tcPr>
-            <w:tcW w:w="1557" w:type="dxa"/>
+            <w:tcW w:w="1948" w:type="dxa"/>
             <w:tcBorders>
               <w:left w:val="single" w:color="auto" w:sz="4" w:space="0"/>
             </w:tcBorders>
@@ -8189,7 +8070,7 @@
         </w:tc>
         <w:tc>
           <w:tcPr>
-            <w:tcW w:w="2974" w:type="dxa"/>
+            <w:tcW w:w="3828" w:type="dxa"/>
             <w:shd w:val="clear" w:color="auto" w:fill="auto"/>
           </w:tcPr>
           <w:p>
@@ -8236,16 +8117,17 @@
         </w:tc>
         <w:tc>
           <w:tcPr>
-            <w:tcW w:w="991" w:type="dxa"/>
+            <w:tcW w:w="480" w:type="dxa"/>
             <w:shd w:val="clear" w:color="auto" w:fill="auto"/>
           </w:tcPr>
           <w:p>
             <w:pPr>
               <w:pStyle w:val="25"/>
               <w:spacing w:before="239" w:line="220" w:lineRule="auto"/>
-              <w:ind w:left="321" w:leftChars="0"/>
-              <w:rPr>
-                <w:rFonts w:hint="eastAsia" w:ascii="宋体" w:hAnsi="宋体" w:eastAsia="宋体" w:cs="宋体"/>
+              <w:ind w:left="0" w:leftChars="0" w:right="0" w:rightChars="0" w:firstLine="0" w:firstLineChars="0"/>
+              <w:jc w:val="center"/>
+              <w:rPr>
+                <w:rFonts w:hint="default" w:ascii="宋体" w:hAnsi="宋体" w:eastAsia="宋体" w:cs="宋体"/>
                 <w:snapToGrid w:val="0"/>
                 <w:color w:val="000000"/>
                 <w:kern w:val="0"/>
@@ -8256,25 +8138,29 @@
             </w:pPr>
             <w:r>
               <w:rPr>
-                <w:rFonts w:hint="eastAsia"/>
-                <w:sz w:val="18"/>
-                <w:szCs w:val="18"/>
-                <w:lang w:val="en-US" w:eastAsia="zh-CN"/>
-              </w:rPr>
-              <w:t>按年</w:t>
-            </w:r>
-          </w:p>
-        </w:tc>
-        <w:tc>
-          <w:tcPr>
-            <w:tcW w:w="1275" w:type="dxa"/>
+                <w:rFonts w:hint="eastAsia" w:cs="宋体"/>
+                <w:snapToGrid w:val="0"/>
+                <w:color w:val="000000"/>
+                <w:kern w:val="0"/>
+                <w:sz w:val="18"/>
+                <w:szCs w:val="18"/>
+                <w:lang w:val="en-US" w:eastAsia="zh-CN" w:bidi="ar-SA"/>
+              </w:rPr>
+              <w:t>年度</w:t>
+            </w:r>
+          </w:p>
+        </w:tc>
+        <w:tc>
+          <w:tcPr>
+            <w:tcW w:w="1032" w:type="dxa"/>
             <w:shd w:val="clear" w:color="auto" w:fill="auto"/>
           </w:tcPr>
           <w:p>
             <w:pPr>
               <w:pStyle w:val="25"/>
               <w:spacing w:before="240" w:line="220" w:lineRule="auto"/>
-              <w:ind w:left="283" w:leftChars="0"/>
+              <w:ind w:left="0" w:leftChars="0" w:right="0" w:rightChars="0" w:firstLine="0" w:firstLineChars="0"/>
+              <w:jc w:val="center"/>
               <w:rPr>
                 <w:rFonts w:hint="default" w:ascii="宋体" w:hAnsi="宋体" w:eastAsia="宋体" w:cs="宋体"/>
                 <w:snapToGrid w:val="0"/>
@@ -8300,14 +8186,15 @@
         </w:tc>
         <w:tc>
           <w:tcPr>
-            <w:tcW w:w="1279" w:type="dxa"/>
+            <w:tcW w:w="788" w:type="dxa"/>
             <w:shd w:val="clear" w:color="auto" w:fill="auto"/>
           </w:tcPr>
           <w:p>
             <w:pPr>
               <w:pStyle w:val="25"/>
               <w:spacing w:before="240" w:line="220" w:lineRule="auto"/>
-              <w:ind w:left="369" w:leftChars="0"/>
+              <w:ind w:left="0" w:leftChars="0" w:right="0" w:rightChars="0" w:firstLine="0" w:firstLineChars="0"/>
+              <w:jc w:val="center"/>
               <w:rPr>
                 <w:rFonts w:hint="default" w:ascii="宋体" w:hAnsi="宋体" w:eastAsia="宋体" w:cs="宋体"/>
                 <w:snapToGrid w:val="0"/>
